--- a/docs/word/תיק פרויקט - ניווט אלוני יצחק.docx
+++ b/docs/word/תיק פרויקט - ניווט אלוני יצחק.docx
@@ -4775,7 +4775,7 @@
           <w:rFonts w:ascii="Arial" w:hAnsi="Arial" w:cs="David"/>
           <w:rtl/>
         </w:rPr>
-        <w:t xml:space="preserve">. לתיק נכנסים צילומי מסך מהאפליקציה האמיתית, לא העיצובים.</w:t>
+        <w:t xml:space="preserve">. לתיק נכנסים צילומי מסך מהאפליקציה האמיתית, לא העיצובים. עיצובי Figma נמצאים בנספח א’, וסקירת העיצוב ששינתה את הטבלה שלמטה נמצאת במדריך, סעיף 7.1.</w:t>
       </w:r>
     </w:p>
     <w:tbl>
@@ -4930,7 +4930,42 @@
                 <w:rFonts w:ascii="Arial" w:hAnsi="Arial" w:cs="David"/>
                 <w:rtl/>
               </w:rPr>
-              <w:t xml:space="preserve">פס התקדמות — מצב הסנכרון; כפתור</w:t>
+              <w:t xml:space="preserve">פס התקדמות — מצב הסנכרון; מצב הרשאות — הסבר לכל הרשאה וכפתור</w:t>
+            </w:r>
+            <w:r>
+              <w:rPr>
+                <w:rFonts w:ascii="Arial" w:hAnsi="Arial" w:cs="David"/>
+                <w:rtl/>
+              </w:rPr>
+              <w:t xml:space="preserve"> </w:t>
+            </w:r>
+            <w:r>
+              <w:rPr>
+                <w:rFonts w:ascii="Arial" w:hAnsi="Arial" w:cs="David"/>
+                <w:rtl/>
+              </w:rPr>
+              <w:t xml:space="preserve">“</w:t>
+            </w:r>
+            <w:r>
+              <w:rPr>
+                <w:rFonts w:ascii="Arial" w:hAnsi="Arial" w:cs="David"/>
+                <w:rtl/>
+              </w:rPr>
+              <w:t xml:space="preserve">אישור והמשך</w:t>
+            </w:r>
+            <w:r>
+              <w:rPr>
+                <w:rFonts w:ascii="Arial" w:hAnsi="Arial" w:cs="David"/>
+                <w:rtl/>
+              </w:rPr>
+              <w:t xml:space="preserve">”</w:t>
+            </w:r>
+            <w:r>
+              <w:rPr>
+                <w:rFonts w:ascii="Arial" w:hAnsi="Arial" w:cs="David"/>
+                <w:rtl/>
+              </w:rPr>
+              <w:t xml:space="preserve">; כפתור</w:t>
             </w:r>
             <w:r>
               <w:rPr>
@@ -5038,7 +5073,7 @@
                 <w:rFonts w:ascii="Arial" w:hAnsi="Arial" w:cs="David"/>
                 <w:rtl/>
               </w:rPr>
-              <w:t xml:space="preserve">תיבת חיפוש — קלט טקסט; רשימת תוצאות — בחירה בנגיעה; כוכב — הוספה למועדפים; כפתור נסתר לצוות — כניסה למסך העריכה</w:t>
+              <w:t xml:space="preserve">תיבת חיפוש — קלט טקסט; רשימת תוצאות — בחירה בנגיעה; כוכב — הוספה למועדפים; סרגל ניווט תחתון — מעבר בין חיפוש, מפה, מצלמה וניהול צוות</w:t>
             </w:r>
           </w:p>
         </w:tc>
@@ -5104,7 +5139,49 @@
                 <w:rFonts w:ascii="Arial" w:hAnsi="Arial" w:cs="David"/>
                 <w:rtl/>
               </w:rPr>
-              <w:t xml:space="preserve">מפת OpenStreetMap ועליה תרשים בית הספר — נגיעה ארוכה פותחת כיול; כפתור מצלמה — מעבר למסך המצלמה; תווית מרחק — מטרים שנותרו</w:t>
+              <w:t xml:space="preserve">מפת OpenStreetMap ועליה תרשים בית הספר — כפתור</w:t>
+            </w:r>
+            <w:r>
+              <w:rPr>
+                <w:rFonts w:ascii="Arial" w:hAnsi="Arial" w:cs="David"/>
+                <w:rtl/>
+              </w:rPr>
+              <w:t xml:space="preserve"> </w:t>
+            </w:r>
+            <w:r>
+              <w:rPr>
+                <w:rFonts w:ascii="Arial" w:hAnsi="Arial" w:cs="David"/>
+                <w:rtl/>
+              </w:rPr>
+              <w:t xml:space="preserve">“</w:t>
+            </w:r>
+            <w:r>
+              <w:rPr>
+                <w:rFonts w:ascii="Arial" w:hAnsi="Arial" w:cs="David"/>
+                <w:rtl/>
+              </w:rPr>
+              <w:t xml:space="preserve">מיקום שגוי?</w:t>
+            </w:r>
+            <w:r>
+              <w:rPr>
+                <w:rFonts w:ascii="Arial" w:hAnsi="Arial" w:cs="David"/>
+                <w:rtl/>
+              </w:rPr>
+              <w:t xml:space="preserve">”</w:t>
+            </w:r>
+            <w:r>
+              <w:rPr>
+                <w:rFonts w:ascii="Arial" w:hAnsi="Arial" w:cs="David"/>
+                <w:rtl/>
+              </w:rPr>
+              <w:t xml:space="preserve"> </w:t>
+            </w:r>
+            <w:r>
+              <w:rPr>
+                <w:rFonts w:ascii="Arial" w:hAnsi="Arial" w:cs="David"/>
+                <w:rtl/>
+              </w:rPr>
+              <w:t xml:space="preserve">— פתיחת הכיול; כפתור מצלמה — מעבר למסך המצלמה; תווית מרחק — מטרים שנותרו</w:t>
             </w:r>
           </w:p>
         </w:tc>
@@ -5796,14 +5873,14 @@
         </w:rPr>
         <w:drawing>
           <wp:inline>
-            <wp:extent cx="5334000" cy="2801937"/>
+            <wp:extent cx="5334000" cy="3111500"/>
             <wp:effectExtent b="0" l="0" r="0" t="0"/>
             <wp:docPr descr="זרימת מסכים · 9 מסכים" title="" id="36" name="Picture"/>
             <a:graphic>
               <a:graphicData uri="http://schemas.openxmlformats.org/drawingml/2006/picture">
                 <pic:pic>
                   <pic:nvPicPr>
-                    <pic:cNvPr descr="/root/.claude/projects/-home-claude/e43bf434-51a5-5c28-828a-12ddd14e064e/tool-results/mcp-Claude_Docs-blob-1792612515966-alzizi.png" id="37" name="Picture"/>
+                    <pic:cNvPr descr="/root/.claude/projects/-home-claude/e43bf434-51a5-5c28-828a-12ddd14e064e/tool-results/mcp-Claude_Docs-blob-1792662138444-63vho2.png" id="37" name="Picture"/>
                     <pic:cNvPicPr>
                       <a:picLocks noChangeArrowheads="1" noChangeAspect="1"/>
                     </pic:cNvPicPr>
@@ -5817,7 +5894,7 @@
                   <pic:spPr bwMode="auto">
                     <a:xfrm>
                       <a:off x="0" y="0"/>
-                      <a:ext cx="5334000" cy="2801937"/>
+                      <a:ext cx="5334000" cy="3111500"/>
                     </a:xfrm>
                     <a:prstGeom prst="rect">
                       <a:avLst/>
@@ -5858,7 +5935,7 @@
           <w:rFonts w:ascii="Arial" w:hAnsi="Arial" w:cs="David"/>
           <w:rtl/>
         </w:rPr>
-        <w:t xml:space="preserve">הזרימה הראשית רצה מימין לשמאל: פתיחה, חיפוש, מפה ומצלמה. מסך המצלמה הוא לב האפליקציה; הגעה ליעד אפשרית גם ממסך המפה, ומשם חוזרים תמיד לחיפוש.</w:t>
+        <w:t xml:space="preserve">הזרימה הראשית רצה מימין לשמאל: פתיחה, חיפוש, מפה ומצלמה. מסך המצלמה הוא לב האפליקציה; הגעה ליעד אפשרית גם ממסך המפה, ומשם חוזרים תמיד לחיפוש. בנוסף, סרגל ניווט תחתון מחבר את ארבעת המסכים הראשיים — חיפוש, מפה, מצלמה וניהול צוות — ומאפשר לעבור ביניהם בנגיעה אחת.</w:t>
       </w:r>
     </w:p>
     <w:bookmarkEnd w:id="38"/>
@@ -6279,7 +6356,7 @@
       </w:r>
     </w:p>
     <w:bookmarkEnd w:id="49"/>
-    <w:bookmarkStart w:id="50" w:name="נספחים"/>
+    <w:bookmarkStart w:id="57" w:name="נספחים"/>
     <w:p>
       <w:pPr>
         <w:bidi/>
@@ -6305,7 +6382,164 @@
         <w:t xml:space="preserve">קוד המחלקות כתדפיס מסודר עם הערות Javadoc, והסברים על הטכנולוגיות שבשימוש.</w:t>
       </w:r>
     </w:p>
-    <w:bookmarkEnd w:id="50"/>
+    <w:bookmarkStart w:id="56" w:name="נספח-א-עיצובי-המסכים"/>
+    <w:p>
+      <w:pPr>
+        <w:bidi/>
+        <w:pStyle w:val="Heading3"/>
+      </w:pPr>
+      <w:r>
+        <w:rPr>
+          <w:rFonts w:ascii="Arial" w:hAnsi="Arial" w:cs="David"/>
+          <w:rtl/>
+        </w:rPr>
+        <w:t xml:space="preserve">נספח א’ — עיצובי המסכים</w:t>
+      </w:r>
+    </w:p>
+    <w:p>
+      <w:pPr>
+        <w:bidi/>
+      </w:pPr>
+      <w:r>
+        <w:rPr>
+          <w:rFonts w:ascii="Arial" w:hAnsi="Arial" w:cs="David"/>
+          <w:rtl/>
+        </w:rPr>
+        <w:t xml:space="preserve">עיצובי המסכים מ-Figma, שלפיהם נבנה הממשק. צילומי המסך מהאפליקציה עצמה מופיעים בפרק 2.2.</w:t>
+      </w:r>
+    </w:p>
+    <w:p>
+      <w:pPr>
+        <w:bidi/>
+        <w:pStyle w:val="CaptionedFigure"/>
+      </w:pPr>
+      <w:r>
+        <w:rPr>
+          <w:rFonts w:ascii="Arial" w:hAnsi="Arial" w:cs="David"/>
+          <w:rtl/>
+        </w:rPr>
+        <w:drawing>
+          <wp:inline>
+            <wp:extent cx="5334000" cy="2663771"/>
+            <wp:effectExtent b="0" l="0" r="0" t="0"/>
+            <wp:docPr descr="עיצובי המסכים, חלק 1: פתיחה, הרשאות, חיפוש, מפה ומצלמה" title="" id="51" name="Picture"/>
+            <a:graphic>
+              <a:graphicData uri="http://schemas.openxmlformats.org/drawingml/2006/picture">
+                <pic:pic>
+                  <pic:nvPicPr>
+                    <pic:cNvPr descr="/root/.claude/projects/-home-claude/e43bf434-51a5-5c28-828a-12ddd14e064e/tool-results/design-scr-dsgn01.png" id="52" name="Picture"/>
+                    <pic:cNvPicPr>
+                      <a:picLocks noChangeArrowheads="1" noChangeAspect="1"/>
+                    </pic:cNvPicPr>
+                  </pic:nvPicPr>
+                  <pic:blipFill>
+                    <a:blip r:embed="rId50"/>
+                    <a:stretch>
+                      <a:fillRect/>
+                    </a:stretch>
+                  </pic:blipFill>
+                  <pic:spPr bwMode="auto">
+                    <a:xfrm>
+                      <a:off x="0" y="0"/>
+                      <a:ext cx="5334000" cy="2663771"/>
+                    </a:xfrm>
+                    <a:prstGeom prst="rect">
+                      <a:avLst/>
+                    </a:prstGeom>
+                    <a:noFill/>
+                    <a:ln w="9525">
+                      <a:noFill/>
+                      <a:headEnd/>
+                      <a:tailEnd/>
+                    </a:ln>
+                  </pic:spPr>
+                </pic:pic>
+              </a:graphicData>
+            </a:graphic>
+          </wp:inline>
+        </w:drawing>
+      </w:r>
+    </w:p>
+    <w:p>
+      <w:pPr>
+        <w:bidi/>
+        <w:pStyle w:val="ImageCaption"/>
+      </w:pPr>
+      <w:r>
+        <w:rPr>
+          <w:rFonts w:ascii="Arial" w:hAnsi="Arial" w:cs="David"/>
+          <w:rtl/>
+        </w:rPr>
+        <w:t xml:space="preserve">עיצובי המסכים, חלק 1: פתיחה, הרשאות, חיפוש, מפה ומצלמה</w:t>
+      </w:r>
+    </w:p>
+    <w:p>
+      <w:pPr>
+        <w:bidi/>
+        <w:pStyle w:val="CaptionedFigure"/>
+      </w:pPr>
+      <w:r>
+        <w:rPr>
+          <w:rFonts w:ascii="Arial" w:hAnsi="Arial" w:cs="David"/>
+          <w:rtl/>
+        </w:rPr>
+        <w:drawing>
+          <wp:inline>
+            <wp:extent cx="5334000" cy="2583050"/>
+            <wp:effectExtent b="0" l="0" r="0" t="0"/>
+            <wp:docPr descr="עיצובי המסכים, חלק 2: הגעה ליעד, כיול, כניסת צוות, ניהול חדרים והתאמת מפה" title="" id="54" name="Picture"/>
+            <a:graphic>
+              <a:graphicData uri="http://schemas.openxmlformats.org/drawingml/2006/picture">
+                <pic:pic>
+                  <pic:nvPicPr>
+                    <pic:cNvPr descr="/root/.claude/projects/-home-claude/e43bf434-51a5-5c28-828a-12ddd14e064e/tool-results/design-scr-dsgn02.png" id="55" name="Picture"/>
+                    <pic:cNvPicPr>
+                      <a:picLocks noChangeArrowheads="1" noChangeAspect="1"/>
+                    </pic:cNvPicPr>
+                  </pic:nvPicPr>
+                  <pic:blipFill>
+                    <a:blip r:embed="rId53"/>
+                    <a:stretch>
+                      <a:fillRect/>
+                    </a:stretch>
+                  </pic:blipFill>
+                  <pic:spPr bwMode="auto">
+                    <a:xfrm>
+                      <a:off x="0" y="0"/>
+                      <a:ext cx="5334000" cy="2583050"/>
+                    </a:xfrm>
+                    <a:prstGeom prst="rect">
+                      <a:avLst/>
+                    </a:prstGeom>
+                    <a:noFill/>
+                    <a:ln w="9525">
+                      <a:noFill/>
+                      <a:headEnd/>
+                      <a:tailEnd/>
+                    </a:ln>
+                  </pic:spPr>
+                </pic:pic>
+              </a:graphicData>
+            </a:graphic>
+          </wp:inline>
+        </w:drawing>
+      </w:r>
+    </w:p>
+    <w:p>
+      <w:pPr>
+        <w:bidi/>
+        <w:pStyle w:val="ImageCaption"/>
+      </w:pPr>
+      <w:r>
+        <w:rPr>
+          <w:rFonts w:ascii="Arial" w:hAnsi="Arial" w:cs="David"/>
+          <w:rtl/>
+        </w:rPr>
+        <w:t xml:space="preserve">עיצובי המסכים, חלק 2: הגעה ליעד, כיול, כניסת צוות, ניהול חדרים והתאמת מפה</w:t>
+      </w:r>
+    </w:p>
+    <w:bookmarkEnd w:id="56"/>
+    <w:bookmarkEnd w:id="57"/>
     <w:sectPr>
       <w:headerReference w:type="default" r:id="rId9"/>
       <w:footerReference w:type="default" r:id="rId10"/>

--- a/docs/word/תיק פרויקט - ניווט אלוני יצחק.docx
+++ b/docs/word/תיק פרויקט - ניווט אלוני יצחק.docx
@@ -4,56 +4,23 @@
   <w:body>
     <w:p>
       <w:pPr>
-        <w:bidi/>
-        <w:pStyle w:val="Title"/>
-      </w:pPr>
-      <w:r>
-        <w:rPr>
-          <w:rFonts w:ascii="Arial" w:hAnsi="Arial" w:cs="David"/>
+        <w:pStyle w:val="Heading1"/>
+        <w:bidi/>
+      </w:pPr>
+      <w:r>
+        <w:rPr>
           <w:rtl/>
         </w:rPr>
         <w:t xml:space="preserve">תיק פרויקט — ניווט אלוני יצחק</w:t>
       </w:r>
     </w:p>
-    <w:sdt>
-      <w:sdtPr>
-        <w:docPartObj>
-          <w:docPartGallery w:val="Table of Contents"/>
-          <w:docPartUnique/>
-        </w:docPartObj>
-      </w:sdtPr>
-      <w:sdtContent>
-        <w:p>
-          <w:pPr>
-            <w:pStyle w:val="TOCHeading"/>
-            <w:bidi/>
-          </w:pPr>
-          <w:r>
-            <w:rPr>
-              <w:rtl/>
-            </w:rPr>
-            <w:t xml:space="preserve">תוכן עניינים</w:t>
-          </w:r>
-        </w:p>
-        <w:p>
-          <w:r>
-            <w:fldChar w:fldCharType="begin" w:dirty="true"/>
-            <w:instrText xml:space="preserve">TOC \o "1-3" \h \z \u</w:instrText>
-            <w:fldChar w:fldCharType="separate"/>
-            <w:fldChar w:fldCharType="end"/>
-          </w:r>
-        </w:p>
-      </w:sdtContent>
-    </w:sdt>
-    <w:bookmarkStart w:id="24" w:name="שער"/>
-    <w:p>
-      <w:pPr>
-        <w:bidi/>
+    <w:p>
+      <w:pPr>
         <w:pStyle w:val="Heading2"/>
-      </w:pPr>
-      <w:r>
-        <w:rPr>
-          <w:rFonts w:ascii="Arial" w:hAnsi="Arial" w:cs="David"/>
+        <w:bidi/>
+      </w:pPr>
+      <w:r>
+        <w:rPr>
           <w:rtl/>
         </w:rPr>
         <w:t xml:space="preserve">שער</w:t>
@@ -87,12 +54,12 @@
           <w:tcPr/>
           <w:p>
             <w:pPr>
-              <w:bidi/>
-              <w:pStyle w:val="Compact"/>
-            </w:pPr>
-            <w:r>
-              <w:rPr>
-                <w:rFonts w:ascii="Arial" w:hAnsi="Arial" w:cs="David"/>
+              <w:pStyle w:val="Compact"/>
+              <w:bidi/>
+              <w:jc w:val="left"/>
+            </w:pPr>
+            <w:r>
+              <w:rPr>
                 <w:rtl/>
               </w:rPr>
               <w:t xml:space="preserve">שדה</w:t>
@@ -103,12 +70,12 @@
           <w:tcPr/>
           <w:p>
             <w:pPr>
-              <w:bidi/>
-              <w:pStyle w:val="Compact"/>
-            </w:pPr>
-            <w:r>
-              <w:rPr>
-                <w:rFonts w:ascii="Arial" w:hAnsi="Arial" w:cs="David"/>
+              <w:pStyle w:val="Compact"/>
+              <w:bidi/>
+              <w:jc w:val="left"/>
+            </w:pPr>
+            <w:r>
+              <w:rPr>
                 <w:rtl/>
               </w:rPr>
               <w:t xml:space="preserve">ערך</w:t>
@@ -121,12 +88,12 @@
           <w:tcPr/>
           <w:p>
             <w:pPr>
-              <w:bidi/>
-              <w:pStyle w:val="Compact"/>
-            </w:pPr>
-            <w:r>
-              <w:rPr>
-                <w:rFonts w:ascii="Arial" w:hAnsi="Arial" w:cs="David"/>
+              <w:pStyle w:val="Compact"/>
+              <w:bidi/>
+              <w:jc w:val="left"/>
+            </w:pPr>
+            <w:r>
+              <w:rPr>
                 <w:rtl/>
               </w:rPr>
               <w:t xml:space="preserve">לוגו בית הספר</w:t>
@@ -137,12 +104,12 @@
           <w:tcPr/>
           <w:p>
             <w:pPr>
-              <w:bidi/>
-              <w:pStyle w:val="Compact"/>
-            </w:pPr>
-            <w:r>
-              <w:rPr>
-                <w:rFonts w:ascii="Arial" w:hAnsi="Arial" w:cs="David"/>
+              <w:pStyle w:val="Compact"/>
+              <w:bidi/>
+              <w:jc w:val="left"/>
+            </w:pPr>
+            <w:r>
+              <w:rPr>
                 <w:rtl/>
               </w:rPr>
               <w:t xml:space="preserve">[להוסיף בייצוא ל-Word]</w:t>
@@ -155,12 +122,12 @@
           <w:tcPr/>
           <w:p>
             <w:pPr>
-              <w:bidi/>
-              <w:pStyle w:val="Compact"/>
-            </w:pPr>
-            <w:r>
-              <w:rPr>
-                <w:rFonts w:ascii="Arial" w:hAnsi="Arial" w:cs="David"/>
+              <w:pStyle w:val="Compact"/>
+              <w:bidi/>
+              <w:jc w:val="left"/>
+            </w:pPr>
+            <w:r>
+              <w:rPr>
                 <w:rtl/>
               </w:rPr>
               <w:t xml:space="preserve">שם בית הספר</w:t>
@@ -171,12 +138,12 @@
           <w:tcPr/>
           <w:p>
             <w:pPr>
-              <w:bidi/>
-              <w:pStyle w:val="Compact"/>
-            </w:pPr>
-            <w:r>
-              <w:rPr>
-                <w:rFonts w:ascii="Arial" w:hAnsi="Arial" w:cs="David"/>
+              <w:pStyle w:val="Compact"/>
+              <w:bidi/>
+              <w:jc w:val="left"/>
+            </w:pPr>
+            <w:r>
+              <w:rPr>
                 <w:rtl/>
               </w:rPr>
               <w:t xml:space="preserve">כפר הנוער אלוני יצחק</w:t>
@@ -189,12 +156,12 @@
           <w:tcPr/>
           <w:p>
             <w:pPr>
-              <w:bidi/>
-              <w:pStyle w:val="Compact"/>
-            </w:pPr>
-            <w:r>
-              <w:rPr>
-                <w:rFonts w:ascii="Arial" w:hAnsi="Arial" w:cs="David"/>
+              <w:pStyle w:val="Compact"/>
+              <w:bidi/>
+              <w:jc w:val="left"/>
+            </w:pPr>
+            <w:r>
+              <w:rPr>
                 <w:rtl/>
               </w:rPr>
               <w:t xml:space="preserve">שם העבודה</w:t>
@@ -205,12 +172,12 @@
           <w:tcPr/>
           <w:p>
             <w:pPr>
-              <w:bidi/>
-              <w:pStyle w:val="Compact"/>
-            </w:pPr>
-            <w:r>
-              <w:rPr>
-                <w:rFonts w:ascii="Arial" w:hAnsi="Arial" w:cs="David"/>
+              <w:pStyle w:val="Compact"/>
+              <w:bidi/>
+              <w:jc w:val="left"/>
+            </w:pPr>
+            <w:r>
+              <w:rPr>
                 <w:rtl/>
               </w:rPr>
               <w:t xml:space="preserve">ניווט אלוני יצחק — אפליקציית ניווט AR בקמפוס</w:t>
@@ -223,12 +190,12 @@
           <w:tcPr/>
           <w:p>
             <w:pPr>
-              <w:bidi/>
-              <w:pStyle w:val="Compact"/>
-            </w:pPr>
-            <w:r>
-              <w:rPr>
-                <w:rFonts w:ascii="Arial" w:hAnsi="Arial" w:cs="David"/>
+              <w:pStyle w:val="Compact"/>
+              <w:bidi/>
+              <w:jc w:val="left"/>
+            </w:pPr>
+            <w:r>
+              <w:rPr>
                 <w:rtl/>
               </w:rPr>
               <w:t xml:space="preserve">שם התלמיד</w:t>
@@ -239,12 +206,12 @@
           <w:tcPr/>
           <w:p>
             <w:pPr>
-              <w:bidi/>
-              <w:pStyle w:val="Compact"/>
-            </w:pPr>
-            <w:r>
-              <w:rPr>
-                <w:rFonts w:ascii="Arial" w:hAnsi="Arial" w:cs="David"/>
+              <w:pStyle w:val="Compact"/>
+              <w:bidi/>
+              <w:jc w:val="left"/>
+            </w:pPr>
+            <w:r>
+              <w:rPr>
                 <w:rtl/>
               </w:rPr>
               <w:t xml:space="preserve">[שם התלמיד]</w:t>
@@ -257,12 +224,12 @@
           <w:tcPr/>
           <w:p>
             <w:pPr>
-              <w:bidi/>
-              <w:pStyle w:val="Compact"/>
-            </w:pPr>
-            <w:r>
-              <w:rPr>
-                <w:rFonts w:ascii="Arial" w:hAnsi="Arial" w:cs="David"/>
+              <w:pStyle w:val="Compact"/>
+              <w:bidi/>
+              <w:jc w:val="left"/>
+            </w:pPr>
+            <w:r>
+              <w:rPr>
                 <w:rtl/>
               </w:rPr>
               <w:t xml:space="preserve">ת.ז. התלמיד</w:t>
@@ -273,12 +240,12 @@
           <w:tcPr/>
           <w:p>
             <w:pPr>
-              <w:bidi/>
-              <w:pStyle w:val="Compact"/>
-            </w:pPr>
-            <w:r>
-              <w:rPr>
-                <w:rFonts w:ascii="Arial" w:hAnsi="Arial" w:cs="David"/>
+              <w:pStyle w:val="Compact"/>
+              <w:bidi/>
+              <w:jc w:val="left"/>
+            </w:pPr>
+            <w:r>
+              <w:rPr>
                 <w:rtl/>
               </w:rPr>
               <w:t xml:space="preserve">[מספר ת.ז.]</w:t>
@@ -291,12 +258,12 @@
           <w:tcPr/>
           <w:p>
             <w:pPr>
-              <w:bidi/>
-              <w:pStyle w:val="Compact"/>
-            </w:pPr>
-            <w:r>
-              <w:rPr>
-                <w:rFonts w:ascii="Arial" w:hAnsi="Arial" w:cs="David"/>
+              <w:pStyle w:val="Compact"/>
+              <w:bidi/>
+              <w:jc w:val="left"/>
+            </w:pPr>
+            <w:r>
+              <w:rPr>
                 <w:rtl/>
               </w:rPr>
               <w:t xml:space="preserve">שם המנחה</w:t>
@@ -307,12 +274,12 @@
           <w:tcPr/>
           <w:p>
             <w:pPr>
-              <w:bidi/>
-              <w:pStyle w:val="Compact"/>
-            </w:pPr>
-            <w:r>
-              <w:rPr>
-                <w:rFonts w:ascii="Arial" w:hAnsi="Arial" w:cs="David"/>
+              <w:pStyle w:val="Compact"/>
+              <w:bidi/>
+              <w:jc w:val="left"/>
+            </w:pPr>
+            <w:r>
+              <w:rPr>
                 <w:rtl/>
               </w:rPr>
               <w:t xml:space="preserve">[שם המנחה]</w:t>
@@ -325,12 +292,12 @@
           <w:tcPr/>
           <w:p>
             <w:pPr>
-              <w:bidi/>
-              <w:pStyle w:val="Compact"/>
-            </w:pPr>
-            <w:r>
-              <w:rPr>
-                <w:rFonts w:ascii="Arial" w:hAnsi="Arial" w:cs="David"/>
+              <w:pStyle w:val="Compact"/>
+              <w:bidi/>
+              <w:jc w:val="left"/>
+            </w:pPr>
+            <w:r>
+              <w:rPr>
                 <w:rtl/>
               </w:rPr>
               <w:t xml:space="preserve">שם החלופה</w:t>
@@ -341,12 +308,12 @@
           <w:tcPr/>
           <w:p>
             <w:pPr>
-              <w:bidi/>
-              <w:pStyle w:val="Compact"/>
-            </w:pPr>
-            <w:r>
-              <w:rPr>
-                <w:rFonts w:ascii="Arial" w:hAnsi="Arial" w:cs="David"/>
+              <w:pStyle w:val="Compact"/>
+              <w:bidi/>
+              <w:jc w:val="left"/>
+            </w:pPr>
+            <w:r>
+              <w:rPr>
                 <w:rtl/>
               </w:rPr>
               <w:t xml:space="preserve">תכנות טלפונים חכמים, הנדסת תוכנה 883589</w:t>
@@ -359,12 +326,12 @@
           <w:tcPr/>
           <w:p>
             <w:pPr>
-              <w:bidi/>
-              <w:pStyle w:val="Compact"/>
-            </w:pPr>
-            <w:r>
-              <w:rPr>
-                <w:rFonts w:ascii="Arial" w:hAnsi="Arial" w:cs="David"/>
+              <w:pStyle w:val="Compact"/>
+              <w:bidi/>
+              <w:jc w:val="left"/>
+            </w:pPr>
+            <w:r>
+              <w:rPr>
                 <w:rtl/>
               </w:rPr>
               <w:t xml:space="preserve">תאריך ההגשה</w:t>
@@ -375,12 +342,12 @@
           <w:tcPr/>
           <w:p>
             <w:pPr>
-              <w:bidi/>
-              <w:pStyle w:val="Compact"/>
-            </w:pPr>
-            <w:r>
-              <w:rPr>
-                <w:rFonts w:ascii="Arial" w:hAnsi="Arial" w:cs="David"/>
+              <w:pStyle w:val="Compact"/>
+              <w:bidi/>
+              <w:jc w:val="left"/>
+            </w:pPr>
+            <w:r>
+              <w:rPr>
                 <w:rtl/>
               </w:rPr>
               <w:t xml:space="preserve">[תאריך]</w:t>
@@ -391,28 +358,37 @@
     </w:tbl>
     <w:p>
       <w:pPr>
-        <w:bidi/>
         <w:pStyle w:val="BlockText"/>
-      </w:pPr>
-      <w:r>
-        <w:rPr>
-          <w:rFonts w:ascii="Arial" w:hAnsi="Arial" w:cs="David"/>
+        <w:bidi/>
+      </w:pPr>
+      <w:r>
+        <w:rPr>
+          <w:rtl/>
+        </w:rPr>
+        <w:t xml:space="preserve">[!NOTE]</w:t>
+      </w:r>
+      <w:r>
+        <w:rPr>
+          <w:rtl/>
+        </w:rPr>
+        <w:t xml:space="preserve"> </w:t>
+      </w:r>
+      <w:r>
+        <w:rPr>
+          <w:rtl/>
           <w:bCs/>
           <w:b/>
-          <w:rtl/>
         </w:rPr>
         <w:t xml:space="preserve">הערה לתלמידים:</w:t>
       </w:r>
       <w:r>
         <w:rPr>
-          <w:rFonts w:ascii="Arial" w:hAnsi="Arial" w:cs="David"/>
           <w:rtl/>
         </w:rPr>
         <w:t xml:space="preserve"> </w:t>
       </w:r>
       <w:r>
         <w:rPr>
-          <w:rFonts w:ascii="Arial" w:hAnsi="Arial" w:cs="David"/>
           <w:rtl/>
         </w:rPr>
         <w:t xml:space="preserve">בייצוא ל-Word מוסיפים לוגו, כותרת עליונה עם שם התלמיד ושם הפרויקט, כותרת תחתונה עם מספר עמוד, וגופן David או Arial בגודל עד 12, לפי ההנחיות.</w:t>
@@ -420,35 +396,429 @@
     </w:p>
     <w:p>
       <w:pPr>
-        <w:bidi/>
+        <w:pStyle w:val="Heading2"/>
+        <w:bidi/>
+      </w:pPr>
+      <w:r>
+        <w:rPr>
+          <w:rtl/>
+        </w:rPr>
+        <w:t xml:space="preserve">תוכן עניינים</w:t>
+      </w:r>
+    </w:p>
+    <w:p>
+      <w:pPr>
+        <w:numPr>
+          <w:ilvl w:val="0"/>
+          <w:numId w:val="1001"/>
+        </w:numPr>
+        <w:pStyle w:val="Compact"/>
+        <w:bidi/>
+      </w:pPr>
+      <w:r>
+        <w:rPr>
+          <w:rtl/>
+        </w:rPr>
+        <w:t xml:space="preserve">טבלת תכולות הפרויקט</w:t>
+      </w:r>
+    </w:p>
+    <w:p>
+      <w:pPr>
+        <w:numPr>
+          <w:ilvl w:val="0"/>
+          <w:numId w:val="1001"/>
+        </w:numPr>
+        <w:pStyle w:val="Compact"/>
+        <w:bidi/>
+      </w:pPr>
+    </w:p>
+    <w:p>
+      <w:pPr>
+        <w:numPr>
+          <w:ilvl w:val="1"/>
+          <w:numId w:val="1002"/>
+        </w:numPr>
+        <w:pStyle w:val="Compact"/>
+        <w:bidi/>
+      </w:pPr>
+      <w:r>
+        <w:rPr>
+          <w:rtl/>
+        </w:rPr>
+        <w:t xml:space="preserve">מבוא</w:t>
+      </w:r>
+    </w:p>
+    <w:p>
+      <w:pPr>
+        <w:numPr>
+          <w:ilvl w:val="1"/>
+          <w:numId w:val="1003"/>
+        </w:numPr>
+        <w:pStyle w:val="Compact"/>
+        <w:bidi/>
+      </w:pPr>
+      <w:r>
+        <w:rPr>
+          <w:rtl/>
+        </w:rPr>
+        <w:t xml:space="preserve">1.1 הרקע לפרויקט</w:t>
+      </w:r>
+    </w:p>
+    <w:p>
+      <w:pPr>
+        <w:numPr>
+          <w:ilvl w:val="1"/>
+          <w:numId w:val="1003"/>
+        </w:numPr>
+        <w:pStyle w:val="Compact"/>
+        <w:bidi/>
+      </w:pPr>
+      <w:r>
+        <w:rPr>
+          <w:rtl/>
+        </w:rPr>
+        <w:t xml:space="preserve">1.2 תהליך המחקר</w:t>
+      </w:r>
+    </w:p>
+    <w:p>
+      <w:pPr>
+        <w:numPr>
+          <w:ilvl w:val="1"/>
+          <w:numId w:val="1003"/>
+        </w:numPr>
+        <w:pStyle w:val="Compact"/>
+        <w:bidi/>
+      </w:pPr>
+      <w:r>
+        <w:rPr>
+          <w:rtl/>
+        </w:rPr>
+        <w:t xml:space="preserve">1.3 אתגרים מרכזיים</w:t>
+      </w:r>
+    </w:p>
+    <w:p>
+      <w:pPr>
+        <w:numPr>
+          <w:ilvl w:val="1"/>
+          <w:numId w:val="1003"/>
+        </w:numPr>
+        <w:pStyle w:val="Compact"/>
+        <w:bidi/>
+      </w:pPr>
+      <w:r>
+        <w:rPr>
+          <w:rtl/>
+        </w:rPr>
+        <w:t xml:space="preserve">1.4 חידושים, התאמות ועדכונים</w:t>
+      </w:r>
+    </w:p>
+    <w:p>
+      <w:pPr>
+        <w:numPr>
+          <w:ilvl w:val="1"/>
+          <w:numId w:val="1003"/>
+        </w:numPr>
+        <w:pStyle w:val="Compact"/>
+        <w:bidi/>
+      </w:pPr>
+      <w:r>
+        <w:rPr>
+          <w:rtl/>
+        </w:rPr>
+        <w:t xml:space="preserve">1.5 תיאור תחום הידע</w:t>
+      </w:r>
+    </w:p>
+    <w:p>
+      <w:pPr>
+        <w:numPr>
+          <w:ilvl w:val="0"/>
+          <w:numId w:val="1001"/>
+        </w:numPr>
+        <w:pStyle w:val="Compact"/>
+        <w:bidi/>
+      </w:pPr>
+    </w:p>
+    <w:p>
+      <w:pPr>
+        <w:numPr>
+          <w:ilvl w:val="1"/>
+          <w:numId w:val="1004"/>
+        </w:numPr>
+        <w:pStyle w:val="Compact"/>
+        <w:bidi/>
+      </w:pPr>
+      <w:r>
+        <w:rPr>
+          <w:rtl/>
+        </w:rPr>
+        <w:t xml:space="preserve">מבנה / ארכיטקטורה</w:t>
+      </w:r>
+    </w:p>
+    <w:p>
+      <w:pPr>
+        <w:numPr>
+          <w:ilvl w:val="1"/>
+          <w:numId w:val="1005"/>
+        </w:numPr>
+        <w:pStyle w:val="Compact"/>
+        <w:bidi/>
+      </w:pPr>
+      <w:r>
+        <w:rPr>
+          <w:rtl/>
+        </w:rPr>
+        <w:t xml:space="preserve">2.1 מסך הפתיחה</w:t>
+      </w:r>
+    </w:p>
+    <w:p>
+      <w:pPr>
+        <w:numPr>
+          <w:ilvl w:val="1"/>
+          <w:numId w:val="1005"/>
+        </w:numPr>
+        <w:pStyle w:val="Compact"/>
+        <w:bidi/>
+      </w:pPr>
+      <w:r>
+        <w:rPr>
+          <w:rtl/>
+        </w:rPr>
+        <w:t xml:space="preserve">2.2 תכנון ותיעוד מסכי הפרויקט</w:t>
+      </w:r>
+    </w:p>
+    <w:p>
+      <w:pPr>
+        <w:numPr>
+          <w:ilvl w:val="1"/>
+          <w:numId w:val="1005"/>
+        </w:numPr>
+        <w:pStyle w:val="Compact"/>
+        <w:bidi/>
+      </w:pPr>
+      <w:r>
+        <w:rPr>
+          <w:rtl/>
+        </w:rPr>
+        <w:t xml:space="preserve">2.3 תרשים מסכים</w:t>
+      </w:r>
+    </w:p>
+    <w:p>
+      <w:pPr>
+        <w:numPr>
+          <w:ilvl w:val="1"/>
+          <w:numId w:val="1005"/>
+        </w:numPr>
+        <w:pStyle w:val="Compact"/>
+        <w:bidi/>
+      </w:pPr>
+      <w:r>
+        <w:rPr>
+          <w:rtl/>
+        </w:rPr>
+        <w:t xml:space="preserve">2.4 תיאור מחלקות הפרויקט (UML)</w:t>
+      </w:r>
+    </w:p>
+    <w:p>
+      <w:pPr>
+        <w:numPr>
+          <w:ilvl w:val="0"/>
+          <w:numId w:val="1001"/>
+        </w:numPr>
+        <w:pStyle w:val="Compact"/>
+        <w:bidi/>
+      </w:pPr>
+    </w:p>
+    <w:p>
+      <w:pPr>
+        <w:numPr>
+          <w:ilvl w:val="1"/>
+          <w:numId w:val="1006"/>
+        </w:numPr>
+        <w:pStyle w:val="Compact"/>
+        <w:bidi/>
+      </w:pPr>
+      <w:r>
+        <w:rPr>
+          <w:rtl/>
+        </w:rPr>
+        <w:t xml:space="preserve">מימוש הפרויקט</w:t>
+      </w:r>
+    </w:p>
+    <w:p>
+      <w:pPr>
+        <w:numPr>
+          <w:ilvl w:val="1"/>
+          <w:numId w:val="1007"/>
+        </w:numPr>
+        <w:pStyle w:val="Compact"/>
+        <w:bidi/>
+      </w:pPr>
+      <w:r>
+        <w:rPr>
+          <w:rtl/>
+        </w:rPr>
+        <w:t xml:space="preserve">3.1 בסיס נתונים</w:t>
+      </w:r>
+    </w:p>
+    <w:p>
+      <w:pPr>
+        <w:numPr>
+          <w:ilvl w:val="1"/>
+          <w:numId w:val="1007"/>
+        </w:numPr>
+        <w:pStyle w:val="Compact"/>
+        <w:bidi/>
+      </w:pPr>
+      <w:r>
+        <w:rPr>
+          <w:rtl/>
+        </w:rPr>
+        <w:t xml:space="preserve">3.2 מודל זיהוי המבנים</w:t>
+      </w:r>
+    </w:p>
+    <w:p>
+      <w:pPr>
+        <w:numPr>
+          <w:ilvl w:val="0"/>
+          <w:numId w:val="1001"/>
+        </w:numPr>
+        <w:pStyle w:val="Compact"/>
+        <w:bidi/>
+      </w:pPr>
+    </w:p>
+    <w:p>
+      <w:pPr>
+        <w:numPr>
+          <w:ilvl w:val="1"/>
+          <w:numId w:val="1008"/>
+        </w:numPr>
+        <w:pStyle w:val="Compact"/>
+        <w:bidi/>
+      </w:pPr>
+      <w:r>
+        <w:rPr>
+          <w:rtl/>
+        </w:rPr>
+        <w:t xml:space="preserve">מדריך למשתמש</w:t>
+      </w:r>
+    </w:p>
+    <w:p>
+      <w:pPr>
+        <w:numPr>
+          <w:ilvl w:val="0"/>
+          <w:numId w:val="1001"/>
+        </w:numPr>
+        <w:pStyle w:val="Compact"/>
+        <w:bidi/>
+      </w:pPr>
+    </w:p>
+    <w:p>
+      <w:pPr>
+        <w:numPr>
+          <w:ilvl w:val="1"/>
+          <w:numId w:val="1009"/>
+        </w:numPr>
+        <w:pStyle w:val="Compact"/>
+        <w:bidi/>
+      </w:pPr>
+      <w:r>
+        <w:rPr>
+          <w:rtl/>
+        </w:rPr>
+        <w:t xml:space="preserve">רפלקציה / סיכום אישי</w:t>
+      </w:r>
+    </w:p>
+    <w:p>
+      <w:pPr>
+        <w:numPr>
+          <w:ilvl w:val="0"/>
+          <w:numId w:val="1001"/>
+        </w:numPr>
+        <w:pStyle w:val="Compact"/>
+        <w:bidi/>
+      </w:pPr>
+    </w:p>
+    <w:p>
+      <w:pPr>
+        <w:numPr>
+          <w:ilvl w:val="1"/>
+          <w:numId w:val="1010"/>
+        </w:numPr>
+        <w:pStyle w:val="Compact"/>
+        <w:bidi/>
+      </w:pPr>
+      <w:r>
+        <w:rPr>
+          <w:rtl/>
+        </w:rPr>
+        <w:t xml:space="preserve">ביבליוגרפיה</w:t>
+      </w:r>
+    </w:p>
+    <w:p>
+      <w:pPr>
+        <w:numPr>
+          <w:ilvl w:val="0"/>
+          <w:numId w:val="1001"/>
+        </w:numPr>
+        <w:pStyle w:val="Compact"/>
+        <w:bidi/>
+      </w:pPr>
+    </w:p>
+    <w:p>
+      <w:pPr>
+        <w:numPr>
+          <w:ilvl w:val="1"/>
+          <w:numId w:val="1011"/>
+        </w:numPr>
+        <w:pStyle w:val="Compact"/>
+        <w:bidi/>
+      </w:pPr>
+      <w:r>
+        <w:rPr>
+          <w:rtl/>
+        </w:rPr>
+        <w:t xml:space="preserve">נספחים</w:t>
+      </w:r>
+    </w:p>
+    <w:p>
+      <w:pPr>
         <w:pStyle w:val="BlockText"/>
-      </w:pPr>
-      <w:r>
-        <w:rPr>
-          <w:rFonts w:ascii="Arial" w:hAnsi="Arial" w:cs="David"/>
+        <w:bidi/>
+      </w:pPr>
+      <w:r>
+        <w:rPr>
+          <w:rtl/>
+        </w:rPr>
+        <w:t xml:space="preserve">[!NOTE]</w:t>
+      </w:r>
+      <w:r>
+        <w:rPr>
+          <w:rtl/>
+        </w:rPr>
+        <w:t xml:space="preserve"> </w:t>
+      </w:r>
+      <w:r>
+        <w:rPr>
+          <w:rtl/>
           <w:bCs/>
           <w:b/>
-          <w:rtl/>
         </w:rPr>
         <w:t xml:space="preserve">הערה לתלמידים:</w:t>
       </w:r>
       <w:r>
         <w:rPr>
-          <w:rFonts w:ascii="Arial" w:hAnsi="Arial" w:cs="David"/>
           <w:rtl/>
         </w:rPr>
         <w:t xml:space="preserve"> </w:t>
       </w:r>
       <w:r>
         <w:rPr>
-          <w:rFonts w:ascii="Arial" w:hAnsi="Arial" w:cs="David"/>
           <w:rtl/>
         </w:rPr>
         <w:t xml:space="preserve">בייצוא מחליפים את הרשימה בתוכן עניינים אוטומטי לפי כותרת 1–3. לפרויקט יש מסמכים נלווים שאינם חלק מההגשה ומסבירים את ההחלטות:</w:t>
       </w:r>
       <w:r>
         <w:rPr>
-          <w:rFonts w:ascii="Arial" w:hAnsi="Arial" w:cs="David"/>
           <w:rtl/>
         </w:rPr>
         <w:t xml:space="preserve"> </w:t>
@@ -456,7 +826,6 @@
       <w:hyperlink r:id="rId20">
         <w:r>
           <w:rPr>
-            <w:rFonts w:ascii="Arial" w:hAnsi="Arial" w:cs="David"/>
             <w:rStyle w:val="Hyperlink"/>
             <w:rtl/>
           </w:rPr>
@@ -465,14 +834,12 @@
       </w:hyperlink>
       <w:r>
         <w:rPr>
-          <w:rFonts w:ascii="Arial" w:hAnsi="Arial" w:cs="David"/>
           <w:rtl/>
         </w:rPr>
         <w:t xml:space="preserve">,</w:t>
       </w:r>
       <w:r>
         <w:rPr>
-          <w:rFonts w:ascii="Arial" w:hAnsi="Arial" w:cs="David"/>
           <w:rtl/>
         </w:rPr>
         <w:t xml:space="preserve"> </w:t>
@@ -480,7 +847,6 @@
       <w:hyperlink r:id="rId21">
         <w:r>
           <w:rPr>
-            <w:rFonts w:ascii="Arial" w:hAnsi="Arial" w:cs="David"/>
             <w:rStyle w:val="Hyperlink"/>
             <w:rtl/>
           </w:rPr>
@@ -489,14 +855,12 @@
       </w:hyperlink>
       <w:r>
         <w:rPr>
-          <w:rFonts w:ascii="Arial" w:hAnsi="Arial" w:cs="David"/>
           <w:rtl/>
         </w:rPr>
         <w:t xml:space="preserve">,</w:t>
       </w:r>
       <w:r>
         <w:rPr>
-          <w:rFonts w:ascii="Arial" w:hAnsi="Arial" w:cs="David"/>
           <w:rtl/>
         </w:rPr>
         <w:t xml:space="preserve"> </w:t>
@@ -504,7 +868,6 @@
       <w:hyperlink r:id="rId22">
         <w:r>
           <w:rPr>
-            <w:rFonts w:ascii="Arial" w:hAnsi="Arial" w:cs="David"/>
             <w:rStyle w:val="Hyperlink"/>
             <w:rtl/>
           </w:rPr>
@@ -513,14 +876,12 @@
       </w:hyperlink>
       <w:r>
         <w:rPr>
-          <w:rFonts w:ascii="Arial" w:hAnsi="Arial" w:cs="David"/>
           <w:rtl/>
         </w:rPr>
         <w:t xml:space="preserve"> </w:t>
       </w:r>
       <w:r>
         <w:rPr>
-          <w:rFonts w:ascii="Arial" w:hAnsi="Arial" w:cs="David"/>
           <w:rtl/>
         </w:rPr>
         <w:t xml:space="preserve">ו</w:t>
@@ -528,7 +889,6 @@
       <w:hyperlink r:id="rId23">
         <w:r>
           <w:rPr>
-            <w:rFonts w:ascii="Arial" w:hAnsi="Arial" w:cs="David"/>
             <w:rStyle w:val="Hyperlink"/>
             <w:rtl/>
           </w:rPr>
@@ -537,22 +897,18 @@
       </w:hyperlink>
       <w:r>
         <w:rPr>
-          <w:rFonts w:ascii="Arial" w:hAnsi="Arial" w:cs="David"/>
           <w:rtl/>
         </w:rPr>
         <w:t xml:space="preserve">.</w:t>
       </w:r>
     </w:p>
-    <w:bookmarkEnd w:id="24"/>
-    <w:bookmarkStart w:id="26" w:name="טבלת-תכולות-הפרויקט"/>
-    <w:p>
-      <w:pPr>
-        <w:bidi/>
+    <w:p>
+      <w:pPr>
         <w:pStyle w:val="Heading2"/>
-      </w:pPr>
-      <w:r>
-        <w:rPr>
-          <w:rFonts w:ascii="Arial" w:hAnsi="Arial" w:cs="David"/>
+        <w:bidi/>
+      </w:pPr>
+      <w:r>
+        <w:rPr>
           <w:rtl/>
         </w:rPr>
         <w:t xml:space="preserve">טבלת תכולות הפרויקט</w:t>
@@ -564,7 +920,6 @@
       </w:pPr>
       <w:r>
         <w:rPr>
-          <w:rFonts w:ascii="Arial" w:hAnsi="Arial" w:cs="David"/>
           <w:rtl/>
         </w:rPr>
         <w:t xml:space="preserve">התכולות שמומשו בפרויקט, לפי סעיפי המחוון:</w:t>
@@ -599,12 +954,12 @@
           <w:tcPr/>
           <w:p>
             <w:pPr>
-              <w:bidi/>
-              <w:pStyle w:val="Compact"/>
-            </w:pPr>
-            <w:r>
-              <w:rPr>
-                <w:rFonts w:ascii="Arial" w:hAnsi="Arial" w:cs="David"/>
+              <w:pStyle w:val="Compact"/>
+              <w:bidi/>
+              <w:jc w:val="left"/>
+            </w:pPr>
+            <w:r>
+              <w:rPr>
                 <w:rtl/>
               </w:rPr>
               <w:t xml:space="preserve">סעיף</w:t>
@@ -615,12 +970,12 @@
           <w:tcPr/>
           <w:p>
             <w:pPr>
-              <w:bidi/>
-              <w:pStyle w:val="Compact"/>
-            </w:pPr>
-            <w:r>
-              <w:rPr>
-                <w:rFonts w:ascii="Arial" w:hAnsi="Arial" w:cs="David"/>
+              <w:pStyle w:val="Compact"/>
+              <w:bidi/>
+              <w:jc w:val="left"/>
+            </w:pPr>
+            <w:r>
+              <w:rPr>
                 <w:rtl/>
               </w:rPr>
               <w:t xml:space="preserve">דרישה במחוון</w:t>
@@ -631,12 +986,12 @@
           <w:tcPr/>
           <w:p>
             <w:pPr>
-              <w:bidi/>
-              <w:pStyle w:val="Compact"/>
-            </w:pPr>
-            <w:r>
-              <w:rPr>
-                <w:rFonts w:ascii="Arial" w:hAnsi="Arial" w:cs="David"/>
+              <w:pStyle w:val="Compact"/>
+              <w:bidi/>
+              <w:jc w:val="left"/>
+            </w:pPr>
+            <w:r>
+              <w:rPr>
                 <w:rtl/>
               </w:rPr>
               <w:t xml:space="preserve">מימוש בפרויקט</w:t>
@@ -649,12 +1004,13 @@
           <w:tcPr/>
           <w:p>
             <w:pPr>
-              <w:bidi/>
-              <w:pStyle w:val="Compact"/>
-            </w:pPr>
-            <w:r>
-              <w:rPr>
-                <w:rFonts w:ascii="Arial" w:hAnsi="Arial" w:cs="David"/>
+              <w:pStyle w:val="Compact"/>
+              <w:bidi/>
+              <w:jc w:val="left"/>
+            </w:pPr>
+            <w:r>
+              <w:rPr>
+                <w:rtl/>
               </w:rPr>
               <w:t xml:space="preserve">1</w:t>
             </w:r>
@@ -664,12 +1020,12 @@
           <w:tcPr/>
           <w:p>
             <w:pPr>
-              <w:bidi/>
-              <w:pStyle w:val="Compact"/>
-            </w:pPr>
-            <w:r>
-              <w:rPr>
-                <w:rFonts w:ascii="Arial" w:hAnsi="Arial" w:cs="David"/>
+              <w:pStyle w:val="Compact"/>
+              <w:bidi/>
+              <w:jc w:val="left"/>
+            </w:pPr>
+            <w:r>
+              <w:rPr>
                 <w:rtl/>
               </w:rPr>
               <w:t xml:space="preserve">אפליקציה לטלפון חכם בסביבת אנדרואיד</w:t>
@@ -680,12 +1036,12 @@
           <w:tcPr/>
           <w:p>
             <w:pPr>
-              <w:bidi/>
-              <w:pStyle w:val="Compact"/>
-            </w:pPr>
-            <w:r>
-              <w:rPr>
-                <w:rFonts w:ascii="Arial" w:hAnsi="Arial" w:cs="David"/>
+              <w:pStyle w:val="Compact"/>
+              <w:bidi/>
+              <w:jc w:val="left"/>
+            </w:pPr>
+            <w:r>
+              <w:rPr>
                 <w:rtl/>
               </w:rPr>
               <w:t xml:space="preserve">Java + XML, Android 8.0 ומעלה</w:t>
@@ -698,12 +1054,13 @@
           <w:tcPr/>
           <w:p>
             <w:pPr>
-              <w:bidi/>
-              <w:pStyle w:val="Compact"/>
-            </w:pPr>
-            <w:r>
-              <w:rPr>
-                <w:rFonts w:ascii="Arial" w:hAnsi="Arial" w:cs="David"/>
+              <w:pStyle w:val="Compact"/>
+              <w:bidi/>
+              <w:jc w:val="left"/>
+            </w:pPr>
+            <w:r>
+              <w:rPr>
+                <w:rtl/>
               </w:rPr>
               <w:t xml:space="preserve">2</w:t>
             </w:r>
@@ -713,12 +1070,12 @@
           <w:tcPr/>
           <w:p>
             <w:pPr>
-              <w:bidi/>
-              <w:pStyle w:val="Compact"/>
-            </w:pPr>
-            <w:r>
-              <w:rPr>
-                <w:rFonts w:ascii="Arial" w:hAnsi="Arial" w:cs="David"/>
+              <w:pStyle w:val="Compact"/>
+              <w:bidi/>
+              <w:jc w:val="left"/>
+            </w:pPr>
+            <w:r>
+              <w:rPr>
                 <w:rtl/>
               </w:rPr>
               <w:t xml:space="preserve">עבודה ללא קריסות בזמן הבחינה</w:t>
@@ -729,12 +1086,12 @@
           <w:tcPr/>
           <w:p>
             <w:pPr>
-              <w:bidi/>
-              <w:pStyle w:val="Compact"/>
-            </w:pPr>
-            <w:r>
-              <w:rPr>
-                <w:rFonts w:ascii="Arial" w:hAnsi="Arial" w:cs="David"/>
+              <w:pStyle w:val="Compact"/>
+              <w:bidi/>
+              <w:jc w:val="left"/>
+            </w:pPr>
+            <w:r>
+              <w:rPr>
                 <w:rtl/>
               </w:rPr>
               <w:t xml:space="preserve">נבדק בבדיקות שטח לפני ההגשה</w:t>
@@ -747,12 +1104,13 @@
           <w:tcPr/>
           <w:p>
             <w:pPr>
-              <w:bidi/>
-              <w:pStyle w:val="Compact"/>
-            </w:pPr>
-            <w:r>
-              <w:rPr>
-                <w:rFonts w:ascii="Arial" w:hAnsi="Arial" w:cs="David"/>
+              <w:pStyle w:val="Compact"/>
+              <w:bidi/>
+              <w:jc w:val="left"/>
+            </w:pPr>
+            <w:r>
+              <w:rPr>
+                <w:rtl/>
               </w:rPr>
               <w:t xml:space="preserve">3</w:t>
             </w:r>
@@ -762,12 +1120,12 @@
           <w:tcPr/>
           <w:p>
             <w:pPr>
-              <w:bidi/>
-              <w:pStyle w:val="Compact"/>
-            </w:pPr>
-            <w:r>
-              <w:rPr>
-                <w:rFonts w:ascii="Arial" w:hAnsi="Arial" w:cs="David"/>
+              <w:pStyle w:val="Compact"/>
+              <w:bidi/>
+              <w:jc w:val="left"/>
+            </w:pPr>
+            <w:r>
+              <w:rPr>
                 <w:rtl/>
               </w:rPr>
               <w:t xml:space="preserve">לוגיקה מורכבת</w:t>
@@ -778,12 +1136,12 @@
           <w:tcPr/>
           <w:p>
             <w:pPr>
-              <w:bidi/>
-              <w:pStyle w:val="Compact"/>
-            </w:pPr>
-            <w:r>
-              <w:rPr>
-                <w:rFonts w:ascii="Arial" w:hAnsi="Arial" w:cs="David"/>
+              <w:pStyle w:val="Compact"/>
+              <w:bidi/>
+              <w:jc w:val="left"/>
+            </w:pPr>
+            <w:r>
+              <w:rPr>
                 <w:rtl/>
               </w:rPr>
               <w:t xml:space="preserve">חישוב מסלול קצר בגרף שבילי הקמפוס (Dijkstra), הצמדת מיקום לשביל, חישוב זווית החץ</w:t>
@@ -796,12 +1154,13 @@
           <w:tcPr/>
           <w:p>
             <w:pPr>
-              <w:bidi/>
-              <w:pStyle w:val="Compact"/>
-            </w:pPr>
-            <w:r>
-              <w:rPr>
-                <w:rFonts w:ascii="Arial" w:hAnsi="Arial" w:cs="David"/>
+              <w:pStyle w:val="Compact"/>
+              <w:bidi/>
+              <w:jc w:val="left"/>
+            </w:pPr>
+            <w:r>
+              <w:rPr>
+                <w:rtl/>
               </w:rPr>
               <w:t xml:space="preserve">4</w:t>
             </w:r>
@@ -811,12 +1170,12 @@
           <w:tcPr/>
           <w:p>
             <w:pPr>
-              <w:bidi/>
-              <w:pStyle w:val="Compact"/>
-            </w:pPr>
-            <w:r>
-              <w:rPr>
-                <w:rFonts w:ascii="Arial" w:hAnsi="Arial" w:cs="David"/>
+              <w:pStyle w:val="Compact"/>
+              <w:bidi/>
+              <w:jc w:val="left"/>
+            </w:pPr>
+            <w:r>
+              <w:rPr>
                 <w:rtl/>
               </w:rPr>
               <w:t xml:space="preserve">ממשק גרפי אינטראקטיבי עם מספר מסכים</w:t>
@@ -827,12 +1186,12 @@
           <w:tcPr/>
           <w:p>
             <w:pPr>
-              <w:bidi/>
-              <w:pStyle w:val="Compact"/>
-            </w:pPr>
-            <w:r>
-              <w:rPr>
-                <w:rFonts w:ascii="Arial" w:hAnsi="Arial" w:cs="David"/>
+              <w:pStyle w:val="Compact"/>
+              <w:bidi/>
+              <w:jc w:val="left"/>
+            </w:pPr>
+            <w:r>
+              <w:rPr>
                 <w:rtl/>
               </w:rPr>
               <w:t xml:space="preserve">7 מסכים ו-2 חלונות דיאלוג, בעברית מימין לשמאל</w:t>
@@ -845,12 +1204,13 @@
           <w:tcPr/>
           <w:p>
             <w:pPr>
-              <w:bidi/>
-              <w:pStyle w:val="Compact"/>
-            </w:pPr>
-            <w:r>
-              <w:rPr>
-                <w:rFonts w:ascii="Arial" w:hAnsi="Arial" w:cs="David"/>
+              <w:pStyle w:val="Compact"/>
+              <w:bidi/>
+              <w:jc w:val="left"/>
+            </w:pPr>
+            <w:r>
+              <w:rPr>
+                <w:rtl/>
               </w:rPr>
               <w:t xml:space="preserve">5</w:t>
             </w:r>
@@ -860,12 +1220,12 @@
           <w:tcPr/>
           <w:p>
             <w:pPr>
-              <w:bidi/>
-              <w:pStyle w:val="Compact"/>
-            </w:pPr>
-            <w:r>
-              <w:rPr>
-                <w:rFonts w:ascii="Arial" w:hAnsi="Arial" w:cs="David"/>
+              <w:pStyle w:val="Compact"/>
+              <w:bidi/>
+              <w:jc w:val="left"/>
+            </w:pPr>
+            <w:r>
+              <w:rPr>
                 <w:rtl/>
               </w:rPr>
               <w:t xml:space="preserve">אירועים והרשאות בזמן ריצה</w:t>
@@ -876,12 +1236,12 @@
           <w:tcPr/>
           <w:p>
             <w:pPr>
-              <w:bidi/>
-              <w:pStyle w:val="Compact"/>
-            </w:pPr>
-            <w:r>
-              <w:rPr>
-                <w:rFonts w:ascii="Arial" w:hAnsi="Arial" w:cs="David"/>
+              <w:pStyle w:val="Compact"/>
+              <w:bidi/>
+              <w:jc w:val="left"/>
+            </w:pPr>
+            <w:r>
+              <w:rPr>
                 <w:rtl/>
               </w:rPr>
               <w:t xml:space="preserve">מאזיני מיקום וחיישנים, נגיעות במפה, הרשאות מיקום ומצלמה</w:t>
@@ -894,12 +1254,13 @@
           <w:tcPr/>
           <w:p>
             <w:pPr>
-              <w:bidi/>
-              <w:pStyle w:val="Compact"/>
-            </w:pPr>
-            <w:r>
-              <w:rPr>
-                <w:rFonts w:ascii="Arial" w:hAnsi="Arial" w:cs="David"/>
+              <w:pStyle w:val="Compact"/>
+              <w:bidi/>
+              <w:jc w:val="left"/>
+            </w:pPr>
+            <w:r>
+              <w:rPr>
+                <w:rtl/>
               </w:rPr>
               <w:t xml:space="preserve">6.3</w:t>
             </w:r>
@@ -909,12 +1270,12 @@
           <w:tcPr/>
           <w:p>
             <w:pPr>
-              <w:bidi/>
-              <w:pStyle w:val="Compact"/>
-            </w:pPr>
-            <w:r>
-              <w:rPr>
-                <w:rFonts w:ascii="Arial" w:hAnsi="Arial" w:cs="David"/>
+              <w:pStyle w:val="Compact"/>
+              <w:bidi/>
+              <w:jc w:val="left"/>
+            </w:pPr>
+            <w:r>
+              <w:rPr>
                 <w:rtl/>
               </w:rPr>
               <w:t xml:space="preserve">מחלקת Service משמעותית</w:t>
@@ -925,12 +1286,12 @@
           <w:tcPr/>
           <w:p>
             <w:pPr>
-              <w:bidi/>
-              <w:pStyle w:val="Compact"/>
-            </w:pPr>
-            <w:r>
-              <w:rPr>
-                <w:rFonts w:ascii="Arial" w:hAnsi="Arial" w:cs="David"/>
+              <w:pStyle w:val="Compact"/>
+              <w:bidi/>
+              <w:jc w:val="left"/>
+            </w:pPr>
+            <w:r>
+              <w:rPr>
                 <w:rtl/>
               </w:rPr>
               <w:t xml:space="preserve">LocationService — שירות מיקום שפועל בזמן ניווט</w:t>
@@ -943,12 +1304,13 @@
           <w:tcPr/>
           <w:p>
             <w:pPr>
-              <w:bidi/>
-              <w:pStyle w:val="Compact"/>
-            </w:pPr>
-            <w:r>
-              <w:rPr>
-                <w:rFonts w:ascii="Arial" w:hAnsi="Arial" w:cs="David"/>
+              <w:pStyle w:val="Compact"/>
+              <w:bidi/>
+              <w:jc w:val="left"/>
+            </w:pPr>
+            <w:r>
+              <w:rPr>
+                <w:rtl/>
               </w:rPr>
               <w:t xml:space="preserve">6.4</w:t>
             </w:r>
@@ -958,12 +1320,12 @@
           <w:tcPr/>
           <w:p>
             <w:pPr>
-              <w:bidi/>
-              <w:pStyle w:val="Compact"/>
-            </w:pPr>
-            <w:r>
-              <w:rPr>
-                <w:rFonts w:ascii="Arial" w:hAnsi="Arial" w:cs="David"/>
+              <w:pStyle w:val="Compact"/>
+              <w:bidi/>
+              <w:jc w:val="left"/>
+            </w:pPr>
+            <w:r>
+              <w:rPr>
                 <w:rtl/>
               </w:rPr>
               <w:t xml:space="preserve">מסד נתונים עם יחסים ו-DAO עם שאילתות מתקדמות</w:t>
@@ -974,12 +1336,12 @@
           <w:tcPr/>
           <w:p>
             <w:pPr>
-              <w:bidi/>
-              <w:pStyle w:val="Compact"/>
-            </w:pPr>
-            <w:r>
-              <w:rPr>
-                <w:rFonts w:ascii="Arial" w:hAnsi="Arial" w:cs="David"/>
+              <w:pStyle w:val="Compact"/>
+              <w:bidi/>
+              <w:jc w:val="left"/>
+            </w:pPr>
+            <w:r>
+              <w:rPr>
                 <w:rtl/>
               </w:rPr>
               <w:t xml:space="preserve">טבלאות rooms, nodes ו-edges ב-Room, ושאילתות JOIN ביניהן</w:t>
@@ -992,12 +1354,13 @@
           <w:tcPr/>
           <w:p>
             <w:pPr>
-              <w:bidi/>
-              <w:pStyle w:val="Compact"/>
-            </w:pPr>
-            <w:r>
-              <w:rPr>
-                <w:rFonts w:ascii="Arial" w:hAnsi="Arial" w:cs="David"/>
+              <w:pStyle w:val="Compact"/>
+              <w:bidi/>
+              <w:jc w:val="left"/>
+            </w:pPr>
+            <w:r>
+              <w:rPr>
+                <w:rtl/>
               </w:rPr>
               <w:t xml:space="preserve">6.9</w:t>
             </w:r>
@@ -1007,12 +1370,13 @@
           <w:tcPr/>
           <w:p>
             <w:pPr>
-              <w:bidi/>
-              <w:pStyle w:val="Compact"/>
-            </w:pPr>
-            <w:r>
-              <w:rPr>
-                <w:rFonts w:ascii="Arial" w:hAnsi="Arial" w:cs="David"/>
+              <w:pStyle w:val="Compact"/>
+              <w:bidi/>
+              <w:jc w:val="left"/>
+            </w:pPr>
+            <w:r>
+              <w:rPr>
+                <w:rtl/>
               </w:rPr>
               <w:t xml:space="preserve">RecyclerView</w:t>
             </w:r>
@@ -1022,12 +1386,12 @@
           <w:tcPr/>
           <w:p>
             <w:pPr>
-              <w:bidi/>
-              <w:pStyle w:val="Compact"/>
-            </w:pPr>
-            <w:r>
-              <w:rPr>
-                <w:rFonts w:ascii="Arial" w:hAnsi="Arial" w:cs="David"/>
+              <w:pStyle w:val="Compact"/>
+              <w:bidi/>
+              <w:jc w:val="left"/>
+            </w:pPr>
+            <w:r>
+              <w:rPr>
                 <w:rtl/>
               </w:rPr>
               <w:t xml:space="preserve">רשימת תוצאות החיפוש והמועדפים</w:t>
@@ -1040,12 +1404,13 @@
           <w:tcPr/>
           <w:p>
             <w:pPr>
-              <w:bidi/>
-              <w:pStyle w:val="Compact"/>
-            </w:pPr>
-            <w:r>
-              <w:rPr>
-                <w:rFonts w:ascii="Arial" w:hAnsi="Arial" w:cs="David"/>
+              <w:pStyle w:val="Compact"/>
+              <w:bidi/>
+              <w:jc w:val="left"/>
+            </w:pPr>
+            <w:r>
+              <w:rPr>
+                <w:rtl/>
               </w:rPr>
               <w:t xml:space="preserve">7</w:t>
             </w:r>
@@ -1055,12 +1420,12 @@
           <w:tcPr/>
           <w:p>
             <w:pPr>
-              <w:bidi/>
-              <w:pStyle w:val="Compact"/>
-            </w:pPr>
-            <w:r>
-              <w:rPr>
-                <w:rFonts w:ascii="Arial" w:hAnsi="Arial" w:cs="David"/>
+              <w:pStyle w:val="Compact"/>
+              <w:bidi/>
+              <w:jc w:val="left"/>
+            </w:pPr>
+            <w:r>
+              <w:rPr>
                 <w:rtl/>
               </w:rPr>
               <w:t xml:space="preserve">בסיס נתונים עם כתיבה וקריאה</w:t>
@@ -1071,12 +1436,12 @@
           <w:tcPr/>
           <w:p>
             <w:pPr>
-              <w:bidi/>
-              <w:pStyle w:val="Compact"/>
-            </w:pPr>
-            <w:r>
-              <w:rPr>
-                <w:rFonts w:ascii="Arial" w:hAnsi="Arial" w:cs="David"/>
+              <w:pStyle w:val="Compact"/>
+              <w:bidi/>
+              <w:jc w:val="left"/>
+            </w:pPr>
+            <w:r>
+              <w:rPr>
                 <w:rtl/>
               </w:rPr>
               <w:t xml:space="preserve">Firestore (מרוחק) ו-Room (מקומי)</w:t>
@@ -1089,12 +1454,13 @@
           <w:tcPr/>
           <w:p>
             <w:pPr>
-              <w:bidi/>
-              <w:pStyle w:val="Compact"/>
-            </w:pPr>
-            <w:r>
-              <w:rPr>
-                <w:rFonts w:ascii="Arial" w:hAnsi="Arial" w:cs="David"/>
+              <w:pStyle w:val="Compact"/>
+              <w:bidi/>
+              <w:jc w:val="left"/>
+            </w:pPr>
+            <w:r>
+              <w:rPr>
+                <w:rtl/>
               </w:rPr>
               <w:t xml:space="preserve">8</w:t>
             </w:r>
@@ -1104,12 +1470,12 @@
           <w:tcPr/>
           <w:p>
             <w:pPr>
-              <w:bidi/>
-              <w:pStyle w:val="Compact"/>
-            </w:pPr>
-            <w:r>
-              <w:rPr>
-                <w:rFonts w:ascii="Arial" w:hAnsi="Arial" w:cs="David"/>
+              <w:pStyle w:val="Compact"/>
+              <w:bidi/>
+              <w:jc w:val="left"/>
+            </w:pPr>
+            <w:r>
+              <w:rPr>
                 <w:rtl/>
               </w:rPr>
               <w:t xml:space="preserve">לפחות 2 נושאים מסעיף 9 ו-2 מסעיף 10</w:t>
@@ -1120,12 +1486,12 @@
           <w:tcPr/>
           <w:p>
             <w:pPr>
-              <w:bidi/>
-              <w:pStyle w:val="Compact"/>
-            </w:pPr>
-            <w:r>
-              <w:rPr>
-                <w:rFonts w:ascii="Arial" w:hAnsi="Arial" w:cs="David"/>
+              <w:pStyle w:val="Compact"/>
+              <w:bidi/>
+              <w:jc w:val="left"/>
+            </w:pPr>
+            <w:r>
+              <w:rPr>
                 <w:rtl/>
               </w:rPr>
               <w:t xml:space="preserve">4 נושאים מסעיף 9 ו-4 מסעיף 10, בשורות הבאות</w:t>
@@ -1138,12 +1504,13 @@
           <w:tcPr/>
           <w:p>
             <w:pPr>
-              <w:bidi/>
-              <w:pStyle w:val="Compact"/>
-            </w:pPr>
-            <w:r>
-              <w:rPr>
-                <w:rFonts w:ascii="Arial" w:hAnsi="Arial" w:cs="David"/>
+              <w:pStyle w:val="Compact"/>
+              <w:bidi/>
+              <w:jc w:val="left"/>
+            </w:pPr>
+            <w:r>
+              <w:rPr>
+                <w:rtl/>
               </w:rPr>
               <w:t xml:space="preserve">9.4</w:t>
             </w:r>
@@ -1153,12 +1520,12 @@
           <w:tcPr/>
           <w:p>
             <w:pPr>
-              <w:bidi/>
-              <w:pStyle w:val="Compact"/>
-            </w:pPr>
-            <w:r>
-              <w:rPr>
-                <w:rFonts w:ascii="Arial" w:hAnsi="Arial" w:cs="David"/>
+              <w:pStyle w:val="Compact"/>
+              <w:bidi/>
+              <w:jc w:val="left"/>
+            </w:pPr>
+            <w:r>
+              <w:rPr>
                 <w:rtl/>
               </w:rPr>
               <w:t xml:space="preserve">מפות ושימוש בנתוני מיקום</w:t>
@@ -1169,12 +1536,12 @@
           <w:tcPr/>
           <w:p>
             <w:pPr>
-              <w:bidi/>
-              <w:pStyle w:val="Compact"/>
-            </w:pPr>
-            <w:r>
-              <w:rPr>
-                <w:rFonts w:ascii="Arial" w:hAnsi="Arial" w:cs="David"/>
+              <w:pStyle w:val="Compact"/>
+              <w:bidi/>
+              <w:jc w:val="left"/>
+            </w:pPr>
+            <w:r>
+              <w:rPr>
                 <w:rtl/>
               </w:rPr>
               <w:t xml:space="preserve">מפת OpenStreetMap (osmdroid) עם תרשים בית הספר כשכבה, מסלול ומיקום חי</w:t>
@@ -1187,12 +1554,13 @@
           <w:tcPr/>
           <w:p>
             <w:pPr>
-              <w:bidi/>
-              <w:pStyle w:val="Compact"/>
-            </w:pPr>
-            <w:r>
-              <w:rPr>
-                <w:rFonts w:ascii="Arial" w:hAnsi="Arial" w:cs="David"/>
+              <w:pStyle w:val="Compact"/>
+              <w:bidi/>
+              <w:jc w:val="left"/>
+            </w:pPr>
+            <w:r>
+              <w:rPr>
+                <w:rtl/>
               </w:rPr>
               <w:t xml:space="preserve">9.6</w:t>
             </w:r>
@@ -1202,12 +1570,12 @@
           <w:tcPr/>
           <w:p>
             <w:pPr>
-              <w:bidi/>
-              <w:pStyle w:val="Compact"/>
-            </w:pPr>
-            <w:r>
-              <w:rPr>
-                <w:rFonts w:ascii="Arial" w:hAnsi="Arial" w:cs="David"/>
+              <w:pStyle w:val="Compact"/>
+              <w:bidi/>
+              <w:jc w:val="left"/>
+            </w:pPr>
+            <w:r>
+              <w:rPr>
                 <w:rtl/>
               </w:rPr>
               <w:t xml:space="preserve">מאזיני מיקום ותנועה</w:t>
@@ -1218,12 +1586,12 @@
           <w:tcPr/>
           <w:p>
             <w:pPr>
-              <w:bidi/>
-              <w:pStyle w:val="Compact"/>
-            </w:pPr>
-            <w:r>
-              <w:rPr>
-                <w:rFonts w:ascii="Arial" w:hAnsi="Arial" w:cs="David"/>
+              <w:pStyle w:val="Compact"/>
+              <w:bidi/>
+              <w:jc w:val="left"/>
+            </w:pPr>
+            <w:r>
+              <w:rPr>
                 <w:rtl/>
               </w:rPr>
               <w:t xml:space="preserve">שירות המיקום וחיישן הכיוון</w:t>
@@ -1236,12 +1604,13 @@
           <w:tcPr/>
           <w:p>
             <w:pPr>
-              <w:bidi/>
-              <w:pStyle w:val="Compact"/>
-            </w:pPr>
-            <w:r>
-              <w:rPr>
-                <w:rFonts w:ascii="Arial" w:hAnsi="Arial" w:cs="David"/>
+              <w:pStyle w:val="Compact"/>
+              <w:bidi/>
+              <w:jc w:val="left"/>
+            </w:pPr>
+            <w:r>
+              <w:rPr>
+                <w:rtl/>
               </w:rPr>
               <w:t xml:space="preserve">9.11</w:t>
             </w:r>
@@ -1251,33 +1620,30 @@
           <w:tcPr/>
           <w:p>
             <w:pPr>
-              <w:bidi/>
-              <w:pStyle w:val="Compact"/>
-            </w:pPr>
-            <w:r>
-              <w:rPr>
-                <w:rFonts w:ascii="Arial" w:hAnsi="Arial" w:cs="David"/>
+              <w:pStyle w:val="Compact"/>
+              <w:bidi/>
+              <w:jc w:val="left"/>
+            </w:pPr>
+            <w:r>
+              <w:rPr>
                 <w:rtl/>
               </w:rPr>
               <w:t xml:space="preserve">“</w:t>
             </w:r>
             <w:r>
               <w:rPr>
-                <w:rFonts w:ascii="Arial" w:hAnsi="Arial" w:cs="David"/>
                 <w:rtl/>
               </w:rPr>
               <w:t xml:space="preserve">בינה אנושית</w:t>
             </w:r>
             <w:r>
               <w:rPr>
-                <w:rFonts w:ascii="Arial" w:hAnsi="Arial" w:cs="David"/>
                 <w:rtl/>
               </w:rPr>
               <w:t xml:space="preserve">”</w:t>
             </w:r>
             <w:r>
               <w:rPr>
-                <w:rFonts w:ascii="Arial" w:hAnsi="Arial" w:cs="David"/>
                 <w:rtl/>
               </w:rPr>
               <w:t xml:space="preserve">: מנוע או מודל אלגוריתמי מורכב</w:t>
@@ -1288,12 +1654,12 @@
           <w:tcPr/>
           <w:p>
             <w:pPr>
-              <w:bidi/>
-              <w:pStyle w:val="Compact"/>
-            </w:pPr>
-            <w:r>
-              <w:rPr>
-                <w:rFonts w:ascii="Arial" w:hAnsi="Arial" w:cs="David"/>
+              <w:pStyle w:val="Compact"/>
+              <w:bidi/>
+              <w:jc w:val="left"/>
+            </w:pPr>
+            <w:r>
+              <w:rPr>
                 <w:rtl/>
               </w:rPr>
               <w:t xml:space="preserve">מנוע ניווט מבוסס גרף</w:t>
@@ -1306,12 +1672,13 @@
           <w:tcPr/>
           <w:p>
             <w:pPr>
-              <w:bidi/>
-              <w:pStyle w:val="Compact"/>
-            </w:pPr>
-            <w:r>
-              <w:rPr>
-                <w:rFonts w:ascii="Arial" w:hAnsi="Arial" w:cs="David"/>
+              <w:pStyle w:val="Compact"/>
+              <w:bidi/>
+              <w:jc w:val="left"/>
+            </w:pPr>
+            <w:r>
+              <w:rPr>
+                <w:rtl/>
               </w:rPr>
               <w:t xml:space="preserve">9.12</w:t>
             </w:r>
@@ -1321,12 +1688,12 @@
           <w:tcPr/>
           <w:p>
             <w:pPr>
-              <w:bidi/>
-              <w:pStyle w:val="Compact"/>
-            </w:pPr>
-            <w:r>
-              <w:rPr>
-                <w:rFonts w:ascii="Arial" w:hAnsi="Arial" w:cs="David"/>
+              <w:pStyle w:val="Compact"/>
+              <w:bidi/>
+              <w:jc w:val="left"/>
+            </w:pPr>
+            <w:r>
+              <w:rPr>
                 <w:rtl/>
               </w:rPr>
               <w:t xml:space="preserve">מנוע למידת מכונה: איסוף נתונים, אימון והטמעה</w:t>
@@ -1337,12 +1704,12 @@
           <w:tcPr/>
           <w:p>
             <w:pPr>
-              <w:bidi/>
-              <w:pStyle w:val="Compact"/>
-            </w:pPr>
-            <w:r>
-              <w:rPr>
-                <w:rFonts w:ascii="Arial" w:hAnsi="Arial" w:cs="David"/>
+              <w:pStyle w:val="Compact"/>
+              <w:bidi/>
+              <w:jc w:val="left"/>
+            </w:pPr>
+            <w:r>
+              <w:rPr>
                 <w:rtl/>
               </w:rPr>
               <w:t xml:space="preserve">מודל זיהוי מבני הקמפוס מהמצלמה</w:t>
@@ -1355,12 +1722,13 @@
           <w:tcPr/>
           <w:p>
             <w:pPr>
-              <w:bidi/>
-              <w:pStyle w:val="Compact"/>
-            </w:pPr>
-            <w:r>
-              <w:rPr>
-                <w:rFonts w:ascii="Arial" w:hAnsi="Arial" w:cs="David"/>
+              <w:pStyle w:val="Compact"/>
+              <w:bidi/>
+              <w:jc w:val="left"/>
+            </w:pPr>
+            <w:r>
+              <w:rPr>
+                <w:rtl/>
               </w:rPr>
               <w:t xml:space="preserve">10.3</w:t>
             </w:r>
@@ -1370,12 +1738,12 @@
           <w:tcPr/>
           <w:p>
             <w:pPr>
-              <w:bidi/>
-              <w:pStyle w:val="Compact"/>
-            </w:pPr>
-            <w:r>
-              <w:rPr>
-                <w:rFonts w:ascii="Arial" w:hAnsi="Arial" w:cs="David"/>
+              <w:pStyle w:val="Compact"/>
+              <w:bidi/>
+              <w:jc w:val="left"/>
+            </w:pPr>
+            <w:r>
+              <w:rPr>
                 <w:rtl/>
               </w:rPr>
               <w:t xml:space="preserve">מצלמה</w:t>
@@ -1386,12 +1754,12 @@
           <w:tcPr/>
           <w:p>
             <w:pPr>
-              <w:bidi/>
-              <w:pStyle w:val="Compact"/>
-            </w:pPr>
-            <w:r>
-              <w:rPr>
-                <w:rFonts w:ascii="Arial" w:hAnsi="Arial" w:cs="David"/>
+              <w:pStyle w:val="Compact"/>
+              <w:bidi/>
+              <w:jc w:val="left"/>
+            </w:pPr>
+            <w:r>
+              <w:rPr>
                 <w:rtl/>
               </w:rPr>
               <w:t xml:space="preserve">תצוגת מצלמה חיה וזיהוי מבנים</w:t>
@@ -1404,12 +1772,13 @@
           <w:tcPr/>
           <w:p>
             <w:pPr>
-              <w:bidi/>
-              <w:pStyle w:val="Compact"/>
-            </w:pPr>
-            <w:r>
-              <w:rPr>
-                <w:rFonts w:ascii="Arial" w:hAnsi="Arial" w:cs="David"/>
+              <w:pStyle w:val="Compact"/>
+              <w:bidi/>
+              <w:jc w:val="left"/>
+            </w:pPr>
+            <w:r>
+              <w:rPr>
+                <w:rtl/>
               </w:rPr>
               <w:t xml:space="preserve">10.6</w:t>
             </w:r>
@@ -1419,12 +1788,13 @@
           <w:tcPr/>
           <w:p>
             <w:pPr>
-              <w:bidi/>
-              <w:pStyle w:val="Compact"/>
-            </w:pPr>
-            <w:r>
-              <w:rPr>
-                <w:rFonts w:ascii="Arial" w:hAnsi="Arial" w:cs="David"/>
+              <w:pStyle w:val="Compact"/>
+              <w:bidi/>
+              <w:jc w:val="left"/>
+            </w:pPr>
+            <w:r>
+              <w:rPr>
+                <w:rtl/>
               </w:rPr>
               <w:t xml:space="preserve">GPS</w:t>
             </w:r>
@@ -1434,12 +1804,12 @@
           <w:tcPr/>
           <w:p>
             <w:pPr>
-              <w:bidi/>
-              <w:pStyle w:val="Compact"/>
-            </w:pPr>
-            <w:r>
-              <w:rPr>
-                <w:rFonts w:ascii="Arial" w:hAnsi="Arial" w:cs="David"/>
+              <w:pStyle w:val="Compact"/>
+              <w:bidi/>
+              <w:jc w:val="left"/>
+            </w:pPr>
+            <w:r>
+              <w:rPr>
                 <w:rtl/>
               </w:rPr>
               <w:t xml:space="preserve">מיקום המשתמש</w:t>
@@ -1452,12 +1822,13 @@
           <w:tcPr/>
           <w:p>
             <w:pPr>
-              <w:bidi/>
-              <w:pStyle w:val="Compact"/>
-            </w:pPr>
-            <w:r>
-              <w:rPr>
-                <w:rFonts w:ascii="Arial" w:hAnsi="Arial" w:cs="David"/>
+              <w:pStyle w:val="Compact"/>
+              <w:bidi/>
+              <w:jc w:val="left"/>
+            </w:pPr>
+            <w:r>
+              <w:rPr>
+                <w:rtl/>
               </w:rPr>
               <w:t xml:space="preserve">10.10</w:t>
             </w:r>
@@ -1467,12 +1838,12 @@
           <w:tcPr/>
           <w:p>
             <w:pPr>
-              <w:bidi/>
-              <w:pStyle w:val="Compact"/>
-            </w:pPr>
-            <w:r>
-              <w:rPr>
-                <w:rFonts w:ascii="Arial" w:hAnsi="Arial" w:cs="David"/>
+              <w:pStyle w:val="Compact"/>
+              <w:bidi/>
+              <w:jc w:val="left"/>
+            </w:pPr>
+            <w:r>
+              <w:rPr>
                 <w:rtl/>
               </w:rPr>
               <w:t xml:space="preserve">חיישנים</w:t>
@@ -1483,12 +1854,12 @@
           <w:tcPr/>
           <w:p>
             <w:pPr>
-              <w:bidi/>
-              <w:pStyle w:val="Compact"/>
-            </w:pPr>
-            <w:r>
-              <w:rPr>
-                <w:rFonts w:ascii="Arial" w:hAnsi="Arial" w:cs="David"/>
+              <w:pStyle w:val="Compact"/>
+              <w:bidi/>
+              <w:jc w:val="left"/>
+            </w:pPr>
+            <w:r>
+              <w:rPr>
                 <w:rtl/>
               </w:rPr>
               <w:t xml:space="preserve">Rotation Vector וזיהוי צעדים</w:t>
@@ -1501,12 +1872,13 @@
           <w:tcPr/>
           <w:p>
             <w:pPr>
-              <w:bidi/>
-              <w:pStyle w:val="Compact"/>
-            </w:pPr>
-            <w:r>
-              <w:rPr>
-                <w:rFonts w:ascii="Arial" w:hAnsi="Arial" w:cs="David"/>
+              <w:pStyle w:val="Compact"/>
+              <w:bidi/>
+              <w:jc w:val="left"/>
+            </w:pPr>
+            <w:r>
+              <w:rPr>
+                <w:rtl/>
               </w:rPr>
               <w:t xml:space="preserve">7 → 10</w:t>
             </w:r>
@@ -1516,12 +1888,12 @@
           <w:tcPr/>
           <w:p>
             <w:pPr>
-              <w:bidi/>
-              <w:pStyle w:val="Compact"/>
-            </w:pPr>
-            <w:r>
-              <w:rPr>
-                <w:rFonts w:ascii="Arial" w:hAnsi="Arial" w:cs="David"/>
+              <w:pStyle w:val="Compact"/>
+              <w:bidi/>
+              <w:jc w:val="left"/>
+            </w:pPr>
+            <w:r>
+              <w:rPr>
                 <w:rtl/>
               </w:rPr>
               <w:t xml:space="preserve">בסיס נתונים מרוחק עם עדכון בזמן אמת (נחשב כשני נושאים מסעיף 10)</w:t>
@@ -1532,12 +1904,13 @@
           <w:tcPr/>
           <w:p>
             <w:pPr>
-              <w:bidi/>
-              <w:pStyle w:val="Compact"/>
-            </w:pPr>
-            <w:r>
-              <w:rPr>
-                <w:rFonts w:ascii="Arial" w:hAnsi="Arial" w:cs="David"/>
+              <w:pStyle w:val="Compact"/>
+              <w:bidi/>
+              <w:jc w:val="left"/>
+            </w:pPr>
+            <w:r>
+              <w:rPr>
+                <w:rtl/>
               </w:rPr>
               <w:t xml:space="preserve">Firestore</w:t>
             </w:r>
@@ -1547,28 +1920,37 @@
     </w:tbl>
     <w:p>
       <w:pPr>
-        <w:bidi/>
         <w:pStyle w:val="BlockText"/>
-      </w:pPr>
-      <w:r>
-        <w:rPr>
-          <w:rFonts w:ascii="Arial" w:hAnsi="Arial" w:cs="David"/>
+        <w:bidi/>
+      </w:pPr>
+      <w:r>
+        <w:rPr>
+          <w:rtl/>
+        </w:rPr>
+        <w:t xml:space="preserve">[!NOTE]</w:t>
+      </w:r>
+      <w:r>
+        <w:rPr>
+          <w:rtl/>
+        </w:rPr>
+        <w:t xml:space="preserve"> </w:t>
+      </w:r>
+      <w:r>
+        <w:rPr>
+          <w:rtl/>
           <w:bCs/>
           <w:b/>
-          <w:rtl/>
         </w:rPr>
         <w:t xml:space="preserve">הערה לתלמידים:</w:t>
       </w:r>
       <w:r>
         <w:rPr>
-          <w:rFonts w:ascii="Arial" w:hAnsi="Arial" w:cs="David"/>
           <w:rtl/>
         </w:rPr>
         <w:t xml:space="preserve"> </w:t>
       </w:r>
       <w:r>
         <w:rPr>
-          <w:rFonts w:ascii="Arial" w:hAnsi="Arial" w:cs="David"/>
           <w:rtl/>
         </w:rPr>
         <w:t xml:space="preserve">סעיפים 1–5 הם תנאי סף. מעבר להם, המינימום ל-5 יח”ל הוא שני נושאים מסעיף 6, בסיס נתונים אחד (סעיף 7), ושני נושאים מסעיף 9 ושניים מסעיף 10 (סעיף 8). הפרויקט הזה מממש יותר מהמינימום כדי להדגים טווח רחב של נושאים; תלמיד לא חייב לממש את כולם. ההיגיון מאחורי כל בחירה נמצא ב</w:t>
@@ -1576,7 +1958,6 @@
       <w:hyperlink r:id="rId21">
         <w:r>
           <w:rPr>
-            <w:rFonts w:ascii="Arial" w:hAnsi="Arial" w:cs="David"/>
             <w:rStyle w:val="Hyperlink"/>
             <w:rtl/>
           </w:rPr>
@@ -1585,7 +1966,6 @@
       </w:hyperlink>
       <w:r>
         <w:rPr>
-          <w:rFonts w:ascii="Arial" w:hAnsi="Arial" w:cs="David"/>
           <w:rtl/>
         </w:rPr>
         <w:t xml:space="preserve">, וכל הדרישות המפורטות ב</w:t>
@@ -1593,7 +1973,6 @@
       <w:hyperlink r:id="rId20">
         <w:r>
           <w:rPr>
-            <w:rFonts w:ascii="Arial" w:hAnsi="Arial" w:cs="David"/>
             <w:rStyle w:val="Hyperlink"/>
             <w:rtl/>
           </w:rPr>
@@ -1602,15 +1981,13 @@
       </w:hyperlink>
       <w:r>
         <w:rPr>
-          <w:rFonts w:ascii="Arial" w:hAnsi="Arial" w:cs="David"/>
           <w:rtl/>
         </w:rPr>
         <w:t xml:space="preserve">. מספור הסעיפים לקוח מ</w:t>
       </w:r>
-      <w:hyperlink r:id="rId25">
+      <w:hyperlink r:id="rId24">
         <w:r>
           <w:rPr>
-            <w:rFonts w:ascii="Arial" w:hAnsi="Arial" w:cs="David"/>
             <w:rStyle w:val="Hyperlink"/>
             <w:rtl/>
           </w:rPr>
@@ -1619,14 +1996,12 @@
       </w:hyperlink>
       <w:r>
         <w:rPr>
-          <w:rFonts w:ascii="Arial" w:hAnsi="Arial" w:cs="David"/>
           <w:rtl/>
         </w:rPr>
         <w:t xml:space="preserve"> </w:t>
       </w:r>
       <w:r>
         <w:rPr>
-          <w:rFonts w:ascii="Arial" w:hAnsi="Arial" w:cs="David"/>
           <w:rtl/>
         </w:rPr>
         <w:t xml:space="preserve">— יש לבדוק אותו מול הגרסה העדכנית.</w:t>
@@ -1634,63 +2009,67 @@
     </w:p>
     <w:p>
       <w:pPr>
-        <w:bidi/>
         <w:pStyle w:val="BlockText"/>
-      </w:pPr>
-      <w:r>
-        <w:rPr>
-          <w:rFonts w:ascii="Arial" w:hAnsi="Arial" w:cs="David"/>
+        <w:bidi/>
+      </w:pPr>
+      <w:r>
+        <w:rPr>
+          <w:rtl/>
+        </w:rPr>
+        <w:t xml:space="preserve">[!NOTE]</w:t>
+      </w:r>
+      <w:r>
+        <w:rPr>
+          <w:rtl/>
+        </w:rPr>
+        <w:t xml:space="preserve"> </w:t>
+      </w:r>
+      <w:r>
+        <w:rPr>
+          <w:rtl/>
           <w:bCs/>
           <w:b/>
-          <w:rtl/>
         </w:rPr>
         <w:t xml:space="preserve">הערה לתלמידים:</w:t>
       </w:r>
       <w:r>
         <w:rPr>
-          <w:rFonts w:ascii="Arial" w:hAnsi="Arial" w:cs="David"/>
           <w:rtl/>
         </w:rPr>
         <w:t xml:space="preserve"> </w:t>
       </w:r>
       <w:r>
         <w:rPr>
-          <w:rFonts w:ascii="Arial" w:hAnsi="Arial" w:cs="David"/>
           <w:rtl/>
         </w:rPr>
         <w:t xml:space="preserve">סעיף 9.4 מאפשר Google Maps</w:t>
       </w:r>
       <w:r>
         <w:rPr>
-          <w:rFonts w:ascii="Arial" w:hAnsi="Arial" w:cs="David"/>
           <w:rtl/>
         </w:rPr>
         <w:t xml:space="preserve"> </w:t>
       </w:r>
       <w:r>
         <w:rPr>
-          <w:rFonts w:ascii="Arial" w:hAnsi="Arial" w:cs="David"/>
           <w:rtl/>
         </w:rPr>
         <w:t xml:space="preserve">“</w:t>
       </w:r>
       <w:r>
         <w:rPr>
-          <w:rFonts w:ascii="Arial" w:hAnsi="Arial" w:cs="David"/>
           <w:rtl/>
         </w:rPr>
         <w:t xml:space="preserve">או שירות דומה</w:t>
       </w:r>
       <w:r>
         <w:rPr>
-          <w:rFonts w:ascii="Arial" w:hAnsi="Arial" w:cs="David"/>
           <w:rtl/>
         </w:rPr>
         <w:t xml:space="preserve">”</w:t>
       </w:r>
       <w:r>
         <w:rPr>
-          <w:rFonts w:ascii="Arial" w:hAnsi="Arial" w:cs="David"/>
           <w:rtl/>
         </w:rPr>
         <w:t xml:space="preserve">. נבחר OpenStreetMap כי Google Maps דורש מפתח API וחשבון חיוב, ובכל מקרה אף שירות לא מכיר את שבילי הקמפוס — המידע הזה בא מתרשים בית הספר. ההשוואה ב</w:t>
@@ -1698,7 +2077,6 @@
       <w:hyperlink r:id="rId21">
         <w:r>
           <w:rPr>
-            <w:rFonts w:ascii="Arial" w:hAnsi="Arial" w:cs="David"/>
             <w:rStyle w:val="Hyperlink"/>
             <w:rtl/>
           </w:rPr>
@@ -1707,36 +2085,30 @@
       </w:hyperlink>
       <w:r>
         <w:rPr>
-          <w:rFonts w:ascii="Arial" w:hAnsi="Arial" w:cs="David"/>
           <w:rtl/>
         </w:rPr>
         <w:t xml:space="preserve">, סעיף 2.4.</w:t>
       </w:r>
     </w:p>
-    <w:bookmarkEnd w:id="26"/>
-    <w:bookmarkStart w:id="32" w:name="מבוא"/>
-    <w:p>
-      <w:pPr>
-        <w:bidi/>
+    <w:p>
+      <w:pPr>
         <w:pStyle w:val="Heading2"/>
-      </w:pPr>
-      <w:r>
-        <w:rPr>
-          <w:rFonts w:ascii="Arial" w:hAnsi="Arial" w:cs="David"/>
+        <w:bidi/>
+      </w:pPr>
+      <w:r>
+        <w:rPr>
           <w:rtl/>
         </w:rPr>
         <w:t xml:space="preserve">1. מבוא</w:t>
       </w:r>
     </w:p>
-    <w:bookmarkStart w:id="27" w:name="הרקע-לפרויקט"/>
-    <w:p>
-      <w:pPr>
-        <w:bidi/>
+    <w:p>
+      <w:pPr>
         <w:pStyle w:val="Heading3"/>
-      </w:pPr>
-      <w:r>
-        <w:rPr>
-          <w:rFonts w:ascii="Arial" w:hAnsi="Arial" w:cs="David"/>
+        <w:bidi/>
+      </w:pPr>
+      <w:r>
+        <w:rPr>
           <w:rtl/>
         </w:rPr>
         <w:t xml:space="preserve">1.1 הרקע לפרויקט</w:t>
@@ -1748,23 +2120,20 @@
       </w:pPr>
       <w:r>
         <w:rPr>
-          <w:rFonts w:ascii="Arial" w:hAnsi="Arial" w:cs="David"/>
+          <w:rtl/>
           <w:bCs/>
           <w:b/>
-          <w:rtl/>
         </w:rPr>
         <w:t xml:space="preserve">שם הפרויקט:</w:t>
       </w:r>
       <w:r>
         <w:rPr>
-          <w:rFonts w:ascii="Arial" w:hAnsi="Arial" w:cs="David"/>
           <w:rtl/>
         </w:rPr>
         <w:t xml:space="preserve"> </w:t>
       </w:r>
       <w:r>
         <w:rPr>
-          <w:rFonts w:ascii="Arial" w:hAnsi="Arial" w:cs="David"/>
           <w:rtl/>
         </w:rPr>
         <w:t xml:space="preserve">ניווט אלוני יצחק.</w:t>
@@ -1776,23 +2145,20 @@
       </w:pPr>
       <w:r>
         <w:rPr>
-          <w:rFonts w:ascii="Arial" w:hAnsi="Arial" w:cs="David"/>
+          <w:rtl/>
           <w:bCs/>
           <w:b/>
-          <w:rtl/>
         </w:rPr>
         <w:t xml:space="preserve">תיאור קצר:</w:t>
       </w:r>
       <w:r>
         <w:rPr>
-          <w:rFonts w:ascii="Arial" w:hAnsi="Arial" w:cs="David"/>
           <w:rtl/>
         </w:rPr>
         <w:t xml:space="preserve"> </w:t>
       </w:r>
       <w:r>
         <w:rPr>
-          <w:rFonts w:ascii="Arial" w:hAnsi="Arial" w:cs="David"/>
           <w:rtl/>
         </w:rPr>
         <w:t xml:space="preserve">אפליקציית Android שמובילה את המשתמש מהמקום שבו הוא עומד אל כל חדר בקמפוס. הניווט מוצג בשתי דרכים: חצים על גבי תמונת המצלמה, בדומה ל-Live View של Google Maps, ומסלול על מפת הקמפוס. המשתמש מחפש יעד לפי מספר חדר, שם או בעל תפקיד.</w:t>
@@ -1804,26 +2170,24 @@
       </w:pPr>
       <w:r>
         <w:rPr>
-          <w:rFonts w:ascii="Arial" w:hAnsi="Arial" w:cs="David"/>
+          <w:rtl/>
           <w:bCs/>
           <w:b/>
-          <w:rtl/>
         </w:rPr>
         <w:t xml:space="preserve">קהל היעד:</w:t>
       </w:r>
     </w:p>
     <w:p>
       <w:pPr>
-        <w:bidi/>
         <w:numPr>
           <w:ilvl w:val="0"/>
-          <w:numId w:val="1001"/>
+          <w:numId w:val="1012"/>
         </w:numPr>
         <w:pStyle w:val="Compact"/>
-      </w:pPr>
-      <w:r>
-        <w:rPr>
-          <w:rFonts w:ascii="Arial" w:hAnsi="Arial" w:cs="David"/>
+        <w:bidi/>
+      </w:pPr>
+      <w:r>
+        <w:rPr>
           <w:rtl/>
         </w:rPr>
         <w:t xml:space="preserve">תלמידים חדשים, בעיקר בשבועות הראשונים של השנה</w:t>
@@ -1831,16 +2195,15 @@
     </w:p>
     <w:p>
       <w:pPr>
-        <w:bidi/>
         <w:numPr>
           <w:ilvl w:val="0"/>
-          <w:numId w:val="1001"/>
+          <w:numId w:val="1012"/>
         </w:numPr>
         <w:pStyle w:val="Compact"/>
-      </w:pPr>
-      <w:r>
-        <w:rPr>
-          <w:rFonts w:ascii="Arial" w:hAnsi="Arial" w:cs="David"/>
+        <w:bidi/>
+      </w:pPr>
+      <w:r>
+        <w:rPr>
           <w:rtl/>
         </w:rPr>
         <w:t xml:space="preserve">מורים חדשים ומחליפים</w:t>
@@ -1848,16 +2211,15 @@
     </w:p>
     <w:p>
       <w:pPr>
-        <w:bidi/>
         <w:numPr>
           <w:ilvl w:val="0"/>
-          <w:numId w:val="1001"/>
+          <w:numId w:val="1012"/>
         </w:numPr>
         <w:pStyle w:val="Compact"/>
-      </w:pPr>
-      <w:r>
-        <w:rPr>
-          <w:rFonts w:ascii="Arial" w:hAnsi="Arial" w:cs="David"/>
+        <w:bidi/>
+      </w:pPr>
+      <w:r>
+        <w:rPr>
           <w:rtl/>
         </w:rPr>
         <w:t xml:space="preserve">אורחים: הורים בערבי הורים, בוחנים חיצוניים ומבקרים</w:t>
@@ -1865,16 +2227,15 @@
     </w:p>
     <w:p>
       <w:pPr>
-        <w:bidi/>
         <w:numPr>
           <w:ilvl w:val="0"/>
-          <w:numId w:val="1001"/>
+          <w:numId w:val="1012"/>
         </w:numPr>
         <w:pStyle w:val="Compact"/>
-      </w:pPr>
-      <w:r>
-        <w:rPr>
-          <w:rFonts w:ascii="Arial" w:hAnsi="Arial" w:cs="David"/>
+        <w:bidi/>
+      </w:pPr>
+      <w:r>
+        <w:rPr>
           <w:rtl/>
         </w:rPr>
         <w:t xml:space="preserve">צוות בית הספר, שמעדכן את נתוני החדרים בכל שנה</w:t>
@@ -1886,80 +2247,68 @@
       </w:pPr>
       <w:r>
         <w:rPr>
-          <w:rFonts w:ascii="Arial" w:hAnsi="Arial" w:cs="David"/>
+          <w:rtl/>
           <w:bCs/>
           <w:b/>
-          <w:rtl/>
         </w:rPr>
         <w:t xml:space="preserve">הסיבות לבחירת הנושא:</w:t>
       </w:r>
       <w:r>
         <w:rPr>
-          <w:rFonts w:ascii="Arial" w:hAnsi="Arial" w:cs="David"/>
           <w:rtl/>
         </w:rPr>
         <w:t xml:space="preserve"> </w:t>
       </w:r>
       <w:r>
         <w:rPr>
-          <w:rFonts w:ascii="Arial" w:hAnsi="Arial" w:cs="David"/>
           <w:rtl/>
         </w:rPr>
         <w:t xml:space="preserve">בקמפוס כ-74 חדרים הפזורים בין מבנים נפרדים, מתחם הוילות ושבילים פתוחים. בכל תחילת שנה השאלה</w:t>
       </w:r>
       <w:r>
         <w:rPr>
-          <w:rFonts w:ascii="Arial" w:hAnsi="Arial" w:cs="David"/>
           <w:rtl/>
         </w:rPr>
         <w:t xml:space="preserve"> </w:t>
       </w:r>
       <w:r>
         <w:rPr>
-          <w:rFonts w:ascii="Arial" w:hAnsi="Arial" w:cs="David"/>
           <w:rtl/>
         </w:rPr>
         <w:t xml:space="preserve">“</w:t>
       </w:r>
       <w:r>
         <w:rPr>
-          <w:rFonts w:ascii="Arial" w:hAnsi="Arial" w:cs="David"/>
           <w:rtl/>
         </w:rPr>
         <w:t xml:space="preserve">איפה חדר 42?</w:t>
       </w:r>
       <w:r>
         <w:rPr>
-          <w:rFonts w:ascii="Arial" w:hAnsi="Arial" w:cs="David"/>
           <w:rtl/>
         </w:rPr>
         <w:t xml:space="preserve">”</w:t>
       </w:r>
       <w:r>
         <w:rPr>
-          <w:rFonts w:ascii="Arial" w:hAnsi="Arial" w:cs="David"/>
           <w:rtl/>
         </w:rPr>
         <w:t xml:space="preserve"> </w:t>
       </w:r>
       <w:r>
         <w:rPr>
-          <w:rFonts w:ascii="Arial" w:hAnsi="Arial" w:cs="David"/>
           <w:rtl/>
         </w:rPr>
         <w:t xml:space="preserve">חוזרת שוב ושוב, ותרשים המבנה קיים רק כקובץ PDF שקשה לקרוא בטלפון תוך כדי הליכה. הנושא משלב בעיה אמיתית מהסביבה הקרובה עם חיישנים, מצלמה ואלגוריתמים על גרפים.</w:t>
       </w:r>
     </w:p>
-    <w:bookmarkEnd w:id="27"/>
-    <w:bookmarkStart w:id="28" w:name="תהליך-המחקר"/>
-    <w:p>
-      <w:pPr>
-        <w:bidi/>
+    <w:p>
+      <w:pPr>
         <w:pStyle w:val="Heading3"/>
-      </w:pPr>
-      <w:r>
-        <w:rPr>
-          <w:rFonts w:ascii="Arial" w:hAnsi="Arial" w:cs="David"/>
+        <w:bidi/>
+      </w:pPr>
+      <w:r>
+        <w:rPr>
           <w:rtl/>
         </w:rPr>
         <w:t xml:space="preserve">1.2 תהליך המחקר</w:t>
@@ -1971,7 +2320,6 @@
       </w:pPr>
       <w:r>
         <w:rPr>
-          <w:rFonts w:ascii="Arial" w:hAnsi="Arial" w:cs="David"/>
           <w:rtl/>
         </w:rPr>
         <w:t xml:space="preserve">המחקר המקדים כלל עבודת שטח: הליכה בין המבנים עם טלפון ומדידת דיוק ה-GPS ליד כניסות לכיתות.</w:t>
@@ -1983,26 +2331,24 @@
       </w:pPr>
       <w:r>
         <w:rPr>
-          <w:rFonts w:ascii="Arial" w:hAnsi="Arial" w:cs="David"/>
+          <w:rtl/>
           <w:bCs/>
           <w:b/>
-          <w:rtl/>
         </w:rPr>
         <w:t xml:space="preserve">מחקר על תחום הידע:</w:t>
       </w:r>
     </w:p>
     <w:p>
       <w:pPr>
-        <w:bidi/>
         <w:numPr>
           <w:ilvl w:val="0"/>
-          <w:numId w:val="1002"/>
+          <w:numId w:val="1013"/>
         </w:numPr>
         <w:pStyle w:val="Compact"/>
-      </w:pPr>
-      <w:r>
-        <w:rPr>
-          <w:rFonts w:ascii="Arial" w:hAnsi="Arial" w:cs="David"/>
+        <w:bidi/>
+      </w:pPr>
+      <w:r>
+        <w:rPr>
           <w:rtl/>
         </w:rPr>
         <w:t xml:space="preserve">מיקום לווייני (GPS) בטלפון נותן בשטח פתוח שגיאה של כמה מטרים, וליד מבנים השגיאה גדלה.</w:t>
@@ -2010,16 +2356,15 @@
     </w:p>
     <w:p>
       <w:pPr>
-        <w:bidi/>
         <w:numPr>
           <w:ilvl w:val="0"/>
-          <w:numId w:val="1002"/>
+          <w:numId w:val="1013"/>
         </w:numPr>
         <w:pStyle w:val="Compact"/>
-      </w:pPr>
-      <w:r>
-        <w:rPr>
-          <w:rFonts w:ascii="Arial" w:hAnsi="Arial" w:cs="David"/>
+        <w:bidi/>
+      </w:pPr>
+      <w:r>
+        <w:rPr>
           <w:rtl/>
         </w:rPr>
         <w:t xml:space="preserve">חיישן ה-Rotation Vector משלב מצפן, ג’ירוסקופ ואקסלרומטר, ונותן כיוון יציב יותר ממצפן לבדו.</w:t>
@@ -2027,16 +2372,15 @@
     </w:p>
     <w:p>
       <w:pPr>
-        <w:bidi/>
         <w:numPr>
           <w:ilvl w:val="0"/>
-          <w:numId w:val="1002"/>
+          <w:numId w:val="1013"/>
         </w:numPr>
         <w:pStyle w:val="Compact"/>
-      </w:pPr>
-      <w:r>
-        <w:rPr>
-          <w:rFonts w:ascii="Arial" w:hAnsi="Arial" w:cs="David"/>
+        <w:bidi/>
+      </w:pPr>
+      <w:r>
+        <w:rPr>
           <w:rtl/>
         </w:rPr>
         <w:t xml:space="preserve">מציאות רבודה (AR) מאפשרת לעגן אובייקט וירטואלי, כמו חץ, למקום קבוע במרחב בזמן שהטלפון זז.</w:t>
@@ -2044,16 +2388,15 @@
     </w:p>
     <w:p>
       <w:pPr>
-        <w:bidi/>
         <w:numPr>
           <w:ilvl w:val="0"/>
-          <w:numId w:val="1002"/>
+          <w:numId w:val="1013"/>
         </w:numPr>
         <w:pStyle w:val="Compact"/>
-      </w:pPr>
-      <w:r>
-        <w:rPr>
-          <w:rFonts w:ascii="Arial" w:hAnsi="Arial" w:cs="David"/>
+        <w:bidi/>
+      </w:pPr>
+      <w:r>
+        <w:rPr>
           <w:rtl/>
         </w:rPr>
         <w:t xml:space="preserve">מסלול קצר בין שתי נקודות ברשת שבילים מחושב כמסלול קצר בגרף ממושקל.</w:t>
@@ -2065,10 +2408,9 @@
       </w:pPr>
       <w:r>
         <w:rPr>
-          <w:rFonts w:ascii="Arial" w:hAnsi="Arial" w:cs="David"/>
+          <w:rtl/>
           <w:bCs/>
           <w:b/>
-          <w:rtl/>
         </w:rPr>
         <w:t xml:space="preserve">בדיקת אפליקציות קיימות:</w:t>
       </w:r>
@@ -2102,12 +2444,12 @@
           <w:tcPr/>
           <w:p>
             <w:pPr>
-              <w:bidi/>
-              <w:pStyle w:val="Compact"/>
-            </w:pPr>
-            <w:r>
-              <w:rPr>
-                <w:rFonts w:ascii="Arial" w:hAnsi="Arial" w:cs="David"/>
+              <w:pStyle w:val="Compact"/>
+              <w:bidi/>
+              <w:jc w:val="left"/>
+            </w:pPr>
+            <w:r>
+              <w:rPr>
                 <w:rtl/>
               </w:rPr>
               <w:t xml:space="preserve">אפליקציה</w:t>
@@ -2118,12 +2460,12 @@
           <w:tcPr/>
           <w:p>
             <w:pPr>
-              <w:bidi/>
-              <w:pStyle w:val="Compact"/>
-            </w:pPr>
-            <w:r>
-              <w:rPr>
-                <w:rFonts w:ascii="Arial" w:hAnsi="Arial" w:cs="David"/>
+              <w:pStyle w:val="Compact"/>
+              <w:bidi/>
+              <w:jc w:val="left"/>
+            </w:pPr>
+            <w:r>
+              <w:rPr>
                 <w:rtl/>
               </w:rPr>
               <w:t xml:space="preserve">מה היא נותנת</w:t>
@@ -2134,12 +2476,12 @@
           <w:tcPr/>
           <w:p>
             <w:pPr>
-              <w:bidi/>
-              <w:pStyle w:val="Compact"/>
-            </w:pPr>
-            <w:r>
-              <w:rPr>
-                <w:rFonts w:ascii="Arial" w:hAnsi="Arial" w:cs="David"/>
+              <w:pStyle w:val="Compact"/>
+              <w:bidi/>
+              <w:jc w:val="left"/>
+            </w:pPr>
+            <w:r>
+              <w:rPr>
                 <w:rtl/>
               </w:rPr>
               <w:t xml:space="preserve">מה חסר לקמפוס שלנו</w:t>
@@ -2152,12 +2494,12 @@
           <w:tcPr/>
           <w:p>
             <w:pPr>
-              <w:bidi/>
-              <w:pStyle w:val="Compact"/>
-            </w:pPr>
-            <w:r>
-              <w:rPr>
-                <w:rFonts w:ascii="Arial" w:hAnsi="Arial" w:cs="David"/>
+              <w:pStyle w:val="Compact"/>
+              <w:bidi/>
+              <w:jc w:val="left"/>
+            </w:pPr>
+            <w:r>
+              <w:rPr>
                 <w:rtl/>
               </w:rPr>
               <w:t xml:space="preserve">Google Maps (כולל Live View)</w:t>
@@ -2168,12 +2510,12 @@
           <w:tcPr/>
           <w:p>
             <w:pPr>
-              <w:bidi/>
-              <w:pStyle w:val="Compact"/>
-            </w:pPr>
-            <w:r>
-              <w:rPr>
-                <w:rFonts w:ascii="Arial" w:hAnsi="Arial" w:cs="David"/>
+              <w:pStyle w:val="Compact"/>
+              <w:bidi/>
+              <w:jc w:val="left"/>
+            </w:pPr>
+            <w:r>
+              <w:rPr>
                 <w:rtl/>
               </w:rPr>
               <w:t xml:space="preserve">ניווט ברחובות וחצים על המצלמה</w:t>
@@ -2184,12 +2526,12 @@
           <w:tcPr/>
           <w:p>
             <w:pPr>
-              <w:bidi/>
-              <w:pStyle w:val="Compact"/>
-            </w:pPr>
-            <w:r>
-              <w:rPr>
-                <w:rFonts w:ascii="Arial" w:hAnsi="Arial" w:cs="David"/>
+              <w:pStyle w:val="Compact"/>
+              <w:bidi/>
+              <w:jc w:val="left"/>
+            </w:pPr>
+            <w:r>
+              <w:rPr>
                 <w:rtl/>
               </w:rPr>
               <w:t xml:space="preserve">אין בה את שבילי הקמפוס ואת מספרי החדרים</w:t>
@@ -2202,12 +2544,12 @@
           <w:tcPr/>
           <w:p>
             <w:pPr>
-              <w:bidi/>
-              <w:pStyle w:val="Compact"/>
-            </w:pPr>
-            <w:r>
-              <w:rPr>
-                <w:rFonts w:ascii="Arial" w:hAnsi="Arial" w:cs="David"/>
+              <w:pStyle w:val="Compact"/>
+              <w:bidi/>
+              <w:jc w:val="left"/>
+            </w:pPr>
+            <w:r>
+              <w:rPr>
                 <w:rtl/>
               </w:rPr>
               <w:t xml:space="preserve">תרשים המבנה (PDF)</w:t>
@@ -2218,12 +2560,12 @@
           <w:tcPr/>
           <w:p>
             <w:pPr>
-              <w:bidi/>
-              <w:pStyle w:val="Compact"/>
-            </w:pPr>
-            <w:r>
-              <w:rPr>
-                <w:rFonts w:ascii="Arial" w:hAnsi="Arial" w:cs="David"/>
+              <w:pStyle w:val="Compact"/>
+              <w:bidi/>
+              <w:jc w:val="left"/>
+            </w:pPr>
+            <w:r>
+              <w:rPr>
                 <w:rtl/>
               </w:rPr>
               <w:t xml:space="preserve">מיקום כל חדר</w:t>
@@ -2234,12 +2576,12 @@
           <w:tcPr/>
           <w:p>
             <w:pPr>
-              <w:bidi/>
-              <w:pStyle w:val="Compact"/>
-            </w:pPr>
-            <w:r>
-              <w:rPr>
-                <w:rFonts w:ascii="Arial" w:hAnsi="Arial" w:cs="David"/>
+              <w:pStyle w:val="Compact"/>
+              <w:bidi/>
+              <w:jc w:val="left"/>
+            </w:pPr>
+            <w:r>
+              <w:rPr>
                 <w:rtl/>
               </w:rPr>
               <w:t xml:space="preserve">סטטי, לא מראה איפה אני ולא איך מגיעים</w:t>
@@ -2252,12 +2594,12 @@
           <w:tcPr/>
           <w:p>
             <w:pPr>
-              <w:bidi/>
-              <w:pStyle w:val="Compact"/>
-            </w:pPr>
-            <w:r>
-              <w:rPr>
-                <w:rFonts w:ascii="Arial" w:hAnsi="Arial" w:cs="David"/>
+              <w:pStyle w:val="Compact"/>
+              <w:bidi/>
+              <w:jc w:val="left"/>
+            </w:pPr>
+            <w:r>
+              <w:rPr>
                 <w:rtl/>
               </w:rPr>
               <w:t xml:space="preserve">מערכות ניווט פנים-מבני מסחריות</w:t>
@@ -2268,12 +2610,12 @@
           <w:tcPr/>
           <w:p>
             <w:pPr>
-              <w:bidi/>
-              <w:pStyle w:val="Compact"/>
-            </w:pPr>
-            <w:r>
-              <w:rPr>
-                <w:rFonts w:ascii="Arial" w:hAnsi="Arial" w:cs="David"/>
+              <w:pStyle w:val="Compact"/>
+              <w:bidi/>
+              <w:jc w:val="left"/>
+            </w:pPr>
+            <w:r>
+              <w:rPr>
                 <w:rtl/>
               </w:rPr>
               <w:t xml:space="preserve">ניווט מדויק בתוך מבנים</w:t>
@@ -2284,12 +2626,12 @@
           <w:tcPr/>
           <w:p>
             <w:pPr>
-              <w:bidi/>
-              <w:pStyle w:val="Compact"/>
-            </w:pPr>
-            <w:r>
-              <w:rPr>
-                <w:rFonts w:ascii="Arial" w:hAnsi="Arial" w:cs="David"/>
+              <w:pStyle w:val="Compact"/>
+              <w:bidi/>
+              <w:jc w:val="left"/>
+            </w:pPr>
+            <w:r>
+              <w:rPr>
                 <w:rtl/>
               </w:rPr>
               <w:t xml:space="preserve">דורשות התקנת משדרים בכל מבנה ועלות שאינה מתאימה לבית ספר</w:t>
@@ -2304,23 +2646,20 @@
       </w:pPr>
       <w:r>
         <w:rPr>
-          <w:rFonts w:ascii="Arial" w:hAnsi="Arial" w:cs="David"/>
+          <w:rtl/>
           <w:bCs/>
           <w:b/>
-          <w:rtl/>
         </w:rPr>
         <w:t xml:space="preserve">סקירת המצב הקיים בשוק:</w:t>
       </w:r>
       <w:r>
         <w:rPr>
-          <w:rFonts w:ascii="Arial" w:hAnsi="Arial" w:cs="David"/>
           <w:rtl/>
         </w:rPr>
         <w:t xml:space="preserve"> </w:t>
       </w:r>
       <w:r>
         <w:rPr>
-          <w:rFonts w:ascii="Arial" w:hAnsi="Arial" w:cs="David"/>
           <w:rtl/>
         </w:rPr>
         <w:t xml:space="preserve">פתרונות ניווט לקמפוסים קיימים בעיקר באוניברסיטאות ובקניונים, ונשענים על חומרה ייעודית. לא נמצא פתרון זמין לבית ספר שמשתמש רק בטלפון של המשתמש.</w:t>
@@ -2332,10 +2671,9 @@
       </w:pPr>
       <w:r>
         <w:rPr>
-          <w:rFonts w:ascii="Arial" w:hAnsi="Arial" w:cs="David"/>
+          <w:rtl/>
           <w:bCs/>
           <w:b/>
-          <w:rtl/>
         </w:rPr>
         <w:t xml:space="preserve">טכנולוגיות שאינן חלק מתוכנית הלימודים:</w:t>
       </w:r>
@@ -2368,12 +2706,12 @@
           <w:tcPr/>
           <w:p>
             <w:pPr>
-              <w:bidi/>
-              <w:pStyle w:val="Compact"/>
-            </w:pPr>
-            <w:r>
-              <w:rPr>
-                <w:rFonts w:ascii="Arial" w:hAnsi="Arial" w:cs="David"/>
+              <w:pStyle w:val="Compact"/>
+              <w:bidi/>
+              <w:jc w:val="left"/>
+            </w:pPr>
+            <w:r>
+              <w:rPr>
                 <w:rtl/>
               </w:rPr>
               <w:t xml:space="preserve">טכנולוגיה</w:t>
@@ -2384,12 +2722,12 @@
           <w:tcPr/>
           <w:p>
             <w:pPr>
-              <w:bidi/>
-              <w:pStyle w:val="Compact"/>
-            </w:pPr>
-            <w:r>
-              <w:rPr>
-                <w:rFonts w:ascii="Arial" w:hAnsi="Arial" w:cs="David"/>
+              <w:pStyle w:val="Compact"/>
+              <w:bidi/>
+              <w:jc w:val="left"/>
+            </w:pPr>
+            <w:r>
+              <w:rPr>
                 <w:rtl/>
               </w:rPr>
               <w:t xml:space="preserve">שימוש בפרויקט</w:t>
@@ -2402,12 +2740,13 @@
           <w:tcPr/>
           <w:p>
             <w:pPr>
-              <w:bidi/>
-              <w:pStyle w:val="Compact"/>
-            </w:pPr>
-            <w:r>
-              <w:rPr>
-                <w:rFonts w:ascii="Arial" w:hAnsi="Arial" w:cs="David"/>
+              <w:pStyle w:val="Compact"/>
+              <w:bidi/>
+              <w:jc w:val="left"/>
+            </w:pPr>
+            <w:r>
+              <w:rPr>
+                <w:rtl/>
               </w:rPr>
               <w:t xml:space="preserve">Fused Location Provider</w:t>
             </w:r>
@@ -2417,12 +2756,12 @@
           <w:tcPr/>
           <w:p>
             <w:pPr>
-              <w:bidi/>
-              <w:pStyle w:val="Compact"/>
-            </w:pPr>
-            <w:r>
-              <w:rPr>
-                <w:rFonts w:ascii="Arial" w:hAnsi="Arial" w:cs="David"/>
+              <w:pStyle w:val="Compact"/>
+              <w:bidi/>
+              <w:jc w:val="left"/>
+            </w:pPr>
+            <w:r>
+              <w:rPr>
                 <w:rtl/>
               </w:rPr>
               <w:t xml:space="preserve">קבלת מיקום משולב מ-GPS, Wi-Fi ורשת סלולרית</w:t>
@@ -2435,12 +2774,13 @@
           <w:tcPr/>
           <w:p>
             <w:pPr>
-              <w:bidi/>
-              <w:pStyle w:val="Compact"/>
-            </w:pPr>
-            <w:r>
-              <w:rPr>
-                <w:rFonts w:ascii="Arial" w:hAnsi="Arial" w:cs="David"/>
+              <w:pStyle w:val="Compact"/>
+              <w:bidi/>
+              <w:jc w:val="left"/>
+            </w:pPr>
+            <w:r>
+              <w:rPr>
+                <w:rtl/>
               </w:rPr>
               <w:t xml:space="preserve">Rotation Vector Sensor</w:t>
             </w:r>
@@ -2450,12 +2790,12 @@
           <w:tcPr/>
           <w:p>
             <w:pPr>
-              <w:bidi/>
-              <w:pStyle w:val="Compact"/>
-            </w:pPr>
-            <w:r>
-              <w:rPr>
-                <w:rFonts w:ascii="Arial" w:hAnsi="Arial" w:cs="David"/>
+              <w:pStyle w:val="Compact"/>
+              <w:bidi/>
+              <w:jc w:val="left"/>
+            </w:pPr>
+            <w:r>
+              <w:rPr>
                 <w:rtl/>
               </w:rPr>
               <w:t xml:space="preserve">כיוון הטלפון לסיבוב החץ</w:t>
@@ -2468,12 +2808,13 @@
           <w:tcPr/>
           <w:p>
             <w:pPr>
-              <w:bidi/>
-              <w:pStyle w:val="Compact"/>
-            </w:pPr>
-            <w:r>
-              <w:rPr>
-                <w:rFonts w:ascii="Arial" w:hAnsi="Arial" w:cs="David"/>
+              <w:pStyle w:val="Compact"/>
+              <w:bidi/>
+              <w:jc w:val="left"/>
+            </w:pPr>
+            <w:r>
+              <w:rPr>
+                <w:rtl/>
               </w:rPr>
               <w:t xml:space="preserve">CameraX</w:t>
             </w:r>
@@ -2483,12 +2824,12 @@
           <w:tcPr/>
           <w:p>
             <w:pPr>
-              <w:bidi/>
-              <w:pStyle w:val="Compact"/>
-            </w:pPr>
-            <w:r>
-              <w:rPr>
-                <w:rFonts w:ascii="Arial" w:hAnsi="Arial" w:cs="David"/>
+              <w:pStyle w:val="Compact"/>
+              <w:bidi/>
+              <w:jc w:val="left"/>
+            </w:pPr>
+            <w:r>
+              <w:rPr>
                 <w:rtl/>
               </w:rPr>
               <w:t xml:space="preserve">הצגת תמונת המצלמה החיה</w:t>
@@ -2501,12 +2842,13 @@
           <w:tcPr/>
           <w:p>
             <w:pPr>
-              <w:bidi/>
-              <w:pStyle w:val="Compact"/>
-            </w:pPr>
-            <w:r>
-              <w:rPr>
-                <w:rFonts w:ascii="Arial" w:hAnsi="Arial" w:cs="David"/>
+              <w:pStyle w:val="Compact"/>
+              <w:bidi/>
+              <w:jc w:val="left"/>
+            </w:pPr>
+            <w:r>
+              <w:rPr>
+                <w:rtl/>
               </w:rPr>
               <w:t xml:space="preserve">ARCore</w:t>
             </w:r>
@@ -2516,12 +2858,12 @@
           <w:tcPr/>
           <w:p>
             <w:pPr>
-              <w:bidi/>
-              <w:pStyle w:val="Compact"/>
-            </w:pPr>
-            <w:r>
-              <w:rPr>
-                <w:rFonts w:ascii="Arial" w:hAnsi="Arial" w:cs="David"/>
+              <w:pStyle w:val="Compact"/>
+              <w:bidi/>
+              <w:jc w:val="left"/>
+            </w:pPr>
+            <w:r>
+              <w:rPr>
                 <w:rtl/>
               </w:rPr>
               <w:t xml:space="preserve">עיגון החץ במרחב</w:t>
@@ -2534,12 +2876,13 @@
           <w:tcPr/>
           <w:p>
             <w:pPr>
-              <w:bidi/>
-              <w:pStyle w:val="Compact"/>
-            </w:pPr>
-            <w:r>
-              <w:rPr>
-                <w:rFonts w:ascii="Arial" w:hAnsi="Arial" w:cs="David"/>
+              <w:pStyle w:val="Compact"/>
+              <w:bidi/>
+              <w:jc w:val="left"/>
+            </w:pPr>
+            <w:r>
+              <w:rPr>
+                <w:rtl/>
               </w:rPr>
               <w:t xml:space="preserve">Room</w:t>
             </w:r>
@@ -2549,12 +2892,12 @@
           <w:tcPr/>
           <w:p>
             <w:pPr>
-              <w:bidi/>
-              <w:pStyle w:val="Compact"/>
-            </w:pPr>
-            <w:r>
-              <w:rPr>
-                <w:rFonts w:ascii="Arial" w:hAnsi="Arial" w:cs="David"/>
+              <w:pStyle w:val="Compact"/>
+              <w:bidi/>
+              <w:jc w:val="left"/>
+            </w:pPr>
+            <w:r>
+              <w:rPr>
                 <w:rtl/>
               </w:rPr>
               <w:t xml:space="preserve">בסיס נתונים מקומי מעל SQLite, לצד Firebase Firestore בענן</w:t>
@@ -2567,12 +2910,12 @@
           <w:tcPr/>
           <w:p>
             <w:pPr>
-              <w:bidi/>
-              <w:pStyle w:val="Compact"/>
-            </w:pPr>
-            <w:r>
-              <w:rPr>
-                <w:rFonts w:ascii="Arial" w:hAnsi="Arial" w:cs="David"/>
+              <w:pStyle w:val="Compact"/>
+              <w:bidi/>
+              <w:jc w:val="left"/>
+            </w:pPr>
+            <w:r>
+              <w:rPr>
                 <w:rtl/>
               </w:rPr>
               <w:t xml:space="preserve">TensorFlow Lite ו-Teachable Machine</w:t>
@@ -2583,12 +2926,12 @@
           <w:tcPr/>
           <w:p>
             <w:pPr>
-              <w:bidi/>
-              <w:pStyle w:val="Compact"/>
-            </w:pPr>
-            <w:r>
-              <w:rPr>
-                <w:rFonts w:ascii="Arial" w:hAnsi="Arial" w:cs="David"/>
+              <w:pStyle w:val="Compact"/>
+              <w:bidi/>
+              <w:jc w:val="left"/>
+            </w:pPr>
+            <w:r>
+              <w:rPr>
                 <w:rtl/>
               </w:rPr>
               <w:t xml:space="preserve">אימון מודל זיהוי מבנים והרצתו בטלפון</w:t>
@@ -2601,12 +2944,12 @@
           <w:tcPr/>
           <w:p>
             <w:pPr>
-              <w:bidi/>
-              <w:pStyle w:val="Compact"/>
-            </w:pPr>
-            <w:r>
-              <w:rPr>
-                <w:rFonts w:ascii="Arial" w:hAnsi="Arial" w:cs="David"/>
+              <w:pStyle w:val="Compact"/>
+              <w:bidi/>
+              <w:jc w:val="left"/>
+            </w:pPr>
+            <w:r>
+              <w:rPr>
                 <w:rtl/>
               </w:rPr>
               <w:t xml:space="preserve">אלגוריתם Dijkstra</w:t>
@@ -2617,12 +2960,12 @@
           <w:tcPr/>
           <w:p>
             <w:pPr>
-              <w:bidi/>
-              <w:pStyle w:val="Compact"/>
-            </w:pPr>
-            <w:r>
-              <w:rPr>
-                <w:rFonts w:ascii="Arial" w:hAnsi="Arial" w:cs="David"/>
+              <w:pStyle w:val="Compact"/>
+              <w:bidi/>
+              <w:jc w:val="left"/>
+            </w:pPr>
+            <w:r>
+              <w:rPr>
                 <w:rtl/>
               </w:rPr>
               <w:t xml:space="preserve">חישוב מסלול קצר בגרף השבילים</w:t>
@@ -2635,12 +2978,13 @@
           <w:tcPr/>
           <w:p>
             <w:pPr>
-              <w:bidi/>
-              <w:pStyle w:val="Compact"/>
-            </w:pPr>
-            <w:r>
-              <w:rPr>
-                <w:rFonts w:ascii="Arial" w:hAnsi="Arial" w:cs="David"/>
+              <w:pStyle w:val="Compact"/>
+              <w:bidi/>
+              <w:jc w:val="left"/>
+            </w:pPr>
+            <w:r>
+              <w:rPr>
+                <w:rtl/>
               </w:rPr>
               <w:t xml:space="preserve">osmdroid (OpenStreetMap)</w:t>
             </w:r>
@@ -2650,12 +2994,12 @@
           <w:tcPr/>
           <w:p>
             <w:pPr>
-              <w:bidi/>
-              <w:pStyle w:val="Compact"/>
-            </w:pPr>
-            <w:r>
-              <w:rPr>
-                <w:rFonts w:ascii="Arial" w:hAnsi="Arial" w:cs="David"/>
+              <w:pStyle w:val="Compact"/>
+              <w:bidi/>
+              <w:jc w:val="left"/>
+            </w:pPr>
+            <w:r>
+              <w:rPr>
                 <w:rtl/>
               </w:rPr>
               <w:t xml:space="preserve">מפה בדו-ממד, עם תרשים בית הספר, המסלול והמיקום כשכבות</w:t>
@@ -2664,16 +3008,13 @@
         </w:tc>
       </w:tr>
     </w:tbl>
-    <w:bookmarkEnd w:id="28"/>
-    <w:bookmarkStart w:id="29" w:name="אתגרים-מרכזיים"/>
-    <w:p>
-      <w:pPr>
-        <w:bidi/>
+    <w:p>
+      <w:pPr>
         <w:pStyle w:val="Heading3"/>
-      </w:pPr>
-      <w:r>
-        <w:rPr>
-          <w:rFonts w:ascii="Arial" w:hAnsi="Arial" w:cs="David"/>
+        <w:bidi/>
+      </w:pPr>
+      <w:r>
+        <w:rPr>
           <w:rtl/>
         </w:rPr>
         <w:t xml:space="preserve">1.3 אתגרים מרכזיים</w:t>
@@ -2685,23 +3026,20 @@
       </w:pPr>
       <w:r>
         <w:rPr>
-          <w:rFonts w:ascii="Arial" w:hAnsi="Arial" w:cs="David"/>
+          <w:rtl/>
           <w:bCs/>
           <w:b/>
-          <w:rtl/>
         </w:rPr>
         <w:t xml:space="preserve">הצורך שהפרויקט עונה עליו:</w:t>
       </w:r>
       <w:r>
         <w:rPr>
-          <w:rFonts w:ascii="Arial" w:hAnsi="Arial" w:cs="David"/>
           <w:rtl/>
         </w:rPr>
         <w:t xml:space="preserve"> </w:t>
       </w:r>
       <w:r>
         <w:rPr>
-          <w:rFonts w:ascii="Arial" w:hAnsi="Arial" w:cs="David"/>
           <w:rtl/>
         </w:rPr>
         <w:t xml:space="preserve">להביא אדם שאינו מכיר את הקמפוס אל דלת החדר הנכון, בלי לשאול אנשים בדרך ובלי לפענח תרשים.</w:t>
@@ -2713,42 +3051,38 @@
       </w:pPr>
       <w:r>
         <w:rPr>
-          <w:rFonts w:ascii="Arial" w:hAnsi="Arial" w:cs="David"/>
+          <w:rtl/>
           <w:bCs/>
           <w:b/>
-          <w:rtl/>
         </w:rPr>
         <w:t xml:space="preserve">בעיות מרכזיות בפיתוח:</w:t>
       </w:r>
     </w:p>
     <w:p>
       <w:pPr>
-        <w:bidi/>
         <w:numPr>
           <w:ilvl w:val="0"/>
-          <w:numId w:val="1003"/>
+          <w:numId w:val="1014"/>
         </w:numPr>
         <w:pStyle w:val="Compact"/>
-      </w:pPr>
-      <w:r>
-        <w:rPr>
-          <w:rFonts w:ascii="Arial" w:hAnsi="Arial" w:cs="David"/>
+        <w:bidi/>
+      </w:pPr>
+      <w:r>
+        <w:rPr>
+          <w:rtl/>
           <w:bCs/>
           <w:b/>
-          <w:rtl/>
         </w:rPr>
         <w:t xml:space="preserve">דיוק המיקום:</w:t>
       </w:r>
       <w:r>
         <w:rPr>
-          <w:rFonts w:ascii="Arial" w:hAnsi="Arial" w:cs="David"/>
           <w:rtl/>
         </w:rPr>
         <w:t xml:space="preserve"> </w:t>
       </w:r>
       <w:r>
         <w:rPr>
-          <w:rFonts w:ascii="Arial" w:hAnsi="Arial" w:cs="David"/>
           <w:rtl/>
         </w:rPr>
         <w:t xml:space="preserve">שגיאה של 5–10 מטר מספיקה כדי לשלוח את המשתמש לדלת הלא נכונה.</w:t>
@@ -2756,67 +3090,59 @@
     </w:p>
     <w:p>
       <w:pPr>
-        <w:bidi/>
         <w:numPr>
           <w:ilvl w:val="0"/>
-          <w:numId w:val="1003"/>
+          <w:numId w:val="1014"/>
         </w:numPr>
         <w:pStyle w:val="Compact"/>
-      </w:pPr>
-      <w:r>
-        <w:rPr>
-          <w:rFonts w:ascii="Arial" w:hAnsi="Arial" w:cs="David"/>
+        <w:bidi/>
+      </w:pPr>
+      <w:r>
+        <w:rPr>
+          <w:rtl/>
           <w:bCs/>
           <w:b/>
-          <w:rtl/>
         </w:rPr>
         <w:t xml:space="preserve">יציבות החץ:</w:t>
       </w:r>
       <w:r>
         <w:rPr>
-          <w:rFonts w:ascii="Arial" w:hAnsi="Arial" w:cs="David"/>
           <w:rtl/>
         </w:rPr>
         <w:t xml:space="preserve"> </w:t>
       </w:r>
       <w:r>
         <w:rPr>
-          <w:rFonts w:ascii="Arial" w:hAnsi="Arial" w:cs="David"/>
           <w:rtl/>
         </w:rPr>
         <w:t xml:space="preserve">הפרעה מגנטית ליד מבנים משבשת את המצפן, והחץ</w:t>
       </w:r>
       <w:r>
         <w:rPr>
-          <w:rFonts w:ascii="Arial" w:hAnsi="Arial" w:cs="David"/>
           <w:rtl/>
         </w:rPr>
         <w:t xml:space="preserve"> </w:t>
       </w:r>
       <w:r>
         <w:rPr>
-          <w:rFonts w:ascii="Arial" w:hAnsi="Arial" w:cs="David"/>
           <w:rtl/>
         </w:rPr>
         <w:t xml:space="preserve">“</w:t>
       </w:r>
       <w:r>
         <w:rPr>
-          <w:rFonts w:ascii="Arial" w:hAnsi="Arial" w:cs="David"/>
           <w:rtl/>
         </w:rPr>
         <w:t xml:space="preserve">רוקד</w:t>
       </w:r>
       <w:r>
         <w:rPr>
-          <w:rFonts w:ascii="Arial" w:hAnsi="Arial" w:cs="David"/>
           <w:rtl/>
         </w:rPr>
         <w:t xml:space="preserve">”</w:t>
       </w:r>
       <w:r>
         <w:rPr>
-          <w:rFonts w:ascii="Arial" w:hAnsi="Arial" w:cs="David"/>
           <w:rtl/>
         </w:rPr>
         <w:t xml:space="preserve">.</w:t>
@@ -2824,32 +3150,29 @@
     </w:p>
     <w:p>
       <w:pPr>
-        <w:bidi/>
         <w:numPr>
           <w:ilvl w:val="0"/>
-          <w:numId w:val="1003"/>
+          <w:numId w:val="1014"/>
         </w:numPr>
         <w:pStyle w:val="Compact"/>
-      </w:pPr>
-      <w:r>
-        <w:rPr>
-          <w:rFonts w:ascii="Arial" w:hAnsi="Arial" w:cs="David"/>
+        <w:bidi/>
+      </w:pPr>
+      <w:r>
+        <w:rPr>
+          <w:rtl/>
           <w:bCs/>
           <w:b/>
-          <w:rtl/>
         </w:rPr>
         <w:t xml:space="preserve">מיפוי הקמפוס:</w:t>
       </w:r>
       <w:r>
         <w:rPr>
-          <w:rFonts w:ascii="Arial" w:hAnsi="Arial" w:cs="David"/>
           <w:rtl/>
         </w:rPr>
         <w:t xml:space="preserve"> </w:t>
       </w:r>
       <w:r>
         <w:rPr>
-          <w:rFonts w:ascii="Arial" w:hAnsi="Arial" w:cs="David"/>
           <w:rtl/>
         </w:rPr>
         <w:t xml:space="preserve">אין מפה דיגיטלית של השבילים והכניסות, וצריך ליצור אותה בעבודת שטח.</w:t>
@@ -2857,32 +3180,29 @@
     </w:p>
     <w:p>
       <w:pPr>
-        <w:bidi/>
         <w:numPr>
           <w:ilvl w:val="0"/>
-          <w:numId w:val="1003"/>
+          <w:numId w:val="1014"/>
         </w:numPr>
         <w:pStyle w:val="Compact"/>
-      </w:pPr>
-      <w:r>
-        <w:rPr>
-          <w:rFonts w:ascii="Arial" w:hAnsi="Arial" w:cs="David"/>
+        <w:bidi/>
+      </w:pPr>
+      <w:r>
+        <w:rPr>
+          <w:rtl/>
           <w:bCs/>
           <w:b/>
-          <w:rtl/>
         </w:rPr>
         <w:t xml:space="preserve">תמיכת מכשירים:</w:t>
       </w:r>
       <w:r>
         <w:rPr>
-          <w:rFonts w:ascii="Arial" w:hAnsi="Arial" w:cs="David"/>
           <w:rtl/>
         </w:rPr>
         <w:t xml:space="preserve"> </w:t>
       </w:r>
       <w:r>
         <w:rPr>
-          <w:rFonts w:ascii="Arial" w:hAnsi="Arial" w:cs="David"/>
           <w:rtl/>
         </w:rPr>
         <w:t xml:space="preserve">ARCore אינו נתמך בכל מכשיר Android.</w:t>
@@ -2894,10 +3214,9 @@
       </w:pPr>
       <w:r>
         <w:rPr>
-          <w:rFonts w:ascii="Arial" w:hAnsi="Arial" w:cs="David"/>
+          <w:rtl/>
           <w:bCs/>
           <w:b/>
-          <w:rtl/>
         </w:rPr>
         <w:t xml:space="preserve">פתרונות שנבחנו:</w:t>
       </w:r>
@@ -2932,12 +3251,12 @@
           <w:tcPr/>
           <w:p>
             <w:pPr>
-              <w:bidi/>
-              <w:pStyle w:val="Compact"/>
-            </w:pPr>
-            <w:r>
-              <w:rPr>
-                <w:rFonts w:ascii="Arial" w:hAnsi="Arial" w:cs="David"/>
+              <w:pStyle w:val="Compact"/>
+              <w:bidi/>
+              <w:jc w:val="left"/>
+            </w:pPr>
+            <w:r>
+              <w:rPr>
                 <w:rtl/>
               </w:rPr>
               <w:t xml:space="preserve">פתרון</w:t>
@@ -2948,12 +3267,12 @@
           <w:tcPr/>
           <w:p>
             <w:pPr>
-              <w:bidi/>
-              <w:pStyle w:val="Compact"/>
-            </w:pPr>
-            <w:r>
-              <w:rPr>
-                <w:rFonts w:ascii="Arial" w:hAnsi="Arial" w:cs="David"/>
+              <w:pStyle w:val="Compact"/>
+              <w:bidi/>
+              <w:jc w:val="left"/>
+            </w:pPr>
+            <w:r>
+              <w:rPr>
                 <w:rtl/>
               </w:rPr>
               <w:t xml:space="preserve">יתרון</w:t>
@@ -2964,12 +3283,12 @@
           <w:tcPr/>
           <w:p>
             <w:pPr>
-              <w:bidi/>
-              <w:pStyle w:val="Compact"/>
-            </w:pPr>
-            <w:r>
-              <w:rPr>
-                <w:rFonts w:ascii="Arial" w:hAnsi="Arial" w:cs="David"/>
+              <w:pStyle w:val="Compact"/>
+              <w:bidi/>
+              <w:jc w:val="left"/>
+            </w:pPr>
+            <w:r>
+              <w:rPr>
                 <w:rtl/>
               </w:rPr>
               <w:t xml:space="preserve">חיסרון</w:t>
@@ -2980,12 +3299,12 @@
           <w:tcPr/>
           <w:p>
             <w:pPr>
-              <w:bidi/>
-              <w:pStyle w:val="Compact"/>
-            </w:pPr>
-            <w:r>
-              <w:rPr>
-                <w:rFonts w:ascii="Arial" w:hAnsi="Arial" w:cs="David"/>
+              <w:pStyle w:val="Compact"/>
+              <w:bidi/>
+              <w:jc w:val="left"/>
+            </w:pPr>
+            <w:r>
+              <w:rPr>
                 <w:rtl/>
               </w:rPr>
               <w:t xml:space="preserve">הוחלט</w:t>
@@ -2998,12 +3317,12 @@
           <w:tcPr/>
           <w:p>
             <w:pPr>
-              <w:bidi/>
-              <w:pStyle w:val="Compact"/>
-            </w:pPr>
-            <w:r>
-              <w:rPr>
-                <w:rFonts w:ascii="Arial" w:hAnsi="Arial" w:cs="David"/>
+              <w:pStyle w:val="Compact"/>
+              <w:bidi/>
+              <w:jc w:val="left"/>
+            </w:pPr>
+            <w:r>
+              <w:rPr>
                 <w:rtl/>
               </w:rPr>
               <w:t xml:space="preserve">משדרי Bluetooth בכל מבנה</w:t>
@@ -3014,12 +3333,12 @@
           <w:tcPr/>
           <w:p>
             <w:pPr>
-              <w:bidi/>
-              <w:pStyle w:val="Compact"/>
-            </w:pPr>
-            <w:r>
-              <w:rPr>
-                <w:rFonts w:ascii="Arial" w:hAnsi="Arial" w:cs="David"/>
+              <w:pStyle w:val="Compact"/>
+              <w:bidi/>
+              <w:jc w:val="left"/>
+            </w:pPr>
+            <w:r>
+              <w:rPr>
                 <w:rtl/>
               </w:rPr>
               <w:t xml:space="preserve">דיוק גבוה</w:t>
@@ -3030,12 +3349,12 @@
           <w:tcPr/>
           <w:p>
             <w:pPr>
-              <w:bidi/>
-              <w:pStyle w:val="Compact"/>
-            </w:pPr>
-            <w:r>
-              <w:rPr>
-                <w:rFonts w:ascii="Arial" w:hAnsi="Arial" w:cs="David"/>
+              <w:pStyle w:val="Compact"/>
+              <w:bidi/>
+              <w:jc w:val="left"/>
+            </w:pPr>
+            <w:r>
+              <w:rPr>
                 <w:rtl/>
               </w:rPr>
               <w:t xml:space="preserve">עלות, התקנה ותחזוקה</w:t>
@@ -3046,12 +3365,12 @@
           <w:tcPr/>
           <w:p>
             <w:pPr>
-              <w:bidi/>
-              <w:pStyle w:val="Compact"/>
-            </w:pPr>
-            <w:r>
-              <w:rPr>
-                <w:rFonts w:ascii="Arial" w:hAnsi="Arial" w:cs="David"/>
+              <w:pStyle w:val="Compact"/>
+              <w:bidi/>
+              <w:jc w:val="left"/>
+            </w:pPr>
+            <w:r>
+              <w:rPr>
                 <w:rtl/>
               </w:rPr>
               <w:t xml:space="preserve">לא</w:t>
@@ -3064,12 +3383,12 @@
           <w:tcPr/>
           <w:p>
             <w:pPr>
-              <w:bidi/>
-              <w:pStyle w:val="Compact"/>
-            </w:pPr>
-            <w:r>
-              <w:rPr>
-                <w:rFonts w:ascii="Arial" w:hAnsi="Arial" w:cs="David"/>
+              <w:pStyle w:val="Compact"/>
+              <w:bidi/>
+              <w:jc w:val="left"/>
+            </w:pPr>
+            <w:r>
+              <w:rPr>
                 <w:rtl/>
               </w:rPr>
               <w:t xml:space="preserve">קודי QR ליד כל דלת לקביעת מיקום</w:t>
@@ -3080,12 +3399,12 @@
           <w:tcPr/>
           <w:p>
             <w:pPr>
-              <w:bidi/>
-              <w:pStyle w:val="Compact"/>
-            </w:pPr>
-            <w:r>
-              <w:rPr>
-                <w:rFonts w:ascii="Arial" w:hAnsi="Arial" w:cs="David"/>
+              <w:pStyle w:val="Compact"/>
+              <w:bidi/>
+              <w:jc w:val="left"/>
+            </w:pPr>
+            <w:r>
+              <w:rPr>
                 <w:rtl/>
               </w:rPr>
               <w:t xml:space="preserve">זול ומדויק בנקודה</w:t>
@@ -3096,12 +3415,12 @@
           <w:tcPr/>
           <w:p>
             <w:pPr>
-              <w:bidi/>
-              <w:pStyle w:val="Compact"/>
-            </w:pPr>
-            <w:r>
-              <w:rPr>
-                <w:rFonts w:ascii="Arial" w:hAnsi="Arial" w:cs="David"/>
+              <w:pStyle w:val="Compact"/>
+              <w:bidi/>
+              <w:jc w:val="left"/>
+            </w:pPr>
+            <w:r>
+              <w:rPr>
                 <w:rtl/>
               </w:rPr>
               <w:t xml:space="preserve">המשתמש חייב לסרוק שוב ושוב</w:t>
@@ -3112,12 +3431,12 @@
           <w:tcPr/>
           <w:p>
             <w:pPr>
-              <w:bidi/>
-              <w:pStyle w:val="Compact"/>
-            </w:pPr>
-            <w:r>
-              <w:rPr>
-                <w:rFonts w:ascii="Arial" w:hAnsi="Arial" w:cs="David"/>
+              <w:pStyle w:val="Compact"/>
+              <w:bidi/>
+              <w:jc w:val="left"/>
+            </w:pPr>
+            <w:r>
+              <w:rPr>
                 <w:rtl/>
               </w:rPr>
               <w:t xml:space="preserve">כגיבוי בלבד</w:t>
@@ -3130,12 +3449,12 @@
           <w:tcPr/>
           <w:p>
             <w:pPr>
-              <w:bidi/>
-              <w:pStyle w:val="Compact"/>
-            </w:pPr>
-            <w:r>
-              <w:rPr>
-                <w:rFonts w:ascii="Arial" w:hAnsi="Arial" w:cs="David"/>
+              <w:pStyle w:val="Compact"/>
+              <w:bidi/>
+              <w:jc w:val="left"/>
+            </w:pPr>
+            <w:r>
+              <w:rPr>
                 <w:rtl/>
               </w:rPr>
               <w:t xml:space="preserve">GPS עם הצמדה לשביל, החלקה וספירת צעדים</w:t>
@@ -3146,12 +3465,12 @@
           <w:tcPr/>
           <w:p>
             <w:pPr>
-              <w:bidi/>
-              <w:pStyle w:val="Compact"/>
-            </w:pPr>
-            <w:r>
-              <w:rPr>
-                <w:rFonts w:ascii="Arial" w:hAnsi="Arial" w:cs="David"/>
+              <w:pStyle w:val="Compact"/>
+              <w:bidi/>
+              <w:jc w:val="left"/>
+            </w:pPr>
+            <w:r>
+              <w:rPr>
                 <w:rtl/>
               </w:rPr>
               <w:t xml:space="preserve">עובד בלי חומרה, במבנים פתוחים</w:t>
@@ -3162,12 +3481,12 @@
           <w:tcPr/>
           <w:p>
             <w:pPr>
-              <w:bidi/>
-              <w:pStyle w:val="Compact"/>
-            </w:pPr>
-            <w:r>
-              <w:rPr>
-                <w:rFonts w:ascii="Arial" w:hAnsi="Arial" w:cs="David"/>
+              <w:pStyle w:val="Compact"/>
+              <w:bidi/>
+              <w:jc w:val="left"/>
+            </w:pPr>
+            <w:r>
+              <w:rPr>
                 <w:rtl/>
               </w:rPr>
               <w:t xml:space="preserve">דיוק מוגבל ליד מבנים</w:t>
@@ -3178,12 +3497,12 @@
           <w:tcPr/>
           <w:p>
             <w:pPr>
-              <w:bidi/>
-              <w:pStyle w:val="Compact"/>
-            </w:pPr>
-            <w:r>
-              <w:rPr>
-                <w:rFonts w:ascii="Arial" w:hAnsi="Arial" w:cs="David"/>
+              <w:pStyle w:val="Compact"/>
+              <w:bidi/>
+              <w:jc w:val="left"/>
+            </w:pPr>
+            <w:r>
+              <w:rPr>
                 <w:rtl/>
               </w:rPr>
               <w:t xml:space="preserve">כן</w:t>
@@ -3196,12 +3515,12 @@
           <w:tcPr/>
           <w:p>
             <w:pPr>
-              <w:bidi/>
-              <w:pStyle w:val="Compact"/>
-            </w:pPr>
-            <w:r>
-              <w:rPr>
-                <w:rFonts w:ascii="Arial" w:hAnsi="Arial" w:cs="David"/>
+              <w:pStyle w:val="Compact"/>
+              <w:bidi/>
+              <w:jc w:val="left"/>
+            </w:pPr>
+            <w:r>
+              <w:rPr>
                 <w:rtl/>
               </w:rPr>
               <w:t xml:space="preserve">זיהוי המבנה מהמצלמה במודל שאומן</w:t>
@@ -3212,12 +3531,12 @@
           <w:tcPr/>
           <w:p>
             <w:pPr>
-              <w:bidi/>
-              <w:pStyle w:val="Compact"/>
-            </w:pPr>
-            <w:r>
-              <w:rPr>
-                <w:rFonts w:ascii="Arial" w:hAnsi="Arial" w:cs="David"/>
+              <w:pStyle w:val="Compact"/>
+              <w:bidi/>
+              <w:jc w:val="left"/>
+            </w:pPr>
+            <w:r>
+              <w:rPr>
                 <w:rtl/>
               </w:rPr>
               <w:t xml:space="preserve">מתקן את המיקום ליד מבנים, בלי חומרה</w:t>
@@ -3228,12 +3547,12 @@
           <w:tcPr/>
           <w:p>
             <w:pPr>
-              <w:bidi/>
-              <w:pStyle w:val="Compact"/>
-            </w:pPr>
-            <w:r>
-              <w:rPr>
-                <w:rFonts w:ascii="Arial" w:hAnsi="Arial" w:cs="David"/>
+              <w:pStyle w:val="Compact"/>
+              <w:bidi/>
+              <w:jc w:val="left"/>
+            </w:pPr>
+            <w:r>
+              <w:rPr>
                 <w:rtl/>
               </w:rPr>
               <w:t xml:space="preserve">דורש איסוף ותיוג של מאות תמונות</w:t>
@@ -3244,12 +3563,12 @@
           <w:tcPr/>
           <w:p>
             <w:pPr>
-              <w:bidi/>
-              <w:pStyle w:val="Compact"/>
-            </w:pPr>
-            <w:r>
-              <w:rPr>
-                <w:rFonts w:ascii="Arial" w:hAnsi="Arial" w:cs="David"/>
+              <w:pStyle w:val="Compact"/>
+              <w:bidi/>
+              <w:jc w:val="left"/>
+            </w:pPr>
+            <w:r>
+              <w:rPr>
                 <w:rtl/>
               </w:rPr>
               <w:t xml:space="preserve">כן, בשילוב עם GPS</w:t>
@@ -3264,22 +3583,18 @@
       </w:pPr>
       <w:r>
         <w:rPr>
-          <w:rFonts w:ascii="Arial" w:hAnsi="Arial" w:cs="David"/>
           <w:rtl/>
         </w:rPr>
         <w:t xml:space="preserve">לבעיית החץ נבחר שילוב של עיגון ב-ARCore עם מצב גיבוי לפי מצפן בלבד במכשירים ללא תמיכה.</w:t>
       </w:r>
     </w:p>
-    <w:bookmarkEnd w:id="29"/>
-    <w:bookmarkStart w:id="30" w:name="חידושים-התאמות-ועדכונים"/>
-    <w:p>
-      <w:pPr>
-        <w:bidi/>
+    <w:p>
+      <w:pPr>
         <w:pStyle w:val="Heading3"/>
-      </w:pPr>
-      <w:r>
-        <w:rPr>
-          <w:rFonts w:ascii="Arial" w:hAnsi="Arial" w:cs="David"/>
+        <w:bidi/>
+      </w:pPr>
+      <w:r>
+        <w:rPr>
           <w:rtl/>
         </w:rPr>
         <w:t xml:space="preserve">1.4 חידושים, התאמות ועדכונים</w:t>
@@ -3287,32 +3602,29 @@
     </w:p>
     <w:p>
       <w:pPr>
-        <w:bidi/>
         <w:numPr>
           <w:ilvl w:val="0"/>
-          <w:numId w:val="1004"/>
+          <w:numId w:val="1015"/>
         </w:numPr>
         <w:pStyle w:val="Compact"/>
-      </w:pPr>
-      <w:r>
-        <w:rPr>
-          <w:rFonts w:ascii="Arial" w:hAnsi="Arial" w:cs="David"/>
+        <w:bidi/>
+      </w:pPr>
+      <w:r>
+        <w:rPr>
+          <w:rtl/>
           <w:bCs/>
           <w:b/>
-          <w:rtl/>
         </w:rPr>
         <w:t xml:space="preserve">זיהוי מבנים במצלמה:</w:t>
       </w:r>
       <w:r>
         <w:rPr>
-          <w:rFonts w:ascii="Arial" w:hAnsi="Arial" w:cs="David"/>
           <w:rtl/>
         </w:rPr>
         <w:t xml:space="preserve"> </w:t>
       </w:r>
       <w:r>
         <w:rPr>
-          <w:rFonts w:ascii="Arial" w:hAnsi="Arial" w:cs="David"/>
           <w:rtl/>
         </w:rPr>
         <w:t xml:space="preserve">מודל שאומן על צילומים מהקמפוס מזהה מול איזה מבנה המשתמש עומד ומתקן את מיקום ה-GPS.</w:t>
@@ -3320,32 +3632,29 @@
     </w:p>
     <w:p>
       <w:pPr>
-        <w:bidi/>
         <w:numPr>
           <w:ilvl w:val="0"/>
-          <w:numId w:val="1004"/>
+          <w:numId w:val="1015"/>
         </w:numPr>
         <w:pStyle w:val="Compact"/>
-      </w:pPr>
-      <w:r>
-        <w:rPr>
-          <w:rFonts w:ascii="Arial" w:hAnsi="Arial" w:cs="David"/>
+        <w:bidi/>
+      </w:pPr>
+      <w:r>
+        <w:rPr>
+          <w:rtl/>
           <w:bCs/>
           <w:b/>
-          <w:rtl/>
         </w:rPr>
         <w:t xml:space="preserve">מפה שמתעדכנת בלי גרסה חדשה:</w:t>
       </w:r>
       <w:r>
         <w:rPr>
-          <w:rFonts w:ascii="Arial" w:hAnsi="Arial" w:cs="David"/>
           <w:rtl/>
         </w:rPr>
         <w:t xml:space="preserve"> </w:t>
       </w:r>
       <w:r>
         <w:rPr>
-          <w:rFonts w:ascii="Arial" w:hAnsi="Arial" w:cs="David"/>
           <w:rtl/>
         </w:rPr>
         <w:t xml:space="preserve">נתוני החדרים נשמרים ב-Firestore ומועתקים לבסיס הנתונים המקומי, ובכל שנה איש צוות מתאים את תרשים בית הספר החדש למפה ומשייך את החדרים, בלי לשנות קוד.</w:t>
@@ -3353,32 +3662,29 @@
     </w:p>
     <w:p>
       <w:pPr>
-        <w:bidi/>
         <w:numPr>
           <w:ilvl w:val="0"/>
-          <w:numId w:val="1004"/>
+          <w:numId w:val="1015"/>
         </w:numPr>
         <w:pStyle w:val="Compact"/>
-      </w:pPr>
-      <w:r>
-        <w:rPr>
-          <w:rFonts w:ascii="Arial" w:hAnsi="Arial" w:cs="David"/>
+        <w:bidi/>
+      </w:pPr>
+      <w:r>
+        <w:rPr>
+          <w:rtl/>
           <w:bCs/>
           <w:b/>
-          <w:rtl/>
         </w:rPr>
         <w:t xml:space="preserve">התאמה לקמפוס פתוח:</w:t>
       </w:r>
       <w:r>
         <w:rPr>
-          <w:rFonts w:ascii="Arial" w:hAnsi="Arial" w:cs="David"/>
           <w:rtl/>
         </w:rPr>
         <w:t xml:space="preserve"> </w:t>
       </w:r>
       <w:r>
         <w:rPr>
-          <w:rFonts w:ascii="Arial" w:hAnsi="Arial" w:cs="David"/>
           <w:rtl/>
         </w:rPr>
         <w:t xml:space="preserve">במקום תשתית ניווט פנים-מבני, הפרויקט מנצל את העובדה שהשבילים בין המבנים פתוחים לשמיים.</w:t>
@@ -3386,47 +3692,41 @@
     </w:p>
     <w:p>
       <w:pPr>
-        <w:bidi/>
         <w:numPr>
           <w:ilvl w:val="0"/>
-          <w:numId w:val="1004"/>
+          <w:numId w:val="1015"/>
         </w:numPr>
         <w:pStyle w:val="Compact"/>
-      </w:pPr>
-      <w:r>
-        <w:rPr>
-          <w:rFonts w:ascii="Arial" w:hAnsi="Arial" w:cs="David"/>
+        <w:bidi/>
+      </w:pPr>
+      <w:r>
+        <w:rPr>
+          <w:rtl/>
           <w:bCs/>
           <w:b/>
-          <w:rtl/>
         </w:rPr>
         <w:t xml:space="preserve">עיצוב:</w:t>
       </w:r>
       <w:r>
         <w:rPr>
-          <w:rFonts w:ascii="Arial" w:hAnsi="Arial" w:cs="David"/>
           <w:rtl/>
         </w:rPr>
         <w:t xml:space="preserve"> </w:t>
       </w:r>
       <w:r>
         <w:rPr>
-          <w:rFonts w:ascii="Arial" w:hAnsi="Arial" w:cs="David"/>
           <w:rtl/>
         </w:rPr>
         <w:t xml:space="preserve">ממשק בעברית מימין לשמאל, וכל הנחיה במצלמה מופיעה גם כטקסט למי שלא יכול או לא רוצה להרים את הטלפון.</w:t>
       </w:r>
     </w:p>
-    <w:bookmarkEnd w:id="30"/>
-    <w:bookmarkStart w:id="31" w:name="תיאור-תחום-הידע"/>
-    <w:p>
-      <w:pPr>
-        <w:bidi/>
+    <w:p>
+      <w:pPr>
         <w:pStyle w:val="Heading3"/>
-      </w:pPr>
-      <w:r>
-        <w:rPr>
-          <w:rFonts w:ascii="Arial" w:hAnsi="Arial" w:cs="David"/>
+        <w:bidi/>
+      </w:pPr>
+      <w:r>
+        <w:rPr>
           <w:rtl/>
         </w:rPr>
         <w:t xml:space="preserve">1.5 תיאור תחום הידע</w:t>
@@ -3438,7 +3738,6 @@
       </w:pPr>
       <w:r>
         <w:rPr>
-          <w:rFonts w:ascii="Arial" w:hAnsi="Arial" w:cs="David"/>
           <w:rtl/>
         </w:rPr>
         <w:t xml:space="preserve">הקמפוס מיוצג כגרף: כל צומת שבילים וכל כניסה לחדר הם נקודות, וכל קטע שביל הוא קשת עם אורך במטרים.</w:t>
@@ -3450,10 +3749,9 @@
       </w:pPr>
       <w:r>
         <w:rPr>
-          <w:rFonts w:ascii="Arial" w:hAnsi="Arial" w:cs="David"/>
+          <w:rtl/>
           <w:bCs/>
           <w:b/>
-          <w:rtl/>
         </w:rPr>
         <w:t xml:space="preserve">אובייקטים נחוצים:</w:t>
       </w:r>
@@ -3486,12 +3784,12 @@
           <w:tcPr/>
           <w:p>
             <w:pPr>
-              <w:bidi/>
-              <w:pStyle w:val="Compact"/>
-            </w:pPr>
-            <w:r>
-              <w:rPr>
-                <w:rFonts w:ascii="Arial" w:hAnsi="Arial" w:cs="David"/>
+              <w:pStyle w:val="Compact"/>
+              <w:bidi/>
+              <w:jc w:val="left"/>
+            </w:pPr>
+            <w:r>
+              <w:rPr>
                 <w:rtl/>
               </w:rPr>
               <w:t xml:space="preserve">אובייקט</w:t>
@@ -3502,12 +3800,12 @@
           <w:tcPr/>
           <w:p>
             <w:pPr>
-              <w:bidi/>
-              <w:pStyle w:val="Compact"/>
-            </w:pPr>
-            <w:r>
-              <w:rPr>
-                <w:rFonts w:ascii="Arial" w:hAnsi="Arial" w:cs="David"/>
+              <w:pStyle w:val="Compact"/>
+              <w:bidi/>
+              <w:jc w:val="left"/>
+            </w:pPr>
+            <w:r>
+              <w:rPr>
                 <w:rtl/>
               </w:rPr>
               <w:t xml:space="preserve">מה הוא מייצג</w:t>
@@ -3520,12 +3818,12 @@
           <w:tcPr/>
           <w:p>
             <w:pPr>
-              <w:bidi/>
-              <w:pStyle w:val="Compact"/>
-            </w:pPr>
-            <w:r>
-              <w:rPr>
-                <w:rFonts w:ascii="Arial" w:hAnsi="Arial" w:cs="David"/>
+              <w:pStyle w:val="Compact"/>
+              <w:bidi/>
+              <w:jc w:val="left"/>
+            </w:pPr>
+            <w:r>
+              <w:rPr>
                 <w:rtl/>
               </w:rPr>
               <w:t xml:space="preserve">חדר</w:t>
@@ -3536,12 +3834,12 @@
           <w:tcPr/>
           <w:p>
             <w:pPr>
-              <w:bidi/>
-              <w:pStyle w:val="Compact"/>
-            </w:pPr>
-            <w:r>
-              <w:rPr>
-                <w:rFonts w:ascii="Arial" w:hAnsi="Arial" w:cs="David"/>
+              <w:pStyle w:val="Compact"/>
+              <w:bidi/>
+              <w:jc w:val="left"/>
+            </w:pPr>
+            <w:r>
+              <w:rPr>
                 <w:rtl/>
               </w:rPr>
               <w:t xml:space="preserve">כיתה, משרד או שירות בקמפוס, עם מספר, שם, בעל תפקיד ונקודת כניסה</w:t>
@@ -3554,12 +3852,12 @@
           <w:tcPr/>
           <w:p>
             <w:pPr>
-              <w:bidi/>
-              <w:pStyle w:val="Compact"/>
-            </w:pPr>
-            <w:r>
-              <w:rPr>
-                <w:rFonts w:ascii="Arial" w:hAnsi="Arial" w:cs="David"/>
+              <w:pStyle w:val="Compact"/>
+              <w:bidi/>
+              <w:jc w:val="left"/>
+            </w:pPr>
+            <w:r>
+              <w:rPr>
                 <w:rtl/>
               </w:rPr>
               <w:t xml:space="preserve">נקודה</w:t>
@@ -3570,12 +3868,12 @@
           <w:tcPr/>
           <w:p>
             <w:pPr>
-              <w:bidi/>
-              <w:pStyle w:val="Compact"/>
-            </w:pPr>
-            <w:r>
-              <w:rPr>
-                <w:rFonts w:ascii="Arial" w:hAnsi="Arial" w:cs="David"/>
+              <w:pStyle w:val="Compact"/>
+              <w:bidi/>
+              <w:jc w:val="left"/>
+            </w:pPr>
+            <w:r>
+              <w:rPr>
                 <w:rtl/>
               </w:rPr>
               <w:t xml:space="preserve">מקום פיזי בקמפוס: צומת שבילים או כניסה לחדר</w:t>
@@ -3588,12 +3886,12 @@
           <w:tcPr/>
           <w:p>
             <w:pPr>
-              <w:bidi/>
-              <w:pStyle w:val="Compact"/>
-            </w:pPr>
-            <w:r>
-              <w:rPr>
-                <w:rFonts w:ascii="Arial" w:hAnsi="Arial" w:cs="David"/>
+              <w:pStyle w:val="Compact"/>
+              <w:bidi/>
+              <w:jc w:val="left"/>
+            </w:pPr>
+            <w:r>
+              <w:rPr>
                 <w:rtl/>
               </w:rPr>
               <w:t xml:space="preserve">קשת</w:t>
@@ -3604,12 +3902,12 @@
           <w:tcPr/>
           <w:p>
             <w:pPr>
-              <w:bidi/>
-              <w:pStyle w:val="Compact"/>
-            </w:pPr>
-            <w:r>
-              <w:rPr>
-                <w:rFonts w:ascii="Arial" w:hAnsi="Arial" w:cs="David"/>
+              <w:pStyle w:val="Compact"/>
+              <w:bidi/>
+              <w:jc w:val="left"/>
+            </w:pPr>
+            <w:r>
+              <w:rPr>
                 <w:rtl/>
               </w:rPr>
               <w:t xml:space="preserve">קטע שביל ישר בין שתי נקודות</w:t>
@@ -3622,12 +3920,12 @@
           <w:tcPr/>
           <w:p>
             <w:pPr>
-              <w:bidi/>
-              <w:pStyle w:val="Compact"/>
-            </w:pPr>
-            <w:r>
-              <w:rPr>
-                <w:rFonts w:ascii="Arial" w:hAnsi="Arial" w:cs="David"/>
+              <w:pStyle w:val="Compact"/>
+              <w:bidi/>
+              <w:jc w:val="left"/>
+            </w:pPr>
+            <w:r>
+              <w:rPr>
                 <w:rtl/>
               </w:rPr>
               <w:t xml:space="preserve">מסלול</w:t>
@@ -3638,12 +3936,12 @@
           <w:tcPr/>
           <w:p>
             <w:pPr>
-              <w:bidi/>
-              <w:pStyle w:val="Compact"/>
-            </w:pPr>
-            <w:r>
-              <w:rPr>
-                <w:rFonts w:ascii="Arial" w:hAnsi="Arial" w:cs="David"/>
+              <w:pStyle w:val="Compact"/>
+              <w:bidi/>
+              <w:jc w:val="left"/>
+            </w:pPr>
+            <w:r>
+              <w:rPr>
                 <w:rtl/>
               </w:rPr>
               <w:t xml:space="preserve">רצף נקודות מהמיקום הנוכחי עד הכניסה ליעד</w:t>
@@ -3656,12 +3954,12 @@
           <w:tcPr/>
           <w:p>
             <w:pPr>
-              <w:bidi/>
-              <w:pStyle w:val="Compact"/>
-            </w:pPr>
-            <w:r>
-              <w:rPr>
-                <w:rFonts w:ascii="Arial" w:hAnsi="Arial" w:cs="David"/>
+              <w:pStyle w:val="Compact"/>
+              <w:bidi/>
+              <w:jc w:val="left"/>
+            </w:pPr>
+            <w:r>
+              <w:rPr>
                 <w:rtl/>
               </w:rPr>
               <w:t xml:space="preserve">מיקום משתמש</w:t>
@@ -3672,12 +3970,12 @@
           <w:tcPr/>
           <w:p>
             <w:pPr>
-              <w:bidi/>
-              <w:pStyle w:val="Compact"/>
-            </w:pPr>
-            <w:r>
-              <w:rPr>
-                <w:rFonts w:ascii="Arial" w:hAnsi="Arial" w:cs="David"/>
+              <w:pStyle w:val="Compact"/>
+              <w:bidi/>
+              <w:jc w:val="left"/>
+            </w:pPr>
+            <w:r>
+              <w:rPr>
                 <w:rtl/>
               </w:rPr>
               <w:t xml:space="preserve">קו רוחב, קו אורך, כיוון ודיוק ברגע נתון</w:t>
@@ -3690,12 +3988,12 @@
           <w:tcPr/>
           <w:p>
             <w:pPr>
-              <w:bidi/>
-              <w:pStyle w:val="Compact"/>
-            </w:pPr>
-            <w:r>
-              <w:rPr>
-                <w:rFonts w:ascii="Arial" w:hAnsi="Arial" w:cs="David"/>
+              <w:pStyle w:val="Compact"/>
+              <w:bidi/>
+              <w:jc w:val="left"/>
+            </w:pPr>
+            <w:r>
+              <w:rPr>
                 <w:rtl/>
               </w:rPr>
               <w:t xml:space="preserve">מועדף / חיפוש אחרון</w:t>
@@ -3706,12 +4004,12 @@
           <w:tcPr/>
           <w:p>
             <w:pPr>
-              <w:bidi/>
-              <w:pStyle w:val="Compact"/>
-            </w:pPr>
-            <w:r>
-              <w:rPr>
-                <w:rFonts w:ascii="Arial" w:hAnsi="Arial" w:cs="David"/>
+              <w:pStyle w:val="Compact"/>
+              <w:bidi/>
+              <w:jc w:val="left"/>
+            </w:pPr>
+            <w:r>
+              <w:rPr>
                 <w:rtl/>
               </w:rPr>
               <w:t xml:space="preserve">חדר ששמר המשתמש או שחיפש לאחרונה</w:t>
@@ -3724,12 +4022,12 @@
           <w:tcPr/>
           <w:p>
             <w:pPr>
-              <w:bidi/>
-              <w:pStyle w:val="Compact"/>
-            </w:pPr>
-            <w:r>
-              <w:rPr>
-                <w:rFonts w:ascii="Arial" w:hAnsi="Arial" w:cs="David"/>
+              <w:pStyle w:val="Compact"/>
+              <w:bidi/>
+              <w:jc w:val="left"/>
+            </w:pPr>
+            <w:r>
+              <w:rPr>
                 <w:rtl/>
               </w:rPr>
               <w:t xml:space="preserve">זיהוי מבנה</w:t>
@@ -3740,12 +4038,12 @@
           <w:tcPr/>
           <w:p>
             <w:pPr>
-              <w:bidi/>
-              <w:pStyle w:val="Compact"/>
-            </w:pPr>
-            <w:r>
-              <w:rPr>
-                <w:rFonts w:ascii="Arial" w:hAnsi="Arial" w:cs="David"/>
+              <w:pStyle w:val="Compact"/>
+              <w:bidi/>
+              <w:jc w:val="left"/>
+            </w:pPr>
+            <w:r>
+              <w:rPr>
                 <w:rtl/>
               </w:rPr>
               <w:t xml:space="preserve">תוצאת המודל על תמונת מצלמה: איזה מבנה נראה ובאיזו ודאות</w:t>
@@ -3758,12 +4056,12 @@
           <w:tcPr/>
           <w:p>
             <w:pPr>
-              <w:bidi/>
-              <w:pStyle w:val="Compact"/>
-            </w:pPr>
-            <w:r>
-              <w:rPr>
-                <w:rFonts w:ascii="Arial" w:hAnsi="Arial" w:cs="David"/>
+              <w:pStyle w:val="Compact"/>
+              <w:bidi/>
+              <w:jc w:val="left"/>
+            </w:pPr>
+            <w:r>
+              <w:rPr>
                 <w:rtl/>
               </w:rPr>
               <w:t xml:space="preserve">תרשים בית הספר</w:t>
@@ -3774,12 +4072,12 @@
           <w:tcPr/>
           <w:p>
             <w:pPr>
-              <w:bidi/>
-              <w:pStyle w:val="Compact"/>
-            </w:pPr>
-            <w:r>
-              <w:rPr>
-                <w:rFonts w:ascii="Arial" w:hAnsi="Arial" w:cs="David"/>
+              <w:pStyle w:val="Compact"/>
+              <w:bidi/>
+              <w:jc w:val="left"/>
+            </w:pPr>
+            <w:r>
+              <w:rPr>
                 <w:rtl/>
               </w:rPr>
               <w:t xml:space="preserve">תרשים המבנה של שנת הלימודים, מותאם למפה בעזרת נקודות עיגון</w:t>
@@ -3794,10 +4092,9 @@
       </w:pPr>
       <w:r>
         <w:rPr>
-          <w:rFonts w:ascii="Arial" w:hAnsi="Arial" w:cs="David"/>
+          <w:rtl/>
           <w:bCs/>
           <w:b/>
-          <w:rtl/>
         </w:rPr>
         <w:t xml:space="preserve">סוגי נתונים:</w:t>
       </w:r>
@@ -3830,12 +4127,12 @@
           <w:tcPr/>
           <w:p>
             <w:pPr>
-              <w:bidi/>
-              <w:pStyle w:val="Compact"/>
-            </w:pPr>
-            <w:r>
-              <w:rPr>
-                <w:rFonts w:ascii="Arial" w:hAnsi="Arial" w:cs="David"/>
+              <w:pStyle w:val="Compact"/>
+              <w:bidi/>
+              <w:jc w:val="left"/>
+            </w:pPr>
+            <w:r>
+              <w:rPr>
                 <w:rtl/>
               </w:rPr>
               <w:t xml:space="preserve">אובייקט</w:t>
@@ -3846,12 +4143,12 @@
           <w:tcPr/>
           <w:p>
             <w:pPr>
-              <w:bidi/>
-              <w:pStyle w:val="Compact"/>
-            </w:pPr>
-            <w:r>
-              <w:rPr>
-                <w:rFonts w:ascii="Arial" w:hAnsi="Arial" w:cs="David"/>
+              <w:pStyle w:val="Compact"/>
+              <w:bidi/>
+              <w:jc w:val="left"/>
+            </w:pPr>
+            <w:r>
+              <w:rPr>
                 <w:rtl/>
               </w:rPr>
               <w:t xml:space="preserve">שדות וסוגים</w:t>
@@ -3864,12 +4161,12 @@
           <w:tcPr/>
           <w:p>
             <w:pPr>
-              <w:bidi/>
-              <w:pStyle w:val="Compact"/>
-            </w:pPr>
-            <w:r>
-              <w:rPr>
-                <w:rFonts w:ascii="Arial" w:hAnsi="Arial" w:cs="David"/>
+              <w:pStyle w:val="Compact"/>
+              <w:bidi/>
+              <w:jc w:val="left"/>
+            </w:pPr>
+            <w:r>
+              <w:rPr>
                 <w:rtl/>
               </w:rPr>
               <w:t xml:space="preserve">חדר</w:t>
@@ -3880,73 +4177,67 @@
           <w:tcPr/>
           <w:p>
             <w:pPr>
-              <w:bidi/>
-              <w:pStyle w:val="Compact"/>
-            </w:pPr>
-            <w:r>
-              <w:rPr>
-                <w:rFonts w:ascii="Arial" w:hAnsi="Arial" w:cs="David"/>
+              <w:pStyle w:val="Compact"/>
+              <w:bidi/>
+              <w:jc w:val="left"/>
+            </w:pPr>
+            <w:r>
+              <w:rPr>
+                <w:rtl/>
               </w:rPr>
               <w:t xml:space="preserve">number: String (</w:t>
             </w:r>
             <w:r>
               <w:rPr>
-                <w:rFonts w:ascii="Arial" w:hAnsi="Arial" w:cs="David"/>
                 <w:rtl/>
               </w:rPr>
               <w:t xml:space="preserve">“</w:t>
             </w:r>
             <w:r>
               <w:rPr>
-                <w:rFonts w:ascii="Arial" w:hAnsi="Arial" w:cs="David"/>
+                <w:rtl/>
               </w:rPr>
               <w:t xml:space="preserve">42</w:t>
             </w:r>
             <w:r>
               <w:rPr>
-                <w:rFonts w:ascii="Arial" w:hAnsi="Arial" w:cs="David"/>
                 <w:rtl/>
               </w:rPr>
               <w:t xml:space="preserve">”</w:t>
             </w:r>
             <w:r>
               <w:rPr>
-                <w:rFonts w:ascii="Arial" w:hAnsi="Arial" w:cs="David"/>
                 <w:rtl/>
               </w:rPr>
               <w:t xml:space="preserve">,</w:t>
             </w:r>
             <w:r>
               <w:rPr>
-                <w:rFonts w:ascii="Arial" w:hAnsi="Arial" w:cs="David"/>
                 <w:rtl/>
               </w:rPr>
               <w:t xml:space="preserve"> </w:t>
             </w:r>
             <w:r>
               <w:rPr>
-                <w:rFonts w:ascii="Arial" w:hAnsi="Arial" w:cs="David"/>
                 <w:rtl/>
               </w:rPr>
               <w:t xml:space="preserve">“</w:t>
             </w:r>
             <w:r>
               <w:rPr>
-                <w:rFonts w:ascii="Arial" w:hAnsi="Arial" w:cs="David"/>
                 <w:rtl/>
               </w:rPr>
               <w:t xml:space="preserve">יא3</w:t>
             </w:r>
             <w:r>
               <w:rPr>
-                <w:rFonts w:ascii="Arial" w:hAnsi="Arial" w:cs="David"/>
                 <w:rtl/>
               </w:rPr>
               <w:t xml:space="preserve">”</w:t>
             </w:r>
             <w:r>
               <w:rPr>
-                <w:rFonts w:ascii="Arial" w:hAnsi="Arial" w:cs="David"/>
+                <w:rtl/>
               </w:rPr>
               <w:t xml:space="preserve">), name: String, owner: String, entranceNodeId: int</w:t>
             </w:r>
@@ -3958,12 +4249,12 @@
           <w:tcPr/>
           <w:p>
             <w:pPr>
-              <w:bidi/>
-              <w:pStyle w:val="Compact"/>
-            </w:pPr>
-            <w:r>
-              <w:rPr>
-                <w:rFonts w:ascii="Arial" w:hAnsi="Arial" w:cs="David"/>
+              <w:pStyle w:val="Compact"/>
+              <w:bidi/>
+              <w:jc w:val="left"/>
+            </w:pPr>
+            <w:r>
+              <w:rPr>
                 <w:rtl/>
               </w:rPr>
               <w:t xml:space="preserve">נקודה</w:t>
@@ -3974,12 +4265,13 @@
           <w:tcPr/>
           <w:p>
             <w:pPr>
-              <w:bidi/>
-              <w:pStyle w:val="Compact"/>
-            </w:pPr>
-            <w:r>
-              <w:rPr>
-                <w:rFonts w:ascii="Arial" w:hAnsi="Arial" w:cs="David"/>
+              <w:pStyle w:val="Compact"/>
+              <w:bidi/>
+              <w:jc w:val="left"/>
+            </w:pPr>
+            <w:r>
+              <w:rPr>
+                <w:rtl/>
               </w:rPr>
               <w:t xml:space="preserve">id: int, lat: double, lng: double</w:t>
             </w:r>
@@ -3991,12 +4283,12 @@
           <w:tcPr/>
           <w:p>
             <w:pPr>
-              <w:bidi/>
-              <w:pStyle w:val="Compact"/>
-            </w:pPr>
-            <w:r>
-              <w:rPr>
-                <w:rFonts w:ascii="Arial" w:hAnsi="Arial" w:cs="David"/>
+              <w:pStyle w:val="Compact"/>
+              <w:bidi/>
+              <w:jc w:val="left"/>
+            </w:pPr>
+            <w:r>
+              <w:rPr>
                 <w:rtl/>
               </w:rPr>
               <w:t xml:space="preserve">קשת</w:t>
@@ -4007,12 +4299,12 @@
           <w:tcPr/>
           <w:p>
             <w:pPr>
-              <w:bidi/>
-              <w:pStyle w:val="Compact"/>
-            </w:pPr>
-            <w:r>
-              <w:rPr>
-                <w:rFonts w:ascii="Arial" w:hAnsi="Arial" w:cs="David"/>
+              <w:pStyle w:val="Compact"/>
+              <w:bidi/>
+              <w:jc w:val="left"/>
+            </w:pPr>
+            <w:r>
+              <w:rPr>
                 <w:rtl/>
               </w:rPr>
               <w:t xml:space="preserve">fromId: int, toId: int, length: double (מטרים)</w:t>
@@ -4025,12 +4317,12 @@
           <w:tcPr/>
           <w:p>
             <w:pPr>
-              <w:bidi/>
-              <w:pStyle w:val="Compact"/>
-            </w:pPr>
-            <w:r>
-              <w:rPr>
-                <w:rFonts w:ascii="Arial" w:hAnsi="Arial" w:cs="David"/>
+              <w:pStyle w:val="Compact"/>
+              <w:bidi/>
+              <w:jc w:val="left"/>
+            </w:pPr>
+            <w:r>
+              <w:rPr>
                 <w:rtl/>
               </w:rPr>
               <w:t xml:space="preserve">מסלול</w:t>
@@ -4041,12 +4333,13 @@
           <w:tcPr/>
           <w:p>
             <w:pPr>
-              <w:bidi/>
-              <w:pStyle w:val="Compact"/>
-            </w:pPr>
-            <w:r>
-              <w:rPr>
-                <w:rFonts w:ascii="Arial" w:hAnsi="Arial" w:cs="David"/>
+              <w:pStyle w:val="Compact"/>
+              <w:bidi/>
+              <w:jc w:val="left"/>
+            </w:pPr>
+            <w:r>
+              <w:rPr>
+                <w:rtl/>
               </w:rPr>
               <w:t xml:space="preserve">nodes: List&lt;Node&gt;, totalDistance: double</w:t>
             </w:r>
@@ -4058,12 +4351,12 @@
           <w:tcPr/>
           <w:p>
             <w:pPr>
-              <w:bidi/>
-              <w:pStyle w:val="Compact"/>
-            </w:pPr>
-            <w:r>
-              <w:rPr>
-                <w:rFonts w:ascii="Arial" w:hAnsi="Arial" w:cs="David"/>
+              <w:pStyle w:val="Compact"/>
+              <w:bidi/>
+              <w:jc w:val="left"/>
+            </w:pPr>
+            <w:r>
+              <w:rPr>
                 <w:rtl/>
               </w:rPr>
               <w:t xml:space="preserve">מיקום משתמש</w:t>
@@ -4074,12 +4367,12 @@
           <w:tcPr/>
           <w:p>
             <w:pPr>
-              <w:bidi/>
-              <w:pStyle w:val="Compact"/>
-            </w:pPr>
-            <w:r>
-              <w:rPr>
-                <w:rFonts w:ascii="Arial" w:hAnsi="Arial" w:cs="David"/>
+              <w:pStyle w:val="Compact"/>
+              <w:bidi/>
+              <w:jc w:val="left"/>
+            </w:pPr>
+            <w:r>
+              <w:rPr>
                 <w:rtl/>
               </w:rPr>
               <w:t xml:space="preserve">lat: double, lng: double, heading: float (מעלות), accuracy: float (מטרים)</w:t>
@@ -4092,12 +4385,12 @@
           <w:tcPr/>
           <w:p>
             <w:pPr>
-              <w:bidi/>
-              <w:pStyle w:val="Compact"/>
-            </w:pPr>
-            <w:r>
-              <w:rPr>
-                <w:rFonts w:ascii="Arial" w:hAnsi="Arial" w:cs="David"/>
+              <w:pStyle w:val="Compact"/>
+              <w:bidi/>
+              <w:jc w:val="left"/>
+            </w:pPr>
+            <w:r>
+              <w:rPr>
                 <w:rtl/>
               </w:rPr>
               <w:t xml:space="preserve">מועדף / חיפוש אחרון</w:t>
@@ -4108,12 +4401,13 @@
           <w:tcPr/>
           <w:p>
             <w:pPr>
-              <w:bidi/>
-              <w:pStyle w:val="Compact"/>
-            </w:pPr>
-            <w:r>
-              <w:rPr>
-                <w:rFonts w:ascii="Arial" w:hAnsi="Arial" w:cs="David"/>
+              <w:pStyle w:val="Compact"/>
+              <w:bidi/>
+              <w:jc w:val="left"/>
+            </w:pPr>
+            <w:r>
+              <w:rPr>
+                <w:rtl/>
               </w:rPr>
               <w:t xml:space="preserve">roomNumber: String, timestamp: long</w:t>
             </w:r>
@@ -4125,12 +4419,12 @@
           <w:tcPr/>
           <w:p>
             <w:pPr>
-              <w:bidi/>
-              <w:pStyle w:val="Compact"/>
-            </w:pPr>
-            <w:r>
-              <w:rPr>
-                <w:rFonts w:ascii="Arial" w:hAnsi="Arial" w:cs="David"/>
+              <w:pStyle w:val="Compact"/>
+              <w:bidi/>
+              <w:jc w:val="left"/>
+            </w:pPr>
+            <w:r>
+              <w:rPr>
                 <w:rtl/>
               </w:rPr>
               <w:t xml:space="preserve">זיהוי מבנה</w:t>
@@ -4141,39 +4435,36 @@
           <w:tcPr/>
           <w:p>
             <w:pPr>
-              <w:bidi/>
-              <w:pStyle w:val="Compact"/>
-            </w:pPr>
-            <w:r>
-              <w:rPr>
-                <w:rFonts w:ascii="Arial" w:hAnsi="Arial" w:cs="David"/>
+              <w:pStyle w:val="Compact"/>
+              <w:bidi/>
+              <w:jc w:val="left"/>
+            </w:pPr>
+            <w:r>
+              <w:rPr>
+                <w:rtl/>
               </w:rPr>
               <w:t xml:space="preserve">label: String (</w:t>
             </w:r>
             <w:r>
               <w:rPr>
-                <w:rFonts w:ascii="Arial" w:hAnsi="Arial" w:cs="David"/>
                 <w:rtl/>
               </w:rPr>
               <w:t xml:space="preserve">“</w:t>
             </w:r>
             <w:r>
               <w:rPr>
-                <w:rFonts w:ascii="Arial" w:hAnsi="Arial" w:cs="David"/>
                 <w:rtl/>
               </w:rPr>
               <w:t xml:space="preserve">מבנה ט’</w:t>
             </w:r>
             <w:r>
               <w:rPr>
-                <w:rFonts w:ascii="Arial" w:hAnsi="Arial" w:cs="David"/>
                 <w:rtl/>
               </w:rPr>
               <w:t xml:space="preserve">”</w:t>
             </w:r>
             <w:r>
               <w:rPr>
-                <w:rFonts w:ascii="Arial" w:hAnsi="Arial" w:cs="David"/>
                 <w:rtl/>
               </w:rPr>
               <w:t xml:space="preserve">), confidence: float (0–1), nodeId: int (הנקודה בשביל מול המבנה)</w:t>
@@ -4186,12 +4477,12 @@
           <w:tcPr/>
           <w:p>
             <w:pPr>
-              <w:bidi/>
-              <w:pStyle w:val="Compact"/>
-            </w:pPr>
-            <w:r>
-              <w:rPr>
-                <w:rFonts w:ascii="Arial" w:hAnsi="Arial" w:cs="David"/>
+              <w:pStyle w:val="Compact"/>
+              <w:bidi/>
+              <w:jc w:val="left"/>
+            </w:pPr>
+            <w:r>
+              <w:rPr>
                 <w:rtl/>
               </w:rPr>
               <w:t xml:space="preserve">תרשים בית הספר</w:t>
@@ -4202,12 +4493,12 @@
           <w:tcPr/>
           <w:p>
             <w:pPr>
-              <w:bidi/>
-              <w:pStyle w:val="Compact"/>
-            </w:pPr>
-            <w:r>
-              <w:rPr>
-                <w:rFonts w:ascii="Arial" w:hAnsi="Arial" w:cs="David"/>
+              <w:pStyle w:val="Compact"/>
+              <w:bidi/>
+              <w:jc w:val="left"/>
+            </w:pPr>
+            <w:r>
+              <w:rPr>
                 <w:rtl/>
               </w:rPr>
               <w:t xml:space="preserve">year: String, imageUrl: String, controlPoints: List (זוגות של נקודה בתרשים ונקודה במפה)</w:t>
@@ -4222,42 +4513,38 @@
       </w:pPr>
       <w:r>
         <w:rPr>
-          <w:rFonts w:ascii="Arial" w:hAnsi="Arial" w:cs="David"/>
+          <w:rtl/>
           <w:bCs/>
           <w:b/>
-          <w:rtl/>
         </w:rPr>
         <w:t xml:space="preserve">ייצוג מידע:</w:t>
       </w:r>
     </w:p>
     <w:p>
       <w:pPr>
-        <w:bidi/>
         <w:numPr>
           <w:ilvl w:val="0"/>
-          <w:numId w:val="1005"/>
+          <w:numId w:val="1016"/>
         </w:numPr>
         <w:pStyle w:val="Compact"/>
-      </w:pPr>
-      <w:r>
-        <w:rPr>
-          <w:rFonts w:ascii="Arial" w:hAnsi="Arial" w:cs="David"/>
+        <w:bidi/>
+      </w:pPr>
+      <w:r>
+        <w:rPr>
+          <w:rtl/>
           <w:bCs/>
           <w:b/>
-          <w:rtl/>
         </w:rPr>
         <w:t xml:space="preserve">גרף השבילים</w:t>
       </w:r>
       <w:r>
         <w:rPr>
-          <w:rFonts w:ascii="Arial" w:hAnsi="Arial" w:cs="David"/>
           <w:rtl/>
         </w:rPr>
         <w:t xml:space="preserve"> </w:t>
       </w:r>
       <w:r>
         <w:rPr>
-          <w:rFonts w:ascii="Arial" w:hAnsi="Arial" w:cs="David"/>
           <w:rtl/>
         </w:rPr>
         <w:t xml:space="preserve">מיוצג כרשימת שכנויות: לכל נקודה רשימת הקשתות שיוצאות ממנה. נבחר ייצוג זה כי הגרף דליל (לכל צומת 2–4 שבילים), ו-Dijkstra עובר בכל צעד רק על השכנים של הנקודה הנוכחית.</w:t>
@@ -4265,32 +4552,29 @@
     </w:p>
     <w:p>
       <w:pPr>
-        <w:bidi/>
         <w:numPr>
           <w:ilvl w:val="0"/>
-          <w:numId w:val="1005"/>
+          <w:numId w:val="1016"/>
         </w:numPr>
         <w:pStyle w:val="Compact"/>
-      </w:pPr>
-      <w:r>
-        <w:rPr>
-          <w:rFonts w:ascii="Arial" w:hAnsi="Arial" w:cs="David"/>
+        <w:bidi/>
+      </w:pPr>
+      <w:r>
+        <w:rPr>
+          <w:rtl/>
           <w:bCs/>
           <w:b/>
-          <w:rtl/>
         </w:rPr>
         <w:t xml:space="preserve">החדרים</w:t>
       </w:r>
       <w:r>
         <w:rPr>
-          <w:rFonts w:ascii="Arial" w:hAnsi="Arial" w:cs="David"/>
           <w:rtl/>
         </w:rPr>
         <w:t xml:space="preserve"> </w:t>
       </w:r>
       <w:r>
         <w:rPr>
-          <w:rFonts w:ascii="Arial" w:hAnsi="Arial" w:cs="David"/>
           <w:rtl/>
         </w:rPr>
         <w:t xml:space="preserve">נשמרים בטבלה בבסיס הנתונים ונטענים לטבלת גיבוב (HashMap) לפי מספר חדר, לחיפוש מהיר.</w:t>
@@ -4298,32 +4582,29 @@
     </w:p>
     <w:p>
       <w:pPr>
-        <w:bidi/>
         <w:numPr>
           <w:ilvl w:val="0"/>
-          <w:numId w:val="1005"/>
+          <w:numId w:val="1016"/>
         </w:numPr>
         <w:pStyle w:val="Compact"/>
-      </w:pPr>
-      <w:r>
-        <w:rPr>
-          <w:rFonts w:ascii="Arial" w:hAnsi="Arial" w:cs="David"/>
+        <w:bidi/>
+      </w:pPr>
+      <w:r>
+        <w:rPr>
+          <w:rtl/>
           <w:bCs/>
           <w:b/>
-          <w:rtl/>
         </w:rPr>
         <w:t xml:space="preserve">המסלול</w:t>
       </w:r>
       <w:r>
         <w:rPr>
-          <w:rFonts w:ascii="Arial" w:hAnsi="Arial" w:cs="David"/>
           <w:rtl/>
         </w:rPr>
         <w:t xml:space="preserve"> </w:t>
       </w:r>
       <w:r>
         <w:rPr>
-          <w:rFonts w:ascii="Arial" w:hAnsi="Arial" w:cs="David"/>
           <w:rtl/>
         </w:rPr>
         <w:t xml:space="preserve">הוא רשימה מסודרת של נקודות, כי הניווט עובר עליה לפי הסדר ומחפש תמיד את הנקודה הבאה.</w:t>
@@ -4331,32 +4612,29 @@
     </w:p>
     <w:p>
       <w:pPr>
-        <w:bidi/>
         <w:numPr>
           <w:ilvl w:val="0"/>
-          <w:numId w:val="1005"/>
+          <w:numId w:val="1016"/>
         </w:numPr>
         <w:pStyle w:val="Compact"/>
-      </w:pPr>
-      <w:r>
-        <w:rPr>
-          <w:rFonts w:ascii="Arial" w:hAnsi="Arial" w:cs="David"/>
+        <w:bidi/>
+      </w:pPr>
+      <w:r>
+        <w:rPr>
+          <w:rtl/>
           <w:bCs/>
           <w:b/>
-          <w:rtl/>
         </w:rPr>
         <w:t xml:space="preserve">בבסיס הנתונים</w:t>
       </w:r>
       <w:r>
         <w:rPr>
-          <w:rFonts w:ascii="Arial" w:hAnsi="Arial" w:cs="David"/>
           <w:rtl/>
         </w:rPr>
         <w:t xml:space="preserve"> </w:t>
       </w:r>
       <w:r>
         <w:rPr>
-          <w:rFonts w:ascii="Arial" w:hAnsi="Arial" w:cs="David"/>
           <w:rtl/>
         </w:rPr>
         <w:t xml:space="preserve">שתי שכבות: ב-Firestore האוספים rooms, nodes ו-edges, וב-Room עותק מקומי שלהם ועוד הטבלאות favorites ו-recent. קשתות מפנות לנקודות לפי מזהה, וחדר מפנה לנקודת הכניסה שלו.</w:t>
@@ -4368,10 +4646,9 @@
       </w:pPr>
       <w:r>
         <w:rPr>
-          <w:rFonts w:ascii="Arial" w:hAnsi="Arial" w:cs="David"/>
+          <w:rtl/>
           <w:bCs/>
           <w:b/>
-          <w:rtl/>
         </w:rPr>
         <w:t xml:space="preserve">פעולות על המידע:</w:t>
       </w:r>
@@ -4405,12 +4682,12 @@
           <w:tcPr/>
           <w:p>
             <w:pPr>
-              <w:bidi/>
-              <w:pStyle w:val="Compact"/>
-            </w:pPr>
-            <w:r>
-              <w:rPr>
-                <w:rFonts w:ascii="Arial" w:hAnsi="Arial" w:cs="David"/>
+              <w:pStyle w:val="Compact"/>
+              <w:bidi/>
+              <w:jc w:val="left"/>
+            </w:pPr>
+            <w:r>
+              <w:rPr>
                 <w:rtl/>
               </w:rPr>
               <w:t xml:space="preserve">פעולה</w:t>
@@ -4421,12 +4698,12 @@
           <w:tcPr/>
           <w:p>
             <w:pPr>
-              <w:bidi/>
-              <w:pStyle w:val="Compact"/>
-            </w:pPr>
-            <w:r>
-              <w:rPr>
-                <w:rFonts w:ascii="Arial" w:hAnsi="Arial" w:cs="David"/>
+              <w:pStyle w:val="Compact"/>
+              <w:bidi/>
+              <w:jc w:val="left"/>
+            </w:pPr>
+            <w:r>
+              <w:rPr>
                 <w:rtl/>
               </w:rPr>
               <w:t xml:space="preserve">על מה</w:t>
@@ -4437,12 +4714,12 @@
           <w:tcPr/>
           <w:p>
             <w:pPr>
-              <w:bidi/>
-              <w:pStyle w:val="Compact"/>
-            </w:pPr>
-            <w:r>
-              <w:rPr>
-                <w:rFonts w:ascii="Arial" w:hAnsi="Arial" w:cs="David"/>
+              <w:pStyle w:val="Compact"/>
+              <w:bidi/>
+              <w:jc w:val="left"/>
+            </w:pPr>
+            <w:r>
+              <w:rPr>
                 <w:rtl/>
               </w:rPr>
               <w:t xml:space="preserve">מתי</w:t>
@@ -4455,12 +4732,12 @@
           <w:tcPr/>
           <w:p>
             <w:pPr>
-              <w:bidi/>
-              <w:pStyle w:val="Compact"/>
-            </w:pPr>
-            <w:r>
-              <w:rPr>
-                <w:rFonts w:ascii="Arial" w:hAnsi="Arial" w:cs="David"/>
+              <w:pStyle w:val="Compact"/>
+              <w:bidi/>
+              <w:jc w:val="left"/>
+            </w:pPr>
+            <w:r>
+              <w:rPr>
                 <w:rtl/>
               </w:rPr>
               <w:t xml:space="preserve">הוספה</w:t>
@@ -4471,12 +4748,12 @@
           <w:tcPr/>
           <w:p>
             <w:pPr>
-              <w:bidi/>
-              <w:pStyle w:val="Compact"/>
-            </w:pPr>
-            <w:r>
-              <w:rPr>
-                <w:rFonts w:ascii="Arial" w:hAnsi="Arial" w:cs="David"/>
+              <w:pStyle w:val="Compact"/>
+              <w:bidi/>
+              <w:jc w:val="left"/>
+            </w:pPr>
+            <w:r>
+              <w:rPr>
                 <w:rtl/>
               </w:rPr>
               <w:t xml:space="preserve">חדרים, נקודות וקשתות</w:t>
@@ -4487,12 +4764,12 @@
           <w:tcPr/>
           <w:p>
             <w:pPr>
-              <w:bidi/>
-              <w:pStyle w:val="Compact"/>
-            </w:pPr>
-            <w:r>
-              <w:rPr>
-                <w:rFonts w:ascii="Arial" w:hAnsi="Arial" w:cs="David"/>
+              <w:pStyle w:val="Compact"/>
+              <w:bidi/>
+              <w:jc w:val="left"/>
+            </w:pPr>
+            <w:r>
+              <w:rPr>
                 <w:rtl/>
               </w:rPr>
               <w:t xml:space="preserve">בטעינה ראשונה מהרשת, ובמסך העריכה לצוות</w:t>
@@ -4505,12 +4782,12 @@
           <w:tcPr/>
           <w:p>
             <w:pPr>
-              <w:bidi/>
-              <w:pStyle w:val="Compact"/>
-            </w:pPr>
-            <w:r>
-              <w:rPr>
-                <w:rFonts w:ascii="Arial" w:hAnsi="Arial" w:cs="David"/>
+              <w:pStyle w:val="Compact"/>
+              <w:bidi/>
+              <w:jc w:val="left"/>
+            </w:pPr>
+            <w:r>
+              <w:rPr>
                 <w:rtl/>
               </w:rPr>
               <w:t xml:space="preserve">עדכון</w:t>
@@ -4521,12 +4798,12 @@
           <w:tcPr/>
           <w:p>
             <w:pPr>
-              <w:bidi/>
-              <w:pStyle w:val="Compact"/>
-            </w:pPr>
-            <w:r>
-              <w:rPr>
-                <w:rFonts w:ascii="Arial" w:hAnsi="Arial" w:cs="David"/>
+              <w:pStyle w:val="Compact"/>
+              <w:bidi/>
+              <w:jc w:val="left"/>
+            </w:pPr>
+            <w:r>
+              <w:rPr>
                 <w:rtl/>
               </w:rPr>
               <w:t xml:space="preserve">שם ובעל תפקיד של חדר; מיקום המשתמש</w:t>
@@ -4537,12 +4814,12 @@
           <w:tcPr/>
           <w:p>
             <w:pPr>
-              <w:bidi/>
-              <w:pStyle w:val="Compact"/>
-            </w:pPr>
-            <w:r>
-              <w:rPr>
-                <w:rFonts w:ascii="Arial" w:hAnsi="Arial" w:cs="David"/>
+              <w:pStyle w:val="Compact"/>
+              <w:bidi/>
+              <w:jc w:val="left"/>
+            </w:pPr>
+            <w:r>
+              <w:rPr>
                 <w:rtl/>
               </w:rPr>
               <w:t xml:space="preserve">בתחילת שנה; כמה פעמים בשנייה בזמן ניווט</w:t>
@@ -4555,12 +4832,12 @@
           <w:tcPr/>
           <w:p>
             <w:pPr>
-              <w:bidi/>
-              <w:pStyle w:val="Compact"/>
-            </w:pPr>
-            <w:r>
-              <w:rPr>
-                <w:rFonts w:ascii="Arial" w:hAnsi="Arial" w:cs="David"/>
+              <w:pStyle w:val="Compact"/>
+              <w:bidi/>
+              <w:jc w:val="left"/>
+            </w:pPr>
+            <w:r>
+              <w:rPr>
                 <w:rtl/>
               </w:rPr>
               <w:t xml:space="preserve">קריאה</w:t>
@@ -4571,12 +4848,12 @@
           <w:tcPr/>
           <w:p>
             <w:pPr>
-              <w:bidi/>
-              <w:pStyle w:val="Compact"/>
-            </w:pPr>
-            <w:r>
-              <w:rPr>
-                <w:rFonts w:ascii="Arial" w:hAnsi="Arial" w:cs="David"/>
+              <w:pStyle w:val="Compact"/>
+              <w:bidi/>
+              <w:jc w:val="left"/>
+            </w:pPr>
+            <w:r>
+              <w:rPr>
                 <w:rtl/>
               </w:rPr>
               <w:t xml:space="preserve">חדר לפי מספר או שם; שכני נקודה; מועדפים</w:t>
@@ -4587,12 +4864,12 @@
           <w:tcPr/>
           <w:p>
             <w:pPr>
-              <w:bidi/>
-              <w:pStyle w:val="Compact"/>
-            </w:pPr>
-            <w:r>
-              <w:rPr>
-                <w:rFonts w:ascii="Arial" w:hAnsi="Arial" w:cs="David"/>
+              <w:pStyle w:val="Compact"/>
+              <w:bidi/>
+              <w:jc w:val="left"/>
+            </w:pPr>
+            <w:r>
+              <w:rPr>
                 <w:rtl/>
               </w:rPr>
               <w:t xml:space="preserve">בחיפוש; בחישוב מסלול; במסך החיפוש</w:t>
@@ -4605,12 +4882,12 @@
           <w:tcPr/>
           <w:p>
             <w:pPr>
-              <w:bidi/>
-              <w:pStyle w:val="Compact"/>
-            </w:pPr>
-            <w:r>
-              <w:rPr>
-                <w:rFonts w:ascii="Arial" w:hAnsi="Arial" w:cs="David"/>
+              <w:pStyle w:val="Compact"/>
+              <w:bidi/>
+              <w:jc w:val="left"/>
+            </w:pPr>
+            <w:r>
+              <w:rPr>
                 <w:rtl/>
               </w:rPr>
               <w:t xml:space="preserve">מחיקה</w:t>
@@ -4621,12 +4898,12 @@
           <w:tcPr/>
           <w:p>
             <w:pPr>
-              <w:bidi/>
-              <w:pStyle w:val="Compact"/>
-            </w:pPr>
-            <w:r>
-              <w:rPr>
-                <w:rFonts w:ascii="Arial" w:hAnsi="Arial" w:cs="David"/>
+              <w:pStyle w:val="Compact"/>
+              <w:bidi/>
+              <w:jc w:val="left"/>
+            </w:pPr>
+            <w:r>
+              <w:rPr>
                 <w:rtl/>
               </w:rPr>
               <w:t xml:space="preserve">מועדף; חדר שבוטל</w:t>
@@ -4637,12 +4914,12 @@
           <w:tcPr/>
           <w:p>
             <w:pPr>
-              <w:bidi/>
-              <w:pStyle w:val="Compact"/>
-            </w:pPr>
-            <w:r>
-              <w:rPr>
-                <w:rFonts w:ascii="Arial" w:hAnsi="Arial" w:cs="David"/>
+              <w:pStyle w:val="Compact"/>
+              <w:bidi/>
+              <w:jc w:val="left"/>
+            </w:pPr>
+            <w:r>
+              <w:rPr>
                 <w:rtl/>
               </w:rPr>
               <w:t xml:space="preserve">לבקשת המשתמש; במסך העריכה לצוות</w:t>
@@ -4651,17 +4928,13 @@
         </w:tc>
       </w:tr>
     </w:tbl>
-    <w:bookmarkEnd w:id="31"/>
-    <w:bookmarkEnd w:id="32"/>
-    <w:bookmarkStart w:id="43" w:name="מבנה-ארכיטקטורה"/>
-    <w:p>
-      <w:pPr>
-        <w:bidi/>
+    <w:p>
+      <w:pPr>
         <w:pStyle w:val="Heading2"/>
-      </w:pPr>
-      <w:r>
-        <w:rPr>
-          <w:rFonts w:ascii="Arial" w:hAnsi="Arial" w:cs="David"/>
+        <w:bidi/>
+      </w:pPr>
+      <w:r>
+        <w:rPr>
           <w:rtl/>
         </w:rPr>
         <w:t xml:space="preserve">2. מבנה / ארכיטקטורה</w:t>
@@ -4673,21 +4946,18 @@
       </w:pPr>
       <w:r>
         <w:rPr>
-          <w:rFonts w:ascii="Arial" w:hAnsi="Arial" w:cs="David"/>
           <w:rtl/>
         </w:rPr>
         <w:t xml:space="preserve">הפרק מחולק לשניים: תכנון ותיעוד המסכים, ובחירת המחלקות והקשרים ביניהן. בפרק זה אין התייחסות לקוד המחלקות.</w:t>
       </w:r>
     </w:p>
-    <w:bookmarkStart w:id="33" w:name="מסך-הפתיחה"/>
-    <w:p>
-      <w:pPr>
-        <w:bidi/>
+    <w:p>
+      <w:pPr>
         <w:pStyle w:val="Heading3"/>
-      </w:pPr>
-      <w:r>
-        <w:rPr>
-          <w:rFonts w:ascii="Arial" w:hAnsi="Arial" w:cs="David"/>
+        <w:bidi/>
+      </w:pPr>
+      <w:r>
+        <w:rPr>
           <w:rtl/>
         </w:rPr>
         <w:t xml:space="preserve">2.1 מסך הפתיחה</w:t>
@@ -4699,22 +4969,18 @@
       </w:pPr>
       <w:r>
         <w:rPr>
-          <w:rFonts w:ascii="Arial" w:hAnsi="Arial" w:cs="David"/>
           <w:rtl/>
         </w:rPr>
         <w:t xml:space="preserve">מסך הפתיחה מציג את שם האפליקציה ואת סמל בית הספר, מבקש הרשאות מיקום ומצלמה עם הסבר קצר לכל אחת, ומסנכרן את נתוני הקמפוס. הוא אינו נקודת ניווט: בסיום הוא עובר אוטומטית למסך החיפוש, ואין חזרה אליו.</w:t>
       </w:r>
     </w:p>
-    <w:bookmarkEnd w:id="33"/>
-    <w:bookmarkStart w:id="34" w:name="תכנון-ותיעוד-מסכי-הפרויקט"/>
-    <w:p>
-      <w:pPr>
-        <w:bidi/>
+    <w:p>
+      <w:pPr>
         <w:pStyle w:val="Heading3"/>
-      </w:pPr>
-      <w:r>
-        <w:rPr>
-          <w:rFonts w:ascii="Arial" w:hAnsi="Arial" w:cs="David"/>
+        <w:bidi/>
+      </w:pPr>
+      <w:r>
+        <w:rPr>
           <w:rtl/>
         </w:rPr>
         <w:t xml:space="preserve">2.2 תכנון ותיעוד מסכי הפרויקט</w:t>
@@ -4726,7 +4992,6 @@
       </w:pPr>
       <w:r>
         <w:rPr>
-          <w:rFonts w:ascii="Arial" w:hAnsi="Arial" w:cs="David"/>
           <w:rtl/>
         </w:rPr>
         <w:t xml:space="preserve">[תמונות המסכים מהאפליקציה יתווספו בשלב הפיתוח, מתחת לכל שורה בטבלה.]</w:t>
@@ -4734,28 +4999,37 @@
     </w:p>
     <w:p>
       <w:pPr>
-        <w:bidi/>
         <w:pStyle w:val="BlockText"/>
-      </w:pPr>
-      <w:r>
-        <w:rPr>
-          <w:rFonts w:ascii="Arial" w:hAnsi="Arial" w:cs="David"/>
+        <w:bidi/>
+      </w:pPr>
+      <w:r>
+        <w:rPr>
+          <w:rtl/>
+        </w:rPr>
+        <w:t xml:space="preserve">[!NOTE]</w:t>
+      </w:r>
+      <w:r>
+        <w:rPr>
+          <w:rtl/>
+        </w:rPr>
+        <w:t xml:space="preserve"> </w:t>
+      </w:r>
+      <w:r>
+        <w:rPr>
+          <w:rtl/>
           <w:bCs/>
           <w:b/>
-          <w:rtl/>
         </w:rPr>
         <w:t xml:space="preserve">הערה לתלמידים:</w:t>
       </w:r>
       <w:r>
         <w:rPr>
-          <w:rFonts w:ascii="Arial" w:hAnsi="Arial" w:cs="David"/>
           <w:rtl/>
         </w:rPr>
         <w:t xml:space="preserve"> </w:t>
       </w:r>
       <w:r>
         <w:rPr>
-          <w:rFonts w:ascii="Arial" w:hAnsi="Arial" w:cs="David"/>
           <w:rtl/>
         </w:rPr>
         <w:t xml:space="preserve">לפני כתיבת ה-XML כל מסך עוצב ב-Google Stitch וב-Figma. הפרומפטים, שפת העיצוב והתהליך נמצאים ב</w:t>
@@ -4763,7 +5037,6 @@
       <w:hyperlink r:id="rId23">
         <w:r>
           <w:rPr>
-            <w:rFonts w:ascii="Arial" w:hAnsi="Arial" w:cs="David"/>
             <w:rStyle w:val="Hyperlink"/>
             <w:rtl/>
           </w:rPr>
@@ -4772,7 +5045,6 @@
       </w:hyperlink>
       <w:r>
         <w:rPr>
-          <w:rFonts w:ascii="Arial" w:hAnsi="Arial" w:cs="David"/>
           <w:rtl/>
         </w:rPr>
         <w:t xml:space="preserve">. לתיק נכנסים צילומי מסך מהאפליקציה האמיתית, לא העיצובים. עיצובי Figma נמצאים בנספח א’, וסקירת העיצוב ששינתה את הטבלה שלמטה נמצאת במדריך, סעיף 7.1.</w:t>
@@ -4808,12 +5080,12 @@
           <w:tcPr/>
           <w:p>
             <w:pPr>
-              <w:bidi/>
-              <w:pStyle w:val="Compact"/>
-            </w:pPr>
-            <w:r>
-              <w:rPr>
-                <w:rFonts w:ascii="Arial" w:hAnsi="Arial" w:cs="David"/>
+              <w:pStyle w:val="Compact"/>
+              <w:bidi/>
+              <w:jc w:val="left"/>
+            </w:pPr>
+            <w:r>
+              <w:rPr>
                 <w:rtl/>
               </w:rPr>
               <w:t xml:space="preserve">מסך</w:t>
@@ -4824,12 +5096,12 @@
           <w:tcPr/>
           <w:p>
             <w:pPr>
-              <w:bidi/>
-              <w:pStyle w:val="Compact"/>
-            </w:pPr>
-            <w:r>
-              <w:rPr>
-                <w:rFonts w:ascii="Arial" w:hAnsi="Arial" w:cs="David"/>
+              <w:pStyle w:val="Compact"/>
+              <w:bidi/>
+              <w:jc w:val="left"/>
+            </w:pPr>
+            <w:r>
+              <w:rPr>
                 <w:rtl/>
               </w:rPr>
               <w:t xml:space="preserve">תפקיד</w:t>
@@ -4840,12 +5112,12 @@
           <w:tcPr/>
           <w:p>
             <w:pPr>
-              <w:bidi/>
-              <w:pStyle w:val="Compact"/>
-            </w:pPr>
-            <w:r>
-              <w:rPr>
-                <w:rFonts w:ascii="Arial" w:hAnsi="Arial" w:cs="David"/>
+              <w:pStyle w:val="Compact"/>
+              <w:bidi/>
+              <w:jc w:val="left"/>
+            </w:pPr>
+            <w:r>
+              <w:rPr>
                 <w:rtl/>
               </w:rPr>
               <w:t xml:space="preserve">מידע ופעולות</w:t>
@@ -4856,12 +5128,12 @@
           <w:tcPr/>
           <w:p>
             <w:pPr>
-              <w:bidi/>
-              <w:pStyle w:val="Compact"/>
-            </w:pPr>
-            <w:r>
-              <w:rPr>
-                <w:rFonts w:ascii="Arial" w:hAnsi="Arial" w:cs="David"/>
+              <w:pStyle w:val="Compact"/>
+              <w:bidi/>
+              <w:jc w:val="left"/>
+            </w:pPr>
+            <w:r>
+              <w:rPr>
                 <w:rtl/>
               </w:rPr>
               <w:t xml:space="preserve">רכיבי תצוגה ותפקידם</w:t>
@@ -4874,12 +5146,12 @@
           <w:tcPr/>
           <w:p>
             <w:pPr>
-              <w:bidi/>
-              <w:pStyle w:val="Compact"/>
-            </w:pPr>
-            <w:r>
-              <w:rPr>
-                <w:rFonts w:ascii="Arial" w:hAnsi="Arial" w:cs="David"/>
+              <w:pStyle w:val="Compact"/>
+              <w:bidi/>
+              <w:jc w:val="left"/>
+            </w:pPr>
+            <w:r>
+              <w:rPr>
                 <w:rtl/>
               </w:rPr>
               <w:t xml:space="preserve">מסך פתיחה</w:t>
@@ -4890,12 +5162,12 @@
           <w:tcPr/>
           <w:p>
             <w:pPr>
-              <w:bidi/>
-              <w:pStyle w:val="Compact"/>
-            </w:pPr>
-            <w:r>
-              <w:rPr>
-                <w:rFonts w:ascii="Arial" w:hAnsi="Arial" w:cs="David"/>
+              <w:pStyle w:val="Compact"/>
+              <w:bidi/>
+              <w:jc w:val="left"/>
+            </w:pPr>
+            <w:r>
+              <w:rPr>
                 <w:rtl/>
               </w:rPr>
               <w:t xml:space="preserve">כניסה לאפליקציה</w:t>
@@ -4906,12 +5178,12 @@
           <w:tcPr/>
           <w:p>
             <w:pPr>
-              <w:bidi/>
-              <w:pStyle w:val="Compact"/>
-            </w:pPr>
-            <w:r>
-              <w:rPr>
-                <w:rFonts w:ascii="Arial" w:hAnsi="Arial" w:cs="David"/>
+              <w:pStyle w:val="Compact"/>
+              <w:bidi/>
+              <w:jc w:val="left"/>
+            </w:pPr>
+            <w:r>
+              <w:rPr>
                 <w:rtl/>
               </w:rPr>
               <w:t xml:space="preserve">הרשאות וסנכרון נתונים</w:t>
@@ -4922,89 +5194,78 @@
           <w:tcPr/>
           <w:p>
             <w:pPr>
-              <w:bidi/>
-              <w:pStyle w:val="Compact"/>
-            </w:pPr>
-            <w:r>
-              <w:rPr>
-                <w:rFonts w:ascii="Arial" w:hAnsi="Arial" w:cs="David"/>
+              <w:pStyle w:val="Compact"/>
+              <w:bidi/>
+              <w:jc w:val="left"/>
+            </w:pPr>
+            <w:r>
+              <w:rPr>
                 <w:rtl/>
               </w:rPr>
               <w:t xml:space="preserve">פס התקדמות — מצב הסנכרון; מצב הרשאות — הסבר לכל הרשאה וכפתור</w:t>
             </w:r>
             <w:r>
               <w:rPr>
-                <w:rFonts w:ascii="Arial" w:hAnsi="Arial" w:cs="David"/>
                 <w:rtl/>
               </w:rPr>
               <w:t xml:space="preserve"> </w:t>
             </w:r>
             <w:r>
               <w:rPr>
-                <w:rFonts w:ascii="Arial" w:hAnsi="Arial" w:cs="David"/>
                 <w:rtl/>
               </w:rPr>
               <w:t xml:space="preserve">“</w:t>
             </w:r>
             <w:r>
               <w:rPr>
-                <w:rFonts w:ascii="Arial" w:hAnsi="Arial" w:cs="David"/>
                 <w:rtl/>
               </w:rPr>
               <w:t xml:space="preserve">אישור והמשך</w:t>
             </w:r>
             <w:r>
               <w:rPr>
-                <w:rFonts w:ascii="Arial" w:hAnsi="Arial" w:cs="David"/>
                 <w:rtl/>
               </w:rPr>
               <w:t xml:space="preserve">”</w:t>
             </w:r>
             <w:r>
               <w:rPr>
-                <w:rFonts w:ascii="Arial" w:hAnsi="Arial" w:cs="David"/>
                 <w:rtl/>
               </w:rPr>
               <w:t xml:space="preserve">; כפתור</w:t>
             </w:r>
             <w:r>
               <w:rPr>
-                <w:rFonts w:ascii="Arial" w:hAnsi="Arial" w:cs="David"/>
                 <w:rtl/>
               </w:rPr>
               <w:t xml:space="preserve"> </w:t>
             </w:r>
             <w:r>
               <w:rPr>
-                <w:rFonts w:ascii="Arial" w:hAnsi="Arial" w:cs="David"/>
                 <w:rtl/>
               </w:rPr>
               <w:t xml:space="preserve">“</w:t>
             </w:r>
             <w:r>
               <w:rPr>
-                <w:rFonts w:ascii="Arial" w:hAnsi="Arial" w:cs="David"/>
                 <w:rtl/>
               </w:rPr>
               <w:t xml:space="preserve">נסה שוב</w:t>
             </w:r>
             <w:r>
               <w:rPr>
-                <w:rFonts w:ascii="Arial" w:hAnsi="Arial" w:cs="David"/>
                 <w:rtl/>
               </w:rPr>
               <w:t xml:space="preserve">”</w:t>
             </w:r>
             <w:r>
               <w:rPr>
-                <w:rFonts w:ascii="Arial" w:hAnsi="Arial" w:cs="David"/>
                 <w:rtl/>
               </w:rPr>
               <w:t xml:space="preserve"> </w:t>
             </w:r>
             <w:r>
               <w:rPr>
-                <w:rFonts w:ascii="Arial" w:hAnsi="Arial" w:cs="David"/>
                 <w:rtl/>
               </w:rPr>
               <w:t xml:space="preserve">— מופיע כשהסנכרון נכשל</w:t>
@@ -5017,12 +5278,12 @@
           <w:tcPr/>
           <w:p>
             <w:pPr>
-              <w:bidi/>
-              <w:pStyle w:val="Compact"/>
-            </w:pPr>
-            <w:r>
-              <w:rPr>
-                <w:rFonts w:ascii="Arial" w:hAnsi="Arial" w:cs="David"/>
+              <w:pStyle w:val="Compact"/>
+              <w:bidi/>
+              <w:jc w:val="left"/>
+            </w:pPr>
+            <w:r>
+              <w:rPr>
                 <w:rtl/>
               </w:rPr>
               <w:t xml:space="preserve">חיפוש יעד</w:t>
@@ -5033,12 +5294,12 @@
           <w:tcPr/>
           <w:p>
             <w:pPr>
-              <w:bidi/>
-              <w:pStyle w:val="Compact"/>
-            </w:pPr>
-            <w:r>
-              <w:rPr>
-                <w:rFonts w:ascii="Arial" w:hAnsi="Arial" w:cs="David"/>
+              <w:pStyle w:val="Compact"/>
+              <w:bidi/>
+              <w:jc w:val="left"/>
+            </w:pPr>
+            <w:r>
+              <w:rPr>
                 <w:rtl/>
               </w:rPr>
               <w:t xml:space="preserve">בחירת חדר</w:t>
@@ -5049,12 +5310,12 @@
           <w:tcPr/>
           <w:p>
             <w:pPr>
-              <w:bidi/>
-              <w:pStyle w:val="Compact"/>
-            </w:pPr>
-            <w:r>
-              <w:rPr>
-                <w:rFonts w:ascii="Arial" w:hAnsi="Arial" w:cs="David"/>
+              <w:pStyle w:val="Compact"/>
+              <w:bidi/>
+              <w:jc w:val="left"/>
+            </w:pPr>
+            <w:r>
+              <w:rPr>
                 <w:rtl/>
               </w:rPr>
               <w:t xml:space="preserve">חיפוש לפי מספר, שם או בעל תפקיד; מועדפים וחיפושים אחרונים</w:t>
@@ -5065,12 +5326,12 @@
           <w:tcPr/>
           <w:p>
             <w:pPr>
-              <w:bidi/>
-              <w:pStyle w:val="Compact"/>
-            </w:pPr>
-            <w:r>
-              <w:rPr>
-                <w:rFonts w:ascii="Arial" w:hAnsi="Arial" w:cs="David"/>
+              <w:pStyle w:val="Compact"/>
+              <w:bidi/>
+              <w:jc w:val="left"/>
+            </w:pPr>
+            <w:r>
+              <w:rPr>
                 <w:rtl/>
               </w:rPr>
               <w:t xml:space="preserve">תיבת חיפוש — קלט טקסט; רשימת תוצאות — בחירה בנגיעה; כוכב — הוספה למועדפים; סרגל ניווט תחתון — מעבר בין חיפוש, מפה, מצלמה וניהול צוות</w:t>
@@ -5083,12 +5344,12 @@
           <w:tcPr/>
           <w:p>
             <w:pPr>
-              <w:bidi/>
-              <w:pStyle w:val="Compact"/>
-            </w:pPr>
-            <w:r>
-              <w:rPr>
-                <w:rFonts w:ascii="Arial" w:hAnsi="Arial" w:cs="David"/>
+              <w:pStyle w:val="Compact"/>
+              <w:bidi/>
+              <w:jc w:val="left"/>
+            </w:pPr>
+            <w:r>
+              <w:rPr>
                 <w:rtl/>
               </w:rPr>
               <w:t xml:space="preserve">מפה ומסלול</w:t>
@@ -5099,12 +5360,12 @@
           <w:tcPr/>
           <w:p>
             <w:pPr>
-              <w:bidi/>
-              <w:pStyle w:val="Compact"/>
-            </w:pPr>
-            <w:r>
-              <w:rPr>
-                <w:rFonts w:ascii="Arial" w:hAnsi="Arial" w:cs="David"/>
+              <w:pStyle w:val="Compact"/>
+              <w:bidi/>
+              <w:jc w:val="left"/>
+            </w:pPr>
+            <w:r>
+              <w:rPr>
                 <w:rtl/>
               </w:rPr>
               <w:t xml:space="preserve">הצגת המסלול על מפת הקמפוס</w:t>
@@ -5115,12 +5376,12 @@
           <w:tcPr/>
           <w:p>
             <w:pPr>
-              <w:bidi/>
-              <w:pStyle w:val="Compact"/>
-            </w:pPr>
-            <w:r>
-              <w:rPr>
-                <w:rFonts w:ascii="Arial" w:hAnsi="Arial" w:cs="David"/>
+              <w:pStyle w:val="Compact"/>
+              <w:bidi/>
+              <w:jc w:val="left"/>
+            </w:pPr>
+            <w:r>
+              <w:rPr>
                 <w:rtl/>
               </w:rPr>
               <w:t xml:space="preserve">מיקום המשתמש, המסלול ומרחק ליעד</w:t>
@@ -5131,54 +5392,48 @@
           <w:tcPr/>
           <w:p>
             <w:pPr>
-              <w:bidi/>
-              <w:pStyle w:val="Compact"/>
-            </w:pPr>
-            <w:r>
-              <w:rPr>
-                <w:rFonts w:ascii="Arial" w:hAnsi="Arial" w:cs="David"/>
+              <w:pStyle w:val="Compact"/>
+              <w:bidi/>
+              <w:jc w:val="left"/>
+            </w:pPr>
+            <w:r>
+              <w:rPr>
                 <w:rtl/>
               </w:rPr>
               <w:t xml:space="preserve">מפת OpenStreetMap ועליה תרשים בית הספר — כפתור</w:t>
             </w:r>
             <w:r>
               <w:rPr>
-                <w:rFonts w:ascii="Arial" w:hAnsi="Arial" w:cs="David"/>
                 <w:rtl/>
               </w:rPr>
               <w:t xml:space="preserve"> </w:t>
             </w:r>
             <w:r>
               <w:rPr>
-                <w:rFonts w:ascii="Arial" w:hAnsi="Arial" w:cs="David"/>
                 <w:rtl/>
               </w:rPr>
               <w:t xml:space="preserve">“</w:t>
             </w:r>
             <w:r>
               <w:rPr>
-                <w:rFonts w:ascii="Arial" w:hAnsi="Arial" w:cs="David"/>
                 <w:rtl/>
               </w:rPr>
               <w:t xml:space="preserve">מיקום שגוי?</w:t>
             </w:r>
             <w:r>
               <w:rPr>
-                <w:rFonts w:ascii="Arial" w:hAnsi="Arial" w:cs="David"/>
                 <w:rtl/>
               </w:rPr>
               <w:t xml:space="preserve">”</w:t>
             </w:r>
             <w:r>
               <w:rPr>
-                <w:rFonts w:ascii="Arial" w:hAnsi="Arial" w:cs="David"/>
                 <w:rtl/>
               </w:rPr>
               <w:t xml:space="preserve"> </w:t>
             </w:r>
             <w:r>
               <w:rPr>
-                <w:rFonts w:ascii="Arial" w:hAnsi="Arial" w:cs="David"/>
                 <w:rtl/>
               </w:rPr>
               <w:t xml:space="preserve">— פתיחת הכיול; כפתור מצלמה — מעבר למסך המצלמה; תווית מרחק — מטרים שנותרו</w:t>
@@ -5191,12 +5446,12 @@
           <w:tcPr/>
           <w:p>
             <w:pPr>
-              <w:bidi/>
-              <w:pStyle w:val="Compact"/>
-            </w:pPr>
-            <w:r>
-              <w:rPr>
-                <w:rFonts w:ascii="Arial" w:hAnsi="Arial" w:cs="David"/>
+              <w:pStyle w:val="Compact"/>
+              <w:bidi/>
+              <w:jc w:val="left"/>
+            </w:pPr>
+            <w:r>
+              <w:rPr>
                 <w:rtl/>
               </w:rPr>
               <w:t xml:space="preserve">מצלמה AR</w:t>
@@ -5207,12 +5462,12 @@
           <w:tcPr/>
           <w:p>
             <w:pPr>
-              <w:bidi/>
-              <w:pStyle w:val="Compact"/>
-            </w:pPr>
-            <w:r>
-              <w:rPr>
-                <w:rFonts w:ascii="Arial" w:hAnsi="Arial" w:cs="David"/>
+              <w:pStyle w:val="Compact"/>
+              <w:bidi/>
+              <w:jc w:val="left"/>
+            </w:pPr>
+            <w:r>
+              <w:rPr>
                 <w:rtl/>
               </w:rPr>
               <w:t xml:space="preserve">ניווט בזמן הליכה</w:t>
@@ -5223,12 +5478,12 @@
           <w:tcPr/>
           <w:p>
             <w:pPr>
-              <w:bidi/>
-              <w:pStyle w:val="Compact"/>
-            </w:pPr>
-            <w:r>
-              <w:rPr>
-                <w:rFonts w:ascii="Arial" w:hAnsi="Arial" w:cs="David"/>
+              <w:pStyle w:val="Compact"/>
+              <w:bidi/>
+              <w:jc w:val="left"/>
+            </w:pPr>
+            <w:r>
+              <w:rPr>
                 <w:rtl/>
               </w:rPr>
               <w:t xml:space="preserve">חץ כיוון על תמונת המצלמה, מרחק ונקודה הבאה</w:t>
@@ -5239,12 +5494,12 @@
           <w:tcPr/>
           <w:p>
             <w:pPr>
-              <w:bidi/>
-              <w:pStyle w:val="Compact"/>
-            </w:pPr>
-            <w:r>
-              <w:rPr>
-                <w:rFonts w:ascii="Arial" w:hAnsi="Arial" w:cs="David"/>
+              <w:pStyle w:val="Compact"/>
+              <w:bidi/>
+              <w:jc w:val="left"/>
+            </w:pPr>
+            <w:r>
+              <w:rPr>
                 <w:rtl/>
               </w:rPr>
               <w:t xml:space="preserve">תצוגת מצלמה; חץ תלת-ממדי — כיוון ההליכה; פס טקסט תחתון — אותה הנחיה במילים; כפתור מפה — חזרה למפה</w:t>
@@ -5257,12 +5512,12 @@
           <w:tcPr/>
           <w:p>
             <w:pPr>
-              <w:bidi/>
-              <w:pStyle w:val="Compact"/>
-            </w:pPr>
-            <w:r>
-              <w:rPr>
-                <w:rFonts w:ascii="Arial" w:hAnsi="Arial" w:cs="David"/>
+              <w:pStyle w:val="Compact"/>
+              <w:bidi/>
+              <w:jc w:val="left"/>
+            </w:pPr>
+            <w:r>
+              <w:rPr>
                 <w:rtl/>
               </w:rPr>
               <w:t xml:space="preserve">כיול ידני</w:t>
@@ -5273,12 +5528,12 @@
           <w:tcPr/>
           <w:p>
             <w:pPr>
-              <w:bidi/>
-              <w:pStyle w:val="Compact"/>
-            </w:pPr>
-            <w:r>
-              <w:rPr>
-                <w:rFonts w:ascii="Arial" w:hAnsi="Arial" w:cs="David"/>
+              <w:pStyle w:val="Compact"/>
+              <w:bidi/>
+              <w:jc w:val="left"/>
+            </w:pPr>
+            <w:r>
+              <w:rPr>
                 <w:rtl/>
               </w:rPr>
               <w:t xml:space="preserve">תיקון מיקום שגוי</w:t>
@@ -5289,12 +5544,12 @@
           <w:tcPr/>
           <w:p>
             <w:pPr>
-              <w:bidi/>
-              <w:pStyle w:val="Compact"/>
-            </w:pPr>
-            <w:r>
-              <w:rPr>
-                <w:rFonts w:ascii="Arial" w:hAnsi="Arial" w:cs="David"/>
+              <w:pStyle w:val="Compact"/>
+              <w:bidi/>
+              <w:jc w:val="left"/>
+            </w:pPr>
+            <w:r>
+              <w:rPr>
                 <w:rtl/>
               </w:rPr>
               <w:t xml:space="preserve">סימון המיקום האמיתי על המפה</w:t>
@@ -5305,82 +5560,72 @@
           <w:tcPr/>
           <w:p>
             <w:pPr>
-              <w:bidi/>
-              <w:pStyle w:val="Compact"/>
-            </w:pPr>
-            <w:r>
-              <w:rPr>
-                <w:rFonts w:ascii="Arial" w:hAnsi="Arial" w:cs="David"/>
+              <w:pStyle w:val="Compact"/>
+              <w:bidi/>
+              <w:jc w:val="left"/>
+            </w:pPr>
+            <w:r>
+              <w:rPr>
                 <w:rtl/>
               </w:rPr>
               <w:t xml:space="preserve">מפה מוקטנת — נגיעה מסמנת נקודה; כפתור</w:t>
             </w:r>
             <w:r>
               <w:rPr>
-                <w:rFonts w:ascii="Arial" w:hAnsi="Arial" w:cs="David"/>
                 <w:rtl/>
               </w:rPr>
               <w:t xml:space="preserve"> </w:t>
             </w:r>
             <w:r>
               <w:rPr>
-                <w:rFonts w:ascii="Arial" w:hAnsi="Arial" w:cs="David"/>
                 <w:rtl/>
               </w:rPr>
               <w:t xml:space="preserve">“</w:t>
             </w:r>
             <w:r>
               <w:rPr>
-                <w:rFonts w:ascii="Arial" w:hAnsi="Arial" w:cs="David"/>
                 <w:rtl/>
               </w:rPr>
               <w:t xml:space="preserve">אשר</w:t>
             </w:r>
             <w:r>
               <w:rPr>
-                <w:rFonts w:ascii="Arial" w:hAnsi="Arial" w:cs="David"/>
                 <w:rtl/>
               </w:rPr>
               <w:t xml:space="preserve">”</w:t>
             </w:r>
             <w:r>
               <w:rPr>
-                <w:rFonts w:ascii="Arial" w:hAnsi="Arial" w:cs="David"/>
                 <w:rtl/>
               </w:rPr>
               <w:t xml:space="preserve"> </w:t>
             </w:r>
             <w:r>
               <w:rPr>
-                <w:rFonts w:ascii="Arial" w:hAnsi="Arial" w:cs="David"/>
                 <w:rtl/>
               </w:rPr>
               <w:t xml:space="preserve">— חישוב מסלול מחדש; כפתור</w:t>
             </w:r>
             <w:r>
               <w:rPr>
-                <w:rFonts w:ascii="Arial" w:hAnsi="Arial" w:cs="David"/>
                 <w:rtl/>
               </w:rPr>
               <w:t xml:space="preserve"> </w:t>
             </w:r>
             <w:r>
               <w:rPr>
-                <w:rFonts w:ascii="Arial" w:hAnsi="Arial" w:cs="David"/>
                 <w:rtl/>
               </w:rPr>
               <w:t xml:space="preserve">“</w:t>
             </w:r>
             <w:r>
               <w:rPr>
-                <w:rFonts w:ascii="Arial" w:hAnsi="Arial" w:cs="David"/>
                 <w:rtl/>
               </w:rPr>
               <w:t xml:space="preserve">ביטול</w:t>
             </w:r>
             <w:r>
               <w:rPr>
-                <w:rFonts w:ascii="Arial" w:hAnsi="Arial" w:cs="David"/>
                 <w:rtl/>
               </w:rPr>
               <w:t xml:space="preserve">”</w:t>
@@ -5393,12 +5638,12 @@
           <w:tcPr/>
           <w:p>
             <w:pPr>
-              <w:bidi/>
-              <w:pStyle w:val="Compact"/>
-            </w:pPr>
-            <w:r>
-              <w:rPr>
-                <w:rFonts w:ascii="Arial" w:hAnsi="Arial" w:cs="David"/>
+              <w:pStyle w:val="Compact"/>
+              <w:bidi/>
+              <w:jc w:val="left"/>
+            </w:pPr>
+            <w:r>
+              <w:rPr>
                 <w:rtl/>
               </w:rPr>
               <w:t xml:space="preserve">הגעת ליעד</w:t>
@@ -5409,12 +5654,12 @@
           <w:tcPr/>
           <w:p>
             <w:pPr>
-              <w:bidi/>
-              <w:pStyle w:val="Compact"/>
-            </w:pPr>
-            <w:r>
-              <w:rPr>
-                <w:rFonts w:ascii="Arial" w:hAnsi="Arial" w:cs="David"/>
+              <w:pStyle w:val="Compact"/>
+              <w:bidi/>
+              <w:jc w:val="left"/>
+            </w:pPr>
+            <w:r>
+              <w:rPr>
                 <w:rtl/>
               </w:rPr>
               <w:t xml:space="preserve">הודעת סיום</w:t>
@@ -5425,12 +5670,12 @@
           <w:tcPr/>
           <w:p>
             <w:pPr>
-              <w:bidi/>
-              <w:pStyle w:val="Compact"/>
-            </w:pPr>
-            <w:r>
-              <w:rPr>
-                <w:rFonts w:ascii="Arial" w:hAnsi="Arial" w:cs="David"/>
+              <w:pStyle w:val="Compact"/>
+              <w:bidi/>
+              <w:jc w:val="left"/>
+            </w:pPr>
+            <w:r>
+              <w:rPr>
                 <w:rtl/>
               </w:rPr>
               <w:t xml:space="preserve">שם החדר ובעל התפקיד</w:t>
@@ -5441,89 +5686,78 @@
           <w:tcPr/>
           <w:p>
             <w:pPr>
-              <w:bidi/>
-              <w:pStyle w:val="Compact"/>
-            </w:pPr>
-            <w:r>
-              <w:rPr>
-                <w:rFonts w:ascii="Arial" w:hAnsi="Arial" w:cs="David"/>
+              <w:pStyle w:val="Compact"/>
+              <w:bidi/>
+              <w:jc w:val="left"/>
+            </w:pPr>
+            <w:r>
+              <w:rPr>
                 <w:rtl/>
               </w:rPr>
               <w:t xml:space="preserve">כותרת</w:t>
             </w:r>
             <w:r>
               <w:rPr>
-                <w:rFonts w:ascii="Arial" w:hAnsi="Arial" w:cs="David"/>
                 <w:rtl/>
               </w:rPr>
               <w:t xml:space="preserve"> </w:t>
             </w:r>
             <w:r>
               <w:rPr>
-                <w:rFonts w:ascii="Arial" w:hAnsi="Arial" w:cs="David"/>
                 <w:rtl/>
               </w:rPr>
               <w:t xml:space="preserve">“</w:t>
             </w:r>
             <w:r>
               <w:rPr>
-                <w:rFonts w:ascii="Arial" w:hAnsi="Arial" w:cs="David"/>
                 <w:rtl/>
               </w:rPr>
               <w:t xml:space="preserve">הגעת</w:t>
             </w:r>
             <w:r>
               <w:rPr>
-                <w:rFonts w:ascii="Arial" w:hAnsi="Arial" w:cs="David"/>
                 <w:rtl/>
               </w:rPr>
               <w:t xml:space="preserve">”</w:t>
             </w:r>
             <w:r>
               <w:rPr>
-                <w:rFonts w:ascii="Arial" w:hAnsi="Arial" w:cs="David"/>
                 <w:rtl/>
               </w:rPr>
               <w:t xml:space="preserve">; כפתור</w:t>
             </w:r>
             <w:r>
               <w:rPr>
-                <w:rFonts w:ascii="Arial" w:hAnsi="Arial" w:cs="David"/>
                 <w:rtl/>
               </w:rPr>
               <w:t xml:space="preserve"> </w:t>
             </w:r>
             <w:r>
               <w:rPr>
-                <w:rFonts w:ascii="Arial" w:hAnsi="Arial" w:cs="David"/>
                 <w:rtl/>
               </w:rPr>
               <w:t xml:space="preserve">“</w:t>
             </w:r>
             <w:r>
               <w:rPr>
-                <w:rFonts w:ascii="Arial" w:hAnsi="Arial" w:cs="David"/>
                 <w:rtl/>
               </w:rPr>
               <w:t xml:space="preserve">יעד חדש</w:t>
             </w:r>
             <w:r>
               <w:rPr>
-                <w:rFonts w:ascii="Arial" w:hAnsi="Arial" w:cs="David"/>
                 <w:rtl/>
               </w:rPr>
               <w:t xml:space="preserve">”</w:t>
             </w:r>
             <w:r>
               <w:rPr>
-                <w:rFonts w:ascii="Arial" w:hAnsi="Arial" w:cs="David"/>
                 <w:rtl/>
               </w:rPr>
               <w:t xml:space="preserve"> </w:t>
             </w:r>
             <w:r>
               <w:rPr>
-                <w:rFonts w:ascii="Arial" w:hAnsi="Arial" w:cs="David"/>
                 <w:rtl/>
               </w:rPr>
               <w:t xml:space="preserve">— חזרה לחיפוש</w:t>
@@ -5536,12 +5770,12 @@
           <w:tcPr/>
           <w:p>
             <w:pPr>
-              <w:bidi/>
-              <w:pStyle w:val="Compact"/>
-            </w:pPr>
-            <w:r>
-              <w:rPr>
-                <w:rFonts w:ascii="Arial" w:hAnsi="Arial" w:cs="David"/>
+              <w:pStyle w:val="Compact"/>
+              <w:bidi/>
+              <w:jc w:val="left"/>
+            </w:pPr>
+            <w:r>
+              <w:rPr>
                 <w:rtl/>
               </w:rPr>
               <w:t xml:space="preserve">עריכה לצוות</w:t>
@@ -5552,12 +5786,12 @@
           <w:tcPr/>
           <w:p>
             <w:pPr>
-              <w:bidi/>
-              <w:pStyle w:val="Compact"/>
-            </w:pPr>
-            <w:r>
-              <w:rPr>
-                <w:rFonts w:ascii="Arial" w:hAnsi="Arial" w:cs="David"/>
+              <w:pStyle w:val="Compact"/>
+              <w:bidi/>
+              <w:jc w:val="left"/>
+            </w:pPr>
+            <w:r>
+              <w:rPr>
                 <w:rtl/>
               </w:rPr>
               <w:t xml:space="preserve">עדכון פרטי חדרים</w:t>
@@ -5568,12 +5802,12 @@
           <w:tcPr/>
           <w:p>
             <w:pPr>
-              <w:bidi/>
-              <w:pStyle w:val="Compact"/>
-            </w:pPr>
-            <w:r>
-              <w:rPr>
-                <w:rFonts w:ascii="Arial" w:hAnsi="Arial" w:cs="David"/>
+              <w:pStyle w:val="Compact"/>
+              <w:bidi/>
+              <w:jc w:val="left"/>
+            </w:pPr>
+            <w:r>
+              <w:rPr>
                 <w:rtl/>
               </w:rPr>
               <w:t xml:space="preserve">התחברות צוות, בחירת חדר ועריכת שם ובעל תפקיד</w:t>
@@ -5584,82 +5818,72 @@
           <w:tcPr/>
           <w:p>
             <w:pPr>
-              <w:bidi/>
-              <w:pStyle w:val="Compact"/>
-            </w:pPr>
-            <w:r>
-              <w:rPr>
-                <w:rFonts w:ascii="Arial" w:hAnsi="Arial" w:cs="David"/>
+              <w:pStyle w:val="Compact"/>
+              <w:bidi/>
+              <w:jc w:val="left"/>
+            </w:pPr>
+            <w:r>
+              <w:rPr>
                 <w:rtl/>
               </w:rPr>
               <w:t xml:space="preserve">שדות דוא”ל וסיסמה; רשימת חדרים; שדות עריכה; כפתור</w:t>
             </w:r>
             <w:r>
               <w:rPr>
-                <w:rFonts w:ascii="Arial" w:hAnsi="Arial" w:cs="David"/>
                 <w:rtl/>
               </w:rPr>
               <w:t xml:space="preserve"> </w:t>
             </w:r>
             <w:r>
               <w:rPr>
-                <w:rFonts w:ascii="Arial" w:hAnsi="Arial" w:cs="David"/>
                 <w:rtl/>
               </w:rPr>
               <w:t xml:space="preserve">“</w:t>
             </w:r>
             <w:r>
               <w:rPr>
-                <w:rFonts w:ascii="Arial" w:hAnsi="Arial" w:cs="David"/>
                 <w:rtl/>
               </w:rPr>
               <w:t xml:space="preserve">שמור</w:t>
             </w:r>
             <w:r>
               <w:rPr>
-                <w:rFonts w:ascii="Arial" w:hAnsi="Arial" w:cs="David"/>
                 <w:rtl/>
               </w:rPr>
               <w:t xml:space="preserve">”</w:t>
             </w:r>
             <w:r>
               <w:rPr>
-                <w:rFonts w:ascii="Arial" w:hAnsi="Arial" w:cs="David"/>
                 <w:rtl/>
               </w:rPr>
               <w:t xml:space="preserve"> </w:t>
             </w:r>
             <w:r>
               <w:rPr>
-                <w:rFonts w:ascii="Arial" w:hAnsi="Arial" w:cs="David"/>
                 <w:rtl/>
               </w:rPr>
               <w:t xml:space="preserve">— כתיבה לענן; כפתור</w:t>
             </w:r>
             <w:r>
               <w:rPr>
-                <w:rFonts w:ascii="Arial" w:hAnsi="Arial" w:cs="David"/>
                 <w:rtl/>
               </w:rPr>
               <w:t xml:space="preserve"> </w:t>
             </w:r>
             <w:r>
               <w:rPr>
-                <w:rFonts w:ascii="Arial" w:hAnsi="Arial" w:cs="David"/>
                 <w:rtl/>
               </w:rPr>
               <w:t xml:space="preserve">“</w:t>
             </w:r>
             <w:r>
               <w:rPr>
-                <w:rFonts w:ascii="Arial" w:hAnsi="Arial" w:cs="David"/>
                 <w:rtl/>
               </w:rPr>
               <w:t xml:space="preserve">עדכון מפה שנתית</w:t>
             </w:r>
             <w:r>
               <w:rPr>
-                <w:rFonts w:ascii="Arial" w:hAnsi="Arial" w:cs="David"/>
                 <w:rtl/>
               </w:rPr>
               <w:t xml:space="preserve">”</w:t>
@@ -5672,12 +5896,12 @@
           <w:tcPr/>
           <w:p>
             <w:pPr>
-              <w:bidi/>
-              <w:pStyle w:val="Compact"/>
-            </w:pPr>
-            <w:r>
-              <w:rPr>
-                <w:rFonts w:ascii="Arial" w:hAnsi="Arial" w:cs="David"/>
+              <w:pStyle w:val="Compact"/>
+              <w:bidi/>
+              <w:jc w:val="left"/>
+            </w:pPr>
+            <w:r>
+              <w:rPr>
                 <w:rtl/>
               </w:rPr>
               <w:t xml:space="preserve">התאמת מפה שנתית</w:t>
@@ -5688,12 +5912,12 @@
           <w:tcPr/>
           <w:p>
             <w:pPr>
-              <w:bidi/>
-              <w:pStyle w:val="Compact"/>
-            </w:pPr>
-            <w:r>
-              <w:rPr>
-                <w:rFonts w:ascii="Arial" w:hAnsi="Arial" w:cs="David"/>
+              <w:pStyle w:val="Compact"/>
+              <w:bidi/>
+              <w:jc w:val="left"/>
+            </w:pPr>
+            <w:r>
+              <w:rPr>
                 <w:rtl/>
               </w:rPr>
               <w:t xml:space="preserve">התאמת תרשים השנה למפה ושיוך חדרים</w:t>
@@ -5704,12 +5928,12 @@
           <w:tcPr/>
           <w:p>
             <w:pPr>
-              <w:bidi/>
-              <w:pStyle w:val="Compact"/>
-            </w:pPr>
-            <w:r>
-              <w:rPr>
-                <w:rFonts w:ascii="Arial" w:hAnsi="Arial" w:cs="David"/>
+              <w:pStyle w:val="Compact"/>
+              <w:bidi/>
+              <w:jc w:val="left"/>
+            </w:pPr>
+            <w:r>
+              <w:rPr>
                 <w:rtl/>
               </w:rPr>
               <w:t xml:space="preserve">טעינת התרשים, סימון נקודות עיגון, תצוגה מקדימה ושיוך כל חדר לכניסה שלו</w:t>
@@ -5720,124 +5944,108 @@
           <w:tcPr/>
           <w:p>
             <w:pPr>
-              <w:bidi/>
-              <w:pStyle w:val="Compact"/>
-            </w:pPr>
-            <w:r>
-              <w:rPr>
-                <w:rFonts w:ascii="Arial" w:hAnsi="Arial" w:cs="David"/>
+              <w:pStyle w:val="Compact"/>
+              <w:bidi/>
+              <w:jc w:val="left"/>
+            </w:pPr>
+            <w:r>
+              <w:rPr>
                 <w:rtl/>
               </w:rPr>
               <w:t xml:space="preserve">מפה עם התרשים בשקיפות; מחוון שקיפות; כפתור</w:t>
             </w:r>
             <w:r>
               <w:rPr>
-                <w:rFonts w:ascii="Arial" w:hAnsi="Arial" w:cs="David"/>
                 <w:rtl/>
               </w:rPr>
               <w:t xml:space="preserve"> </w:t>
             </w:r>
             <w:r>
               <w:rPr>
-                <w:rFonts w:ascii="Arial" w:hAnsi="Arial" w:cs="David"/>
                 <w:rtl/>
               </w:rPr>
               <w:t xml:space="preserve">“</w:t>
             </w:r>
             <w:r>
               <w:rPr>
-                <w:rFonts w:ascii="Arial" w:hAnsi="Arial" w:cs="David"/>
                 <w:rtl/>
               </w:rPr>
               <w:t xml:space="preserve">הוסף נקודת עיגון</w:t>
             </w:r>
             <w:r>
               <w:rPr>
-                <w:rFonts w:ascii="Arial" w:hAnsi="Arial" w:cs="David"/>
                 <w:rtl/>
               </w:rPr>
               <w:t xml:space="preserve">”</w:t>
             </w:r>
             <w:r>
               <w:rPr>
-                <w:rFonts w:ascii="Arial" w:hAnsi="Arial" w:cs="David"/>
                 <w:rtl/>
               </w:rPr>
               <w:t xml:space="preserve">; כפתור</w:t>
             </w:r>
             <w:r>
               <w:rPr>
-                <w:rFonts w:ascii="Arial" w:hAnsi="Arial" w:cs="David"/>
                 <w:rtl/>
               </w:rPr>
               <w:t xml:space="preserve"> </w:t>
             </w:r>
             <w:r>
               <w:rPr>
-                <w:rFonts w:ascii="Arial" w:hAnsi="Arial" w:cs="David"/>
                 <w:rtl/>
               </w:rPr>
               <w:t xml:space="preserve">“</w:t>
             </w:r>
             <w:r>
               <w:rPr>
-                <w:rFonts w:ascii="Arial" w:hAnsi="Arial" w:cs="David"/>
                 <w:rtl/>
               </w:rPr>
               <w:t xml:space="preserve">אני עומד כאן</w:t>
             </w:r>
             <w:r>
               <w:rPr>
-                <w:rFonts w:ascii="Arial" w:hAnsi="Arial" w:cs="David"/>
                 <w:rtl/>
               </w:rPr>
               <w:t xml:space="preserve">”</w:t>
             </w:r>
             <w:r>
               <w:rPr>
-                <w:rFonts w:ascii="Arial" w:hAnsi="Arial" w:cs="David"/>
                 <w:rtl/>
               </w:rPr>
               <w:t xml:space="preserve"> </w:t>
             </w:r>
             <w:r>
               <w:rPr>
-                <w:rFonts w:ascii="Arial" w:hAnsi="Arial" w:cs="David"/>
                 <w:rtl/>
               </w:rPr>
               <w:t xml:space="preserve">— נקודה לפי GPS; כפתור</w:t>
             </w:r>
             <w:r>
               <w:rPr>
-                <w:rFonts w:ascii="Arial" w:hAnsi="Arial" w:cs="David"/>
                 <w:rtl/>
               </w:rPr>
               <w:t xml:space="preserve"> </w:t>
             </w:r>
             <w:r>
               <w:rPr>
-                <w:rFonts w:ascii="Arial" w:hAnsi="Arial" w:cs="David"/>
                 <w:rtl/>
               </w:rPr>
               <w:t xml:space="preserve">“</w:t>
             </w:r>
             <w:r>
               <w:rPr>
-                <w:rFonts w:ascii="Arial" w:hAnsi="Arial" w:cs="David"/>
                 <w:rtl/>
               </w:rPr>
               <w:t xml:space="preserve">שמור התאמה</w:t>
             </w:r>
             <w:r>
               <w:rPr>
-                <w:rFonts w:ascii="Arial" w:hAnsi="Arial" w:cs="David"/>
                 <w:rtl/>
               </w:rPr>
               <w:t xml:space="preserve">”</w:t>
             </w:r>
             <w:r>
               <w:rPr>
-                <w:rFonts w:ascii="Arial" w:hAnsi="Arial" w:cs="David"/>
                 <w:rtl/>
               </w:rPr>
               <w:t xml:space="preserve">; טופס שיוך חדר</w:t>
@@ -5846,16 +6054,13 @@
         </w:tc>
       </w:tr>
     </w:tbl>
-    <w:bookmarkEnd w:id="34"/>
-    <w:bookmarkStart w:id="38" w:name="תרשים-מסכים"/>
-    <w:p>
-      <w:pPr>
-        <w:bidi/>
+    <w:p>
+      <w:pPr>
         <w:pStyle w:val="Heading3"/>
-      </w:pPr>
-      <w:r>
-        <w:rPr>
-          <w:rFonts w:ascii="Arial" w:hAnsi="Arial" w:cs="David"/>
+        <w:bidi/>
+      </w:pPr>
+      <w:r>
+        <w:rPr>
           <w:rtl/>
         </w:rPr>
         <w:t xml:space="preserve">2.3 תרשים מסכים</w:t>
@@ -5863,30 +6068,26 @@
     </w:p>
     <w:p>
       <w:pPr>
-        <w:bidi/>
         <w:pStyle w:val="CaptionedFigure"/>
-      </w:pPr>
-      <w:r>
-        <w:rPr>
-          <w:rFonts w:ascii="Arial" w:hAnsi="Arial" w:cs="David"/>
-          <w:rtl/>
-        </w:rPr>
+        <w:bidi/>
+      </w:pPr>
+      <w:r>
         <w:drawing>
           <wp:inline>
             <wp:extent cx="5334000" cy="3111500"/>
             <wp:effectExtent b="0" l="0" r="0" t="0"/>
-            <wp:docPr descr="זרימת מסכים · 9 מסכים" title="" id="36" name="Picture"/>
+            <wp:docPr descr="זרימת מסכים · 9 מסכים" title="" id="26" name="Picture"/>
             <a:graphic>
               <a:graphicData uri="http://schemas.openxmlformats.org/drawingml/2006/picture">
                 <pic:pic>
                   <pic:nvPicPr>
-                    <pic:cNvPr descr="/root/.claude/projects/-home-claude/e43bf434-51a5-5c28-828a-12ddd14e064e/tool-results/mcp-Claude_Docs-blob-1792662138444-63vho2.png" id="37" name="Picture"/>
+                    <pic:cNvPr descr="images/screen-flow.png" id="27" name="Picture"/>
                     <pic:cNvPicPr>
                       <a:picLocks noChangeArrowheads="1" noChangeAspect="1"/>
                     </pic:cNvPicPr>
                   </pic:nvPicPr>
                   <pic:blipFill>
-                    <a:blip r:embed="rId35"/>
+                    <a:blip r:embed="rId25"/>
                     <a:stretch>
                       <a:fillRect/>
                     </a:stretch>
@@ -5915,12 +6116,11 @@
     </w:p>
     <w:p>
       <w:pPr>
-        <w:bidi/>
         <w:pStyle w:val="ImageCaption"/>
-      </w:pPr>
-      <w:r>
-        <w:rPr>
-          <w:rFonts w:ascii="Arial" w:hAnsi="Arial" w:cs="David"/>
+        <w:bidi/>
+      </w:pPr>
+      <w:r>
+        <w:rPr>
           <w:rtl/>
         </w:rPr>
         <w:t xml:space="preserve">זרימת מסכים · 9 מסכים</w:t>
@@ -5932,22 +6132,32 @@
       </w:pPr>
       <w:r>
         <w:rPr>
-          <w:rFonts w:ascii="Arial" w:hAnsi="Arial" w:cs="David"/>
+          <w:rtl/>
+          <w:iCs/>
+          <w:i/>
+        </w:rPr>
+        <w:t xml:space="preserve">זרימת מסכים · 9 מסכים</w:t>
+      </w:r>
+      <w:r>
+        <w:rPr>
+          <w:rtl/>
+        </w:rPr>
+        <w:t xml:space="preserve"> </w:t>
+      </w:r>
+      <w:r>
+        <w:rPr>
           <w:rtl/>
         </w:rPr>
         <w:t xml:space="preserve">הזרימה הראשית רצה מימין לשמאל: פתיחה, חיפוש, מפה ומצלמה. מסך המצלמה הוא לב האפליקציה; הגעה ליעד אפשרית גם ממסך המפה, ומשם חוזרים תמיד לחיפוש. בנוסף, סרגל ניווט תחתון מחבר את ארבעת המסכים הראשיים — חיפוש, מפה, מצלמה וניהול צוות — ומאפשר לעבור ביניהם בנגיעה אחת.</w:t>
       </w:r>
     </w:p>
-    <w:bookmarkEnd w:id="38"/>
-    <w:bookmarkStart w:id="42" w:name="תיאור-מחלקות-הפרויקט-uml"/>
-    <w:p>
-      <w:pPr>
-        <w:bidi/>
+    <w:p>
+      <w:pPr>
         <w:pStyle w:val="Heading3"/>
-      </w:pPr>
-      <w:r>
-        <w:rPr>
-          <w:rFonts w:ascii="Arial" w:hAnsi="Arial" w:cs="David"/>
+        <w:bidi/>
+      </w:pPr>
+      <w:r>
+        <w:rPr>
           <w:rtl/>
         </w:rPr>
         <w:t xml:space="preserve">2.4 תיאור מחלקות הפרויקט (UML)</w:t>
@@ -5955,30 +6165,26 @@
     </w:p>
     <w:p>
       <w:pPr>
-        <w:bidi/>
         <w:pStyle w:val="CaptionedFigure"/>
-      </w:pPr>
-      <w:r>
-        <w:rPr>
-          <w:rFonts w:ascii="Arial" w:hAnsi="Arial" w:cs="David"/>
-          <w:rtl/>
-        </w:rPr>
+        <w:bidi/>
+      </w:pPr>
+      <w:r>
         <w:drawing>
           <wp:inline>
-            <wp:extent cx="5334000" cy="8834437"/>
+            <wp:extent cx="5334000" cy="8937625"/>
             <wp:effectExtent b="0" l="0" r="0" t="0"/>
-            <wp:docPr descr="תרשים מחלקות · 25 מחלקות בארבע חבילות" title="" id="40" name="Picture"/>
+            <wp:docPr descr="תרשים מחלקות · 26 מחלקות בארבע חבילות" title="" id="29" name="Picture"/>
             <a:graphic>
               <a:graphicData uri="http://schemas.openxmlformats.org/drawingml/2006/picture">
                 <pic:pic>
                   <pic:nvPicPr>
-                    <pic:cNvPr descr="/root/.claude/projects/-home-claude/e43bf434-51a5-5c28-828a-12ddd14e064e/tool-results/mcp-Claude_Docs-blob-1792611040395-re07d6.png" id="41" name="Picture"/>
+                    <pic:cNvPr descr="images/class-diagram.png" id="30" name="Picture"/>
                     <pic:cNvPicPr>
                       <a:picLocks noChangeArrowheads="1" noChangeAspect="1"/>
                     </pic:cNvPicPr>
                   </pic:nvPicPr>
                   <pic:blipFill>
-                    <a:blip r:embed="rId39"/>
+                    <a:blip r:embed="rId28"/>
                     <a:stretch>
                       <a:fillRect/>
                     </a:stretch>
@@ -5986,7 +6192,7 @@
                   <pic:spPr bwMode="auto">
                     <a:xfrm>
                       <a:off x="0" y="0"/>
-                      <a:ext cx="5334000" cy="8834437"/>
+                      <a:ext cx="5334000" cy="8937625"/>
                     </a:xfrm>
                     <a:prstGeom prst="rect">
                       <a:avLst/>
@@ -6007,24 +6213,36 @@
     </w:p>
     <w:p>
       <w:pPr>
-        <w:bidi/>
         <w:pStyle w:val="ImageCaption"/>
-      </w:pPr>
-      <w:r>
-        <w:rPr>
-          <w:rFonts w:ascii="Arial" w:hAnsi="Arial" w:cs="David"/>
-          <w:rtl/>
-        </w:rPr>
-        <w:t xml:space="preserve">תרשים מחלקות · 25 מחלקות בארבע חבילות</w:t>
-      </w:r>
-    </w:p>
-    <w:p>
-      <w:pPr>
-        <w:bidi/>
-      </w:pPr>
-      <w:r>
-        <w:rPr>
-          <w:rFonts w:ascii="Arial" w:hAnsi="Arial" w:cs="David"/>
+        <w:bidi/>
+      </w:pPr>
+      <w:r>
+        <w:rPr>
+          <w:rtl/>
+        </w:rPr>
+        <w:t xml:space="preserve">תרשים מחלקות · 26 מחלקות בארבע חבילות</w:t>
+      </w:r>
+    </w:p>
+    <w:p>
+      <w:pPr>
+        <w:bidi/>
+      </w:pPr>
+      <w:r>
+        <w:rPr>
+          <w:rtl/>
+          <w:iCs/>
+          <w:i/>
+        </w:rPr>
+        <w:t xml:space="preserve">תרשים מחלקות · 26 מחלקות בארבע חבילות</w:t>
+      </w:r>
+      <w:r>
+        <w:rPr>
+          <w:rtl/>
+        </w:rPr>
+        <w:t xml:space="preserve"> </w:t>
+      </w:r>
+      <w:r>
+        <w:rPr>
           <w:rtl/>
         </w:rPr>
         <w:t xml:space="preserve">המחלקות מחולקות לארבע חבילות: מסכים (ui), לוגיקה וחיישנים (logic), נתונים (data) וישויות (model). כל חץ מסמן תלות: המחלקה שבמקור החץ משתמשת במחלקה שבקצה. התלות רצה רק כלפי מטה, ולכן מסך אף פעם לא ניגש ישירות לחיישן או לבסיס הנתונים.</w:t>
@@ -6032,28 +6250,37 @@
     </w:p>
     <w:p>
       <w:pPr>
-        <w:bidi/>
         <w:pStyle w:val="BlockText"/>
-      </w:pPr>
-      <w:r>
-        <w:rPr>
-          <w:rFonts w:ascii="Arial" w:hAnsi="Arial" w:cs="David"/>
+        <w:bidi/>
+      </w:pPr>
+      <w:r>
+        <w:rPr>
+          <w:rtl/>
+        </w:rPr>
+        <w:t xml:space="preserve">[!NOTE]</w:t>
+      </w:r>
+      <w:r>
+        <w:rPr>
+          <w:rtl/>
+        </w:rPr>
+        <w:t xml:space="preserve"> </w:t>
+      </w:r>
+      <w:r>
+        <w:rPr>
+          <w:rtl/>
           <w:bCs/>
           <w:b/>
-          <w:rtl/>
         </w:rPr>
         <w:t xml:space="preserve">הערה לתלמידים:</w:t>
       </w:r>
       <w:r>
         <w:rPr>
-          <w:rFonts w:ascii="Arial" w:hAnsi="Arial" w:cs="David"/>
           <w:rtl/>
         </w:rPr>
         <w:t xml:space="preserve"> </w:t>
       </w:r>
       <w:r>
         <w:rPr>
-          <w:rFonts w:ascii="Arial" w:hAnsi="Arial" w:cs="David"/>
           <w:rtl/>
         </w:rPr>
         <w:t xml:space="preserve">בתיק נדרשים רק תרשים מסכים ותרשים מחלקות. תרשימי הפריסה, הרצף, המצבים והפעילות ותרשים הנתונים נמצאים ב</w:t>
@@ -6061,7 +6288,6 @@
       <w:hyperlink r:id="rId21">
         <w:r>
           <w:rPr>
-            <w:rFonts w:ascii="Arial" w:hAnsi="Arial" w:cs="David"/>
             <w:rStyle w:val="Hyperlink"/>
             <w:rtl/>
           </w:rPr>
@@ -6070,23 +6296,18 @@
       </w:hyperlink>
       <w:r>
         <w:rPr>
-          <w:rFonts w:ascii="Arial" w:hAnsi="Arial" w:cs="David"/>
           <w:rtl/>
         </w:rPr>
         <w:t xml:space="preserve">, כדוגמה לעבודה הנדסית מלאה.</w:t>
       </w:r>
     </w:p>
-    <w:bookmarkEnd w:id="42"/>
-    <w:bookmarkEnd w:id="43"/>
-    <w:bookmarkStart w:id="46" w:name="מימוש-הפרויקט"/>
-    <w:p>
-      <w:pPr>
-        <w:bidi/>
+    <w:p>
+      <w:pPr>
         <w:pStyle w:val="Heading2"/>
-      </w:pPr>
-      <w:r>
-        <w:rPr>
-          <w:rFonts w:ascii="Arial" w:hAnsi="Arial" w:cs="David"/>
+        <w:bidi/>
+      </w:pPr>
+      <w:r>
+        <w:rPr>
           <w:rtl/>
         </w:rPr>
         <w:t xml:space="preserve">3. מימוש הפרויקט</w:t>
@@ -6098,21 +6319,18 @@
       </w:pPr>
       <w:r>
         <w:rPr>
-          <w:rFonts w:ascii="Arial" w:hAnsi="Arial" w:cs="David"/>
           <w:rtl/>
         </w:rPr>
         <w:t xml:space="preserve">[יושלם בשלב הפיתוח: לכל מחלקה — שם, תפקיד, תכונות ופעולות עיקריות עם קוד, ותרשימי זרימה לזימון פעולות סדרתי.]</w:t>
       </w:r>
     </w:p>
-    <w:bookmarkStart w:id="44" w:name="בסיס-נתונים"/>
-    <w:p>
-      <w:pPr>
-        <w:bidi/>
+    <w:p>
+      <w:pPr>
         <w:pStyle w:val="Heading3"/>
-      </w:pPr>
-      <w:r>
-        <w:rPr>
-          <w:rFonts w:ascii="Arial" w:hAnsi="Arial" w:cs="David"/>
+        <w:bidi/>
+      </w:pPr>
+      <w:r>
+        <w:rPr>
           <w:rtl/>
         </w:rPr>
         <w:t xml:space="preserve">3.1 בסיס נתונים</w:t>
@@ -6124,7 +6342,6 @@
       </w:pPr>
       <w:r>
         <w:rPr>
-          <w:rFonts w:ascii="Arial" w:hAnsi="Arial" w:cs="David"/>
           <w:rtl/>
         </w:rPr>
         <w:t xml:space="preserve">נתוני הקמפוס — חדרים, נקודות וקשתות — נשמרים ב-Firestore, כך שעדכון של איש צוות מגיע לכל המכשירים. בכל טלפון נשמר עותק שלהם ב-Room, יחד עם המועדפים והחיפושים האחרונים, כדי שהניווט יעבוד גם בלי קליטה.</w:t>
@@ -6136,7 +6353,6 @@
       </w:pPr>
       <w:r>
         <w:rPr>
-          <w:rFonts w:ascii="Arial" w:hAnsi="Arial" w:cs="David"/>
           <w:rtl/>
         </w:rPr>
         <w:t xml:space="preserve">[יושלם בשלב הפיתוח: סקירת הטבלאות, דוגמה לכל טבלה והפעולות על בסיס הנתונים.]</w:t>
@@ -6144,28 +6360,37 @@
     </w:p>
     <w:p>
       <w:pPr>
-        <w:bidi/>
         <w:pStyle w:val="BlockText"/>
-      </w:pPr>
-      <w:r>
-        <w:rPr>
-          <w:rFonts w:ascii="Arial" w:hAnsi="Arial" w:cs="David"/>
+        <w:bidi/>
+      </w:pPr>
+      <w:r>
+        <w:rPr>
+          <w:rtl/>
+        </w:rPr>
+        <w:t xml:space="preserve">[!NOTE]</w:t>
+      </w:r>
+      <w:r>
+        <w:rPr>
+          <w:rtl/>
+        </w:rPr>
+        <w:t xml:space="preserve"> </w:t>
+      </w:r>
+      <w:r>
+        <w:rPr>
+          <w:rtl/>
           <w:bCs/>
           <w:b/>
-          <w:rtl/>
         </w:rPr>
         <w:t xml:space="preserve">הערה לתלמידים:</w:t>
       </w:r>
       <w:r>
         <w:rPr>
-          <w:rFonts w:ascii="Arial" w:hAnsi="Arial" w:cs="David"/>
           <w:rtl/>
         </w:rPr>
         <w:t xml:space="preserve"> </w:t>
       </w:r>
       <w:r>
         <w:rPr>
-          <w:rFonts w:ascii="Arial" w:hAnsi="Arial" w:cs="David"/>
           <w:rtl/>
         </w:rPr>
         <w:t xml:space="preserve">לסעיף 7 במחוון מספיק בסיס נתונים אחד — Room לבד או Firestore לבד. בפרויקט הזה נבחרו שניהם כדי להדגים חלוקת תפקידים בין ענן לטלפון. ההשוואה ביניהם, דוגמאות קוד ותרשים הנתונים נמצאים ב</w:t>
@@ -6173,7 +6398,6 @@
       <w:hyperlink r:id="rId21">
         <w:r>
           <w:rPr>
-            <w:rFonts w:ascii="Arial" w:hAnsi="Arial" w:cs="David"/>
             <w:rStyle w:val="Hyperlink"/>
             <w:rtl/>
           </w:rPr>
@@ -6182,22 +6406,18 @@
       </w:hyperlink>
       <w:r>
         <w:rPr>
-          <w:rFonts w:ascii="Arial" w:hAnsi="Arial" w:cs="David"/>
           <w:rtl/>
         </w:rPr>
         <w:t xml:space="preserve">, סעיפים 2.1 ו-8.</w:t>
       </w:r>
     </w:p>
-    <w:bookmarkEnd w:id="44"/>
-    <w:bookmarkStart w:id="45" w:name="מודל-זיהוי-המבנים"/>
-    <w:p>
-      <w:pPr>
-        <w:bidi/>
+    <w:p>
+      <w:pPr>
         <w:pStyle w:val="Heading3"/>
-      </w:pPr>
-      <w:r>
-        <w:rPr>
-          <w:rFonts w:ascii="Arial" w:hAnsi="Arial" w:cs="David"/>
+        <w:bidi/>
+      </w:pPr>
+      <w:r>
+        <w:rPr>
           <w:rtl/>
         </w:rPr>
         <w:t xml:space="preserve">3.2 מודל זיהוי המבנים</w:t>
@@ -6209,7 +6429,6 @@
       </w:pPr>
       <w:r>
         <w:rPr>
-          <w:rFonts w:ascii="Arial" w:hAnsi="Arial" w:cs="David"/>
           <w:rtl/>
         </w:rPr>
         <w:t xml:space="preserve">מודל סיווג תמונות שאומן על צילומי מבני הקמפוס מזהה מול איזה מבנה המשתמש עומד, והמיקום מתוקן לפי הזיהוי.</w:t>
@@ -6221,7 +6440,6 @@
       </w:pPr>
       <w:r>
         <w:rPr>
-          <w:rFonts w:ascii="Arial" w:hAnsi="Arial" w:cs="David"/>
           <w:rtl/>
         </w:rPr>
         <w:t xml:space="preserve">[יושלם בשלב הפיתוח: איסוף והכנת הנתונים, בניית המודל ואימונו, תוצאות ההערכה והשילוב באפליקציה.]</w:t>
@@ -6229,28 +6447,37 @@
     </w:p>
     <w:p>
       <w:pPr>
-        <w:bidi/>
         <w:pStyle w:val="BlockText"/>
-      </w:pPr>
-      <w:r>
-        <w:rPr>
-          <w:rFonts w:ascii="Arial" w:hAnsi="Arial" w:cs="David"/>
+        <w:bidi/>
+      </w:pPr>
+      <w:r>
+        <w:rPr>
+          <w:rtl/>
+        </w:rPr>
+        <w:t xml:space="preserve">[!NOTE]</w:t>
+      </w:r>
+      <w:r>
+        <w:rPr>
+          <w:rtl/>
+        </w:rPr>
+        <w:t xml:space="preserve"> </w:t>
+      </w:r>
+      <w:r>
+        <w:rPr>
+          <w:rtl/>
           <w:bCs/>
           <w:b/>
-          <w:rtl/>
         </w:rPr>
         <w:t xml:space="preserve">הערה לתלמידים:</w:t>
       </w:r>
       <w:r>
         <w:rPr>
-          <w:rFonts w:ascii="Arial" w:hAnsi="Arial" w:cs="David"/>
           <w:rtl/>
         </w:rPr>
         <w:t xml:space="preserve"> </w:t>
       </w:r>
       <w:r>
         <w:rPr>
-          <w:rFonts w:ascii="Arial" w:hAnsi="Arial" w:cs="David"/>
           <w:rtl/>
         </w:rPr>
         <w:t xml:space="preserve">סעיף 9.12 במחוון דורש איסוף נתונים, אימון והטמעה, ולכן אומן מודל עצמאי ולא נעשה שימוש בכלי GenAI מוכן (סעיף 6.12). פירוט השלבים נמצא ב</w:t>
@@ -6258,7 +6485,6 @@
       <w:hyperlink r:id="rId21">
         <w:r>
           <w:rPr>
-            <w:rFonts w:ascii="Arial" w:hAnsi="Arial" w:cs="David"/>
             <w:rStyle w:val="Hyperlink"/>
             <w:rtl/>
           </w:rPr>
@@ -6267,23 +6493,18 @@
       </w:hyperlink>
       <w:r>
         <w:rPr>
-          <w:rFonts w:ascii="Arial" w:hAnsi="Arial" w:cs="David"/>
           <w:rtl/>
         </w:rPr>
         <w:t xml:space="preserve">, סעיף 10.</w:t>
       </w:r>
     </w:p>
-    <w:bookmarkEnd w:id="45"/>
-    <w:bookmarkEnd w:id="46"/>
-    <w:bookmarkStart w:id="47" w:name="מדריך-למשתמש"/>
-    <w:p>
-      <w:pPr>
-        <w:bidi/>
+    <w:p>
+      <w:pPr>
         <w:pStyle w:val="Heading2"/>
-      </w:pPr>
-      <w:r>
-        <w:rPr>
-          <w:rFonts w:ascii="Arial" w:hAnsi="Arial" w:cs="David"/>
+        <w:bidi/>
+      </w:pPr>
+      <w:r>
+        <w:rPr>
           <w:rtl/>
         </w:rPr>
         <w:t xml:space="preserve">4. מדריך למשתמש</w:t>
@@ -6295,22 +6516,18 @@
       </w:pPr>
       <w:r>
         <w:rPr>
-          <w:rFonts w:ascii="Arial" w:hAnsi="Arial" w:cs="David"/>
           <w:rtl/>
         </w:rPr>
         <w:t xml:space="preserve">יושלם בשלב היישום: גרסאות ומכשירים שעליהם נבדק הפרויקט, הוראות התקנה, אופן הפעולה, הודעות למשתמש ומגבלות.</w:t>
       </w:r>
     </w:p>
-    <w:bookmarkEnd w:id="47"/>
-    <w:bookmarkStart w:id="48" w:name="רפלקציה-סיכום-אישי"/>
-    <w:p>
-      <w:pPr>
-        <w:bidi/>
+    <w:p>
+      <w:pPr>
         <w:pStyle w:val="Heading2"/>
-      </w:pPr>
-      <w:r>
-        <w:rPr>
-          <w:rFonts w:ascii="Arial" w:hAnsi="Arial" w:cs="David"/>
+        <w:bidi/>
+      </w:pPr>
+      <w:r>
+        <w:rPr>
           <w:rtl/>
         </w:rPr>
         <w:t xml:space="preserve">5. רפלקציה / סיכום אישי</w:t>
@@ -6322,22 +6539,18 @@
       </w:pPr>
       <w:r>
         <w:rPr>
-          <w:rFonts w:ascii="Arial" w:hAnsi="Arial" w:cs="David"/>
           <w:rtl/>
         </w:rPr>
         <w:t xml:space="preserve">יושלם בסוף השנה: תהליך העבודה, למידה עצמית, כלים להמשך, תובנות, ומה הייתי עושה אחרת. לפחות חצי עמוד עד עמוד.</w:t>
       </w:r>
     </w:p>
-    <w:bookmarkEnd w:id="48"/>
-    <w:bookmarkStart w:id="49" w:name="ביבליוגרפיה"/>
-    <w:p>
-      <w:pPr>
-        <w:bidi/>
+    <w:p>
+      <w:pPr>
         <w:pStyle w:val="Heading2"/>
-      </w:pPr>
-      <w:r>
-        <w:rPr>
-          <w:rFonts w:ascii="Arial" w:hAnsi="Arial" w:cs="David"/>
+        <w:bidi/>
+      </w:pPr>
+      <w:r>
+        <w:rPr>
           <w:rtl/>
         </w:rPr>
         <w:t xml:space="preserve">6. ביבליוגרפיה</w:t>
@@ -6349,22 +6562,18 @@
       </w:pPr>
       <w:r>
         <w:rPr>
-          <w:rFonts w:ascii="Arial" w:hAnsi="Arial" w:cs="David"/>
           <w:rtl/>
         </w:rPr>
         <w:t xml:space="preserve">יושלם לאורך השנה, לפי כללי APA, כולל קישורים ציבוריים לשיחות עם כלי בינה מלאכותית שמהן יובא קוד.</w:t>
       </w:r>
     </w:p>
-    <w:bookmarkEnd w:id="49"/>
-    <w:bookmarkStart w:id="57" w:name="נספחים"/>
-    <w:p>
-      <w:pPr>
-        <w:bidi/>
+    <w:p>
+      <w:pPr>
         <w:pStyle w:val="Heading2"/>
-      </w:pPr>
-      <w:r>
-        <w:rPr>
-          <w:rFonts w:ascii="Arial" w:hAnsi="Arial" w:cs="David"/>
+        <w:bidi/>
+      </w:pPr>
+      <w:r>
+        <w:rPr>
           <w:rtl/>
         </w:rPr>
         <w:t xml:space="preserve">7. נספחים</w:t>
@@ -6376,21 +6585,18 @@
       </w:pPr>
       <w:r>
         <w:rPr>
-          <w:rFonts w:ascii="Arial" w:hAnsi="Arial" w:cs="David"/>
           <w:rtl/>
         </w:rPr>
         <w:t xml:space="preserve">קוד המחלקות כתדפיס מסודר עם הערות Javadoc, והסברים על הטכנולוגיות שבשימוש.</w:t>
       </w:r>
     </w:p>
-    <w:bookmarkStart w:id="56" w:name="נספח-א-עיצובי-המסכים"/>
-    <w:p>
-      <w:pPr>
-        <w:bidi/>
+    <w:p>
+      <w:pPr>
         <w:pStyle w:val="Heading3"/>
-      </w:pPr>
-      <w:r>
-        <w:rPr>
-          <w:rFonts w:ascii="Arial" w:hAnsi="Arial" w:cs="David"/>
+        <w:bidi/>
+      </w:pPr>
+      <w:r>
+        <w:rPr>
           <w:rtl/>
         </w:rPr>
         <w:t xml:space="preserve">נספח א’ — עיצובי המסכים</w:t>
@@ -6402,7 +6608,6 @@
       </w:pPr>
       <w:r>
         <w:rPr>
-          <w:rFonts w:ascii="Arial" w:hAnsi="Arial" w:cs="David"/>
           <w:rtl/>
         </w:rPr>
         <w:t xml:space="preserve">עיצובי המסכים מ-Figma, שלפיהם נבנה הממשק. צילומי המסך מהאפליקציה עצמה מופיעים בפרק 2.2.</w:t>
@@ -6410,30 +6615,26 @@
     </w:p>
     <w:p>
       <w:pPr>
-        <w:bidi/>
         <w:pStyle w:val="CaptionedFigure"/>
-      </w:pPr>
-      <w:r>
-        <w:rPr>
-          <w:rFonts w:ascii="Arial" w:hAnsi="Arial" w:cs="David"/>
-          <w:rtl/>
-        </w:rPr>
+        <w:bidi/>
+      </w:pPr>
+      <w:r>
         <w:drawing>
           <wp:inline>
             <wp:extent cx="5334000" cy="2663771"/>
             <wp:effectExtent b="0" l="0" r="0" t="0"/>
-            <wp:docPr descr="עיצובי המסכים, חלק 1: פתיחה, הרשאות, חיפוש, מפה ומצלמה" title="" id="51" name="Picture"/>
+            <wp:docPr descr="עיצובי המסכים, חלק 1: פתיחה, הרשאות, חיפוש, מפה ומצלמה" title="" id="32" name="Picture"/>
             <a:graphic>
               <a:graphicData uri="http://schemas.openxmlformats.org/drawingml/2006/picture">
                 <pic:pic>
                   <pic:nvPicPr>
-                    <pic:cNvPr descr="/root/.claude/projects/-home-claude/e43bf434-51a5-5c28-828a-12ddd14e064e/tool-results/design-scr-dsgn01.png" id="52" name="Picture"/>
+                    <pic:cNvPr descr="images/design-screens-1.png" id="33" name="Picture"/>
                     <pic:cNvPicPr>
                       <a:picLocks noChangeArrowheads="1" noChangeAspect="1"/>
                     </pic:cNvPicPr>
                   </pic:nvPicPr>
                   <pic:blipFill>
-                    <a:blip r:embed="rId50"/>
+                    <a:blip r:embed="rId31"/>
                     <a:stretch>
                       <a:fillRect/>
                     </a:stretch>
@@ -6462,12 +6663,11 @@
     </w:p>
     <w:p>
       <w:pPr>
-        <w:bidi/>
         <w:pStyle w:val="ImageCaption"/>
-      </w:pPr>
-      <w:r>
-        <w:rPr>
-          <w:rFonts w:ascii="Arial" w:hAnsi="Arial" w:cs="David"/>
+        <w:bidi/>
+      </w:pPr>
+      <w:r>
+        <w:rPr>
           <w:rtl/>
         </w:rPr>
         <w:t xml:space="preserve">עיצובי המסכים, חלק 1: פתיחה, הרשאות, חיפוש, מפה ומצלמה</w:t>
@@ -6476,29 +6676,38 @@
     <w:p>
       <w:pPr>
         <w:bidi/>
-        <w:pStyle w:val="CaptionedFigure"/>
-      </w:pPr>
-      <w:r>
-        <w:rPr>
-          <w:rFonts w:ascii="Arial" w:hAnsi="Arial" w:cs="David"/>
-          <w:rtl/>
-        </w:rPr>
+      </w:pPr>
+      <w:r>
+        <w:rPr>
+          <w:rtl/>
+          <w:iCs/>
+          <w:i/>
+        </w:rPr>
+        <w:t xml:space="preserve">עיצובי המסכים, חלק 1: פתיחה, הרשאות, חיפוש, מפה ומצלמה</w:t>
+      </w:r>
+      <w:r>
+        <w:rPr>
+          <w:rtl/>
+        </w:rPr>
+        <w:t xml:space="preserve"> </w:t>
+      </w:r>
+      <w:r>
         <w:drawing>
           <wp:inline>
             <wp:extent cx="5334000" cy="2583050"/>
             <wp:effectExtent b="0" l="0" r="0" t="0"/>
-            <wp:docPr descr="עיצובי המסכים, חלק 2: הגעה ליעד, כיול, כניסת צוות, ניהול חדרים והתאמת מפה" title="" id="54" name="Picture"/>
+            <wp:docPr descr="עיצובי המסכים, חלק 2: הגעה ליעד, כיול, כניסת צוות, ניהול חדרים והתאמת מפה" title="" id="35" name="Picture"/>
             <a:graphic>
               <a:graphicData uri="http://schemas.openxmlformats.org/drawingml/2006/picture">
                 <pic:pic>
                   <pic:nvPicPr>
-                    <pic:cNvPr descr="/root/.claude/projects/-home-claude/e43bf434-51a5-5c28-828a-12ddd14e064e/tool-results/design-scr-dsgn02.png" id="55" name="Picture"/>
+                    <pic:cNvPr descr="images/design-screens-2.png" id="36" name="Picture"/>
                     <pic:cNvPicPr>
                       <a:picLocks noChangeArrowheads="1" noChangeAspect="1"/>
                     </pic:cNvPicPr>
                   </pic:nvPicPr>
                   <pic:blipFill>
-                    <a:blip r:embed="rId53"/>
+                    <a:blip r:embed="rId34"/>
                     <a:stretch>
                       <a:fillRect/>
                     </a:stretch>
@@ -6528,21 +6737,19 @@
     <w:p>
       <w:pPr>
         <w:bidi/>
-        <w:pStyle w:val="ImageCaption"/>
-      </w:pPr>
-      <w:r>
-        <w:rPr>
-          <w:rFonts w:ascii="Arial" w:hAnsi="Arial" w:cs="David"/>
-          <w:rtl/>
+      </w:pPr>
+      <w:r>
+        <w:rPr>
+          <w:rtl/>
+          <w:iCs/>
+          <w:i/>
         </w:rPr>
         <w:t xml:space="preserve">עיצובי המסכים, חלק 2: הגעה ליעד, כיול, כניסת צוות, ניהול חדרים והתאמת מפה</w:t>
       </w:r>
     </w:p>
-    <w:bookmarkEnd w:id="56"/>
-    <w:bookmarkEnd w:id="57"/>
     <w:sectPr>
-      <w:headerReference w:type="default" r:id="rId9"/>
-      <w:footerReference w:type="default" r:id="rId10"/>
+      <w:headerReference r:id="rId9" w:type="default"/>
+      <w:footerReference r:id="rId10" w:type="default"/>
       <w:pgMar w:left="1247" w:right="1247"/>
       <w:bidi/>
     </w:sectPr>
@@ -6869,6 +7076,516 @@
       </w:pPr>
     </w:lvl>
   </w:abstractNum>
+  <w:abstractNum w:abstractNumId="99412">
+    <w:nsid w:val="A99412"/>
+    <w:multiLevelType w:val="multilevel"/>
+    <w:lvl w:ilvl="0">
+      <w:start w:val="2"/>
+      <w:numFmt w:val="decimal"/>
+      <w:lvlText w:val="%1."/>
+      <w:lvlJc w:val="left"/>
+      <w:pPr>
+        <w:ind w:left="720" w:hanging="480"/>
+      </w:pPr>
+    </w:lvl>
+    <w:lvl w:ilvl="1">
+      <w:start w:val="2"/>
+      <w:numFmt w:val="decimal"/>
+      <w:lvlText w:val="%2."/>
+      <w:lvlJc w:val="left"/>
+      <w:pPr>
+        <w:ind w:left="1440" w:hanging="480"/>
+      </w:pPr>
+    </w:lvl>
+    <w:lvl w:ilvl="2">
+      <w:start w:val="2"/>
+      <w:numFmt w:val="decimal"/>
+      <w:lvlText w:val="%3."/>
+      <w:lvlJc w:val="left"/>
+      <w:pPr>
+        <w:ind w:left="2160" w:hanging="480"/>
+      </w:pPr>
+    </w:lvl>
+    <w:lvl w:ilvl="3">
+      <w:start w:val="2"/>
+      <w:numFmt w:val="decimal"/>
+      <w:lvlText w:val="%4."/>
+      <w:lvlJc w:val="left"/>
+      <w:pPr>
+        <w:ind w:left="2880" w:hanging="480"/>
+      </w:pPr>
+    </w:lvl>
+    <w:lvl w:ilvl="4">
+      <w:start w:val="2"/>
+      <w:numFmt w:val="decimal"/>
+      <w:lvlText w:val="%5."/>
+      <w:lvlJc w:val="left"/>
+      <w:pPr>
+        <w:ind w:left="3600" w:hanging="480"/>
+      </w:pPr>
+    </w:lvl>
+    <w:lvl w:ilvl="5">
+      <w:start w:val="2"/>
+      <w:numFmt w:val="decimal"/>
+      <w:lvlText w:val="%6."/>
+      <w:lvlJc w:val="left"/>
+      <w:pPr>
+        <w:ind w:left="4320" w:hanging="480"/>
+      </w:pPr>
+    </w:lvl>
+    <w:lvl w:ilvl="6">
+      <w:start w:val="2"/>
+      <w:numFmt w:val="decimal"/>
+      <w:lvlText w:val="%7."/>
+      <w:lvlJc w:val="left"/>
+      <w:pPr>
+        <w:ind w:left="5040" w:hanging="480"/>
+      </w:pPr>
+    </w:lvl>
+    <w:lvl w:ilvl="7">
+      <w:start w:val="2"/>
+      <w:numFmt w:val="decimal"/>
+      <w:lvlText w:val="%8."/>
+      <w:lvlJc w:val="left"/>
+      <w:pPr>
+        <w:ind w:left="5760" w:hanging="480"/>
+      </w:pPr>
+    </w:lvl>
+    <w:lvl w:ilvl="8">
+      <w:start w:val="2"/>
+      <w:numFmt w:val="decimal"/>
+      <w:lvlText w:val="%9."/>
+      <w:lvlJc w:val="left"/>
+      <w:pPr>
+        <w:ind w:left="6480" w:hanging="480"/>
+      </w:pPr>
+    </w:lvl>
+  </w:abstractNum>
+  <w:abstractNum w:abstractNumId="99413">
+    <w:nsid w:val="A99413"/>
+    <w:multiLevelType w:val="multilevel"/>
+    <w:lvl w:ilvl="0">
+      <w:start w:val="3"/>
+      <w:numFmt w:val="decimal"/>
+      <w:lvlText w:val="%1."/>
+      <w:lvlJc w:val="left"/>
+      <w:pPr>
+        <w:ind w:left="720" w:hanging="480"/>
+      </w:pPr>
+    </w:lvl>
+    <w:lvl w:ilvl="1">
+      <w:start w:val="3"/>
+      <w:numFmt w:val="decimal"/>
+      <w:lvlText w:val="%2."/>
+      <w:lvlJc w:val="left"/>
+      <w:pPr>
+        <w:ind w:left="1440" w:hanging="480"/>
+      </w:pPr>
+    </w:lvl>
+    <w:lvl w:ilvl="2">
+      <w:start w:val="3"/>
+      <w:numFmt w:val="decimal"/>
+      <w:lvlText w:val="%3."/>
+      <w:lvlJc w:val="left"/>
+      <w:pPr>
+        <w:ind w:left="2160" w:hanging="480"/>
+      </w:pPr>
+    </w:lvl>
+    <w:lvl w:ilvl="3">
+      <w:start w:val="3"/>
+      <w:numFmt w:val="decimal"/>
+      <w:lvlText w:val="%4."/>
+      <w:lvlJc w:val="left"/>
+      <w:pPr>
+        <w:ind w:left="2880" w:hanging="480"/>
+      </w:pPr>
+    </w:lvl>
+    <w:lvl w:ilvl="4">
+      <w:start w:val="3"/>
+      <w:numFmt w:val="decimal"/>
+      <w:lvlText w:val="%5."/>
+      <w:lvlJc w:val="left"/>
+      <w:pPr>
+        <w:ind w:left="3600" w:hanging="480"/>
+      </w:pPr>
+    </w:lvl>
+    <w:lvl w:ilvl="5">
+      <w:start w:val="3"/>
+      <w:numFmt w:val="decimal"/>
+      <w:lvlText w:val="%6."/>
+      <w:lvlJc w:val="left"/>
+      <w:pPr>
+        <w:ind w:left="4320" w:hanging="480"/>
+      </w:pPr>
+    </w:lvl>
+    <w:lvl w:ilvl="6">
+      <w:start w:val="3"/>
+      <w:numFmt w:val="decimal"/>
+      <w:lvlText w:val="%7."/>
+      <w:lvlJc w:val="left"/>
+      <w:pPr>
+        <w:ind w:left="5040" w:hanging="480"/>
+      </w:pPr>
+    </w:lvl>
+    <w:lvl w:ilvl="7">
+      <w:start w:val="3"/>
+      <w:numFmt w:val="decimal"/>
+      <w:lvlText w:val="%8."/>
+      <w:lvlJc w:val="left"/>
+      <w:pPr>
+        <w:ind w:left="5760" w:hanging="480"/>
+      </w:pPr>
+    </w:lvl>
+    <w:lvl w:ilvl="8">
+      <w:start w:val="3"/>
+      <w:numFmt w:val="decimal"/>
+      <w:lvlText w:val="%9."/>
+      <w:lvlJc w:val="left"/>
+      <w:pPr>
+        <w:ind w:left="6480" w:hanging="480"/>
+      </w:pPr>
+    </w:lvl>
+  </w:abstractNum>
+  <w:abstractNum w:abstractNumId="99414">
+    <w:nsid w:val="A99414"/>
+    <w:multiLevelType w:val="multilevel"/>
+    <w:lvl w:ilvl="0">
+      <w:start w:val="4"/>
+      <w:numFmt w:val="decimal"/>
+      <w:lvlText w:val="%1."/>
+      <w:lvlJc w:val="left"/>
+      <w:pPr>
+        <w:ind w:left="720" w:hanging="480"/>
+      </w:pPr>
+    </w:lvl>
+    <w:lvl w:ilvl="1">
+      <w:start w:val="4"/>
+      <w:numFmt w:val="decimal"/>
+      <w:lvlText w:val="%2."/>
+      <w:lvlJc w:val="left"/>
+      <w:pPr>
+        <w:ind w:left="1440" w:hanging="480"/>
+      </w:pPr>
+    </w:lvl>
+    <w:lvl w:ilvl="2">
+      <w:start w:val="4"/>
+      <w:numFmt w:val="decimal"/>
+      <w:lvlText w:val="%3."/>
+      <w:lvlJc w:val="left"/>
+      <w:pPr>
+        <w:ind w:left="2160" w:hanging="480"/>
+      </w:pPr>
+    </w:lvl>
+    <w:lvl w:ilvl="3">
+      <w:start w:val="4"/>
+      <w:numFmt w:val="decimal"/>
+      <w:lvlText w:val="%4."/>
+      <w:lvlJc w:val="left"/>
+      <w:pPr>
+        <w:ind w:left="2880" w:hanging="480"/>
+      </w:pPr>
+    </w:lvl>
+    <w:lvl w:ilvl="4">
+      <w:start w:val="4"/>
+      <w:numFmt w:val="decimal"/>
+      <w:lvlText w:val="%5."/>
+      <w:lvlJc w:val="left"/>
+      <w:pPr>
+        <w:ind w:left="3600" w:hanging="480"/>
+      </w:pPr>
+    </w:lvl>
+    <w:lvl w:ilvl="5">
+      <w:start w:val="4"/>
+      <w:numFmt w:val="decimal"/>
+      <w:lvlText w:val="%6."/>
+      <w:lvlJc w:val="left"/>
+      <w:pPr>
+        <w:ind w:left="4320" w:hanging="480"/>
+      </w:pPr>
+    </w:lvl>
+    <w:lvl w:ilvl="6">
+      <w:start w:val="4"/>
+      <w:numFmt w:val="decimal"/>
+      <w:lvlText w:val="%7."/>
+      <w:lvlJc w:val="left"/>
+      <w:pPr>
+        <w:ind w:left="5040" w:hanging="480"/>
+      </w:pPr>
+    </w:lvl>
+    <w:lvl w:ilvl="7">
+      <w:start w:val="4"/>
+      <w:numFmt w:val="decimal"/>
+      <w:lvlText w:val="%8."/>
+      <w:lvlJc w:val="left"/>
+      <w:pPr>
+        <w:ind w:left="5760" w:hanging="480"/>
+      </w:pPr>
+    </w:lvl>
+    <w:lvl w:ilvl="8">
+      <w:start w:val="4"/>
+      <w:numFmt w:val="decimal"/>
+      <w:lvlText w:val="%9."/>
+      <w:lvlJc w:val="left"/>
+      <w:pPr>
+        <w:ind w:left="6480" w:hanging="480"/>
+      </w:pPr>
+    </w:lvl>
+  </w:abstractNum>
+  <w:abstractNum w:abstractNumId="99415">
+    <w:nsid w:val="A99415"/>
+    <w:multiLevelType w:val="multilevel"/>
+    <w:lvl w:ilvl="0">
+      <w:start w:val="5"/>
+      <w:numFmt w:val="decimal"/>
+      <w:lvlText w:val="%1."/>
+      <w:lvlJc w:val="left"/>
+      <w:pPr>
+        <w:ind w:left="720" w:hanging="480"/>
+      </w:pPr>
+    </w:lvl>
+    <w:lvl w:ilvl="1">
+      <w:start w:val="5"/>
+      <w:numFmt w:val="decimal"/>
+      <w:lvlText w:val="%2."/>
+      <w:lvlJc w:val="left"/>
+      <w:pPr>
+        <w:ind w:left="1440" w:hanging="480"/>
+      </w:pPr>
+    </w:lvl>
+    <w:lvl w:ilvl="2">
+      <w:start w:val="5"/>
+      <w:numFmt w:val="decimal"/>
+      <w:lvlText w:val="%3."/>
+      <w:lvlJc w:val="left"/>
+      <w:pPr>
+        <w:ind w:left="2160" w:hanging="480"/>
+      </w:pPr>
+    </w:lvl>
+    <w:lvl w:ilvl="3">
+      <w:start w:val="5"/>
+      <w:numFmt w:val="decimal"/>
+      <w:lvlText w:val="%4."/>
+      <w:lvlJc w:val="left"/>
+      <w:pPr>
+        <w:ind w:left="2880" w:hanging="480"/>
+      </w:pPr>
+    </w:lvl>
+    <w:lvl w:ilvl="4">
+      <w:start w:val="5"/>
+      <w:numFmt w:val="decimal"/>
+      <w:lvlText w:val="%5."/>
+      <w:lvlJc w:val="left"/>
+      <w:pPr>
+        <w:ind w:left="3600" w:hanging="480"/>
+      </w:pPr>
+    </w:lvl>
+    <w:lvl w:ilvl="5">
+      <w:start w:val="5"/>
+      <w:numFmt w:val="decimal"/>
+      <w:lvlText w:val="%6."/>
+      <w:lvlJc w:val="left"/>
+      <w:pPr>
+        <w:ind w:left="4320" w:hanging="480"/>
+      </w:pPr>
+    </w:lvl>
+    <w:lvl w:ilvl="6">
+      <w:start w:val="5"/>
+      <w:numFmt w:val="decimal"/>
+      <w:lvlText w:val="%7."/>
+      <w:lvlJc w:val="left"/>
+      <w:pPr>
+        <w:ind w:left="5040" w:hanging="480"/>
+      </w:pPr>
+    </w:lvl>
+    <w:lvl w:ilvl="7">
+      <w:start w:val="5"/>
+      <w:numFmt w:val="decimal"/>
+      <w:lvlText w:val="%8."/>
+      <w:lvlJc w:val="left"/>
+      <w:pPr>
+        <w:ind w:left="5760" w:hanging="480"/>
+      </w:pPr>
+    </w:lvl>
+    <w:lvl w:ilvl="8">
+      <w:start w:val="5"/>
+      <w:numFmt w:val="decimal"/>
+      <w:lvlText w:val="%9."/>
+      <w:lvlJc w:val="left"/>
+      <w:pPr>
+        <w:ind w:left="6480" w:hanging="480"/>
+      </w:pPr>
+    </w:lvl>
+  </w:abstractNum>
+  <w:abstractNum w:abstractNumId="99416">
+    <w:nsid w:val="A99416"/>
+    <w:multiLevelType w:val="multilevel"/>
+    <w:lvl w:ilvl="0">
+      <w:start w:val="6"/>
+      <w:numFmt w:val="decimal"/>
+      <w:lvlText w:val="%1."/>
+      <w:lvlJc w:val="left"/>
+      <w:pPr>
+        <w:ind w:left="720" w:hanging="480"/>
+      </w:pPr>
+    </w:lvl>
+    <w:lvl w:ilvl="1">
+      <w:start w:val="6"/>
+      <w:numFmt w:val="decimal"/>
+      <w:lvlText w:val="%2."/>
+      <w:lvlJc w:val="left"/>
+      <w:pPr>
+        <w:ind w:left="1440" w:hanging="480"/>
+      </w:pPr>
+    </w:lvl>
+    <w:lvl w:ilvl="2">
+      <w:start w:val="6"/>
+      <w:numFmt w:val="decimal"/>
+      <w:lvlText w:val="%3."/>
+      <w:lvlJc w:val="left"/>
+      <w:pPr>
+        <w:ind w:left="2160" w:hanging="480"/>
+      </w:pPr>
+    </w:lvl>
+    <w:lvl w:ilvl="3">
+      <w:start w:val="6"/>
+      <w:numFmt w:val="decimal"/>
+      <w:lvlText w:val="%4."/>
+      <w:lvlJc w:val="left"/>
+      <w:pPr>
+        <w:ind w:left="2880" w:hanging="480"/>
+      </w:pPr>
+    </w:lvl>
+    <w:lvl w:ilvl="4">
+      <w:start w:val="6"/>
+      <w:numFmt w:val="decimal"/>
+      <w:lvlText w:val="%5."/>
+      <w:lvlJc w:val="left"/>
+      <w:pPr>
+        <w:ind w:left="3600" w:hanging="480"/>
+      </w:pPr>
+    </w:lvl>
+    <w:lvl w:ilvl="5">
+      <w:start w:val="6"/>
+      <w:numFmt w:val="decimal"/>
+      <w:lvlText w:val="%6."/>
+      <w:lvlJc w:val="left"/>
+      <w:pPr>
+        <w:ind w:left="4320" w:hanging="480"/>
+      </w:pPr>
+    </w:lvl>
+    <w:lvl w:ilvl="6">
+      <w:start w:val="6"/>
+      <w:numFmt w:val="decimal"/>
+      <w:lvlText w:val="%7."/>
+      <w:lvlJc w:val="left"/>
+      <w:pPr>
+        <w:ind w:left="5040" w:hanging="480"/>
+      </w:pPr>
+    </w:lvl>
+    <w:lvl w:ilvl="7">
+      <w:start w:val="6"/>
+      <w:numFmt w:val="decimal"/>
+      <w:lvlText w:val="%8."/>
+      <w:lvlJc w:val="left"/>
+      <w:pPr>
+        <w:ind w:left="5760" w:hanging="480"/>
+      </w:pPr>
+    </w:lvl>
+    <w:lvl w:ilvl="8">
+      <w:start w:val="6"/>
+      <w:numFmt w:val="decimal"/>
+      <w:lvlText w:val="%9."/>
+      <w:lvlJc w:val="left"/>
+      <w:pPr>
+        <w:ind w:left="6480" w:hanging="480"/>
+      </w:pPr>
+    </w:lvl>
+  </w:abstractNum>
+  <w:abstractNum w:abstractNumId="99417">
+    <w:nsid w:val="A99417"/>
+    <w:multiLevelType w:val="multilevel"/>
+    <w:lvl w:ilvl="0">
+      <w:start w:val="7"/>
+      <w:numFmt w:val="decimal"/>
+      <w:lvlText w:val="%1."/>
+      <w:lvlJc w:val="left"/>
+      <w:pPr>
+        <w:ind w:left="720" w:hanging="480"/>
+      </w:pPr>
+    </w:lvl>
+    <w:lvl w:ilvl="1">
+      <w:start w:val="7"/>
+      <w:numFmt w:val="decimal"/>
+      <w:lvlText w:val="%2."/>
+      <w:lvlJc w:val="left"/>
+      <w:pPr>
+        <w:ind w:left="1440" w:hanging="480"/>
+      </w:pPr>
+    </w:lvl>
+    <w:lvl w:ilvl="2">
+      <w:start w:val="7"/>
+      <w:numFmt w:val="decimal"/>
+      <w:lvlText w:val="%3."/>
+      <w:lvlJc w:val="left"/>
+      <w:pPr>
+        <w:ind w:left="2160" w:hanging="480"/>
+      </w:pPr>
+    </w:lvl>
+    <w:lvl w:ilvl="3">
+      <w:start w:val="7"/>
+      <w:numFmt w:val="decimal"/>
+      <w:lvlText w:val="%4."/>
+      <w:lvlJc w:val="left"/>
+      <w:pPr>
+        <w:ind w:left="2880" w:hanging="480"/>
+      </w:pPr>
+    </w:lvl>
+    <w:lvl w:ilvl="4">
+      <w:start w:val="7"/>
+      <w:numFmt w:val="decimal"/>
+      <w:lvlText w:val="%5."/>
+      <w:lvlJc w:val="left"/>
+      <w:pPr>
+        <w:ind w:left="3600" w:hanging="480"/>
+      </w:pPr>
+    </w:lvl>
+    <w:lvl w:ilvl="5">
+      <w:start w:val="7"/>
+      <w:numFmt w:val="decimal"/>
+      <w:lvlText w:val="%6."/>
+      <w:lvlJc w:val="left"/>
+      <w:pPr>
+        <w:ind w:left="4320" w:hanging="480"/>
+      </w:pPr>
+    </w:lvl>
+    <w:lvl w:ilvl="6">
+      <w:start w:val="7"/>
+      <w:numFmt w:val="decimal"/>
+      <w:lvlText w:val="%7."/>
+      <w:lvlJc w:val="left"/>
+      <w:pPr>
+        <w:ind w:left="5040" w:hanging="480"/>
+      </w:pPr>
+    </w:lvl>
+    <w:lvl w:ilvl="7">
+      <w:start w:val="7"/>
+      <w:numFmt w:val="decimal"/>
+      <w:lvlText w:val="%8."/>
+      <w:lvlJc w:val="left"/>
+      <w:pPr>
+        <w:ind w:left="5760" w:hanging="480"/>
+      </w:pPr>
+    </w:lvl>
+    <w:lvl w:ilvl="8">
+      <w:start w:val="7"/>
+      <w:numFmt w:val="decimal"/>
+      <w:lvlText w:val="%9."/>
+      <w:lvlJc w:val="left"/>
+      <w:pPr>
+        <w:ind w:left="6480" w:hanging="480"/>
+      </w:pPr>
+    </w:lvl>
+  </w:abstractNum>
   <w:num w:numId="1000">
     <w:abstractNumId w:val="990"/>
   </w:num>
@@ -6876,9 +7593,6 @@
     <w:abstractNumId w:val="991"/>
   </w:num>
   <w:num w:numId="1002">
-    <w:abstractNumId w:val="991"/>
-  </w:num>
-  <w:num w:numId="1003">
     <w:abstractNumId w:val="99411"/>
     <w:lvlOverride w:ilvl="0">
       <w:startOverride w:val="1"/>
@@ -6908,10 +7622,235 @@
       <w:startOverride w:val="1"/>
     </w:lvlOverride>
   </w:num>
-  <w:num w:numId="1004">
+  <w:num w:numId="1003">
     <w:abstractNumId w:val="991"/>
   </w:num>
+  <w:num w:numId="1004">
+    <w:abstractNumId w:val="99412"/>
+    <w:lvlOverride w:ilvl="0">
+      <w:startOverride w:val="2"/>
+    </w:lvlOverride>
+    <w:lvlOverride w:ilvl="1">
+      <w:startOverride w:val="2"/>
+    </w:lvlOverride>
+    <w:lvlOverride w:ilvl="2">
+      <w:startOverride w:val="2"/>
+    </w:lvlOverride>
+    <w:lvlOverride w:ilvl="3">
+      <w:startOverride w:val="2"/>
+    </w:lvlOverride>
+    <w:lvlOverride w:ilvl="4">
+      <w:startOverride w:val="2"/>
+    </w:lvlOverride>
+    <w:lvlOverride w:ilvl="5">
+      <w:startOverride w:val="2"/>
+    </w:lvlOverride>
+    <w:lvlOverride w:ilvl="6">
+      <w:startOverride w:val="2"/>
+    </w:lvlOverride>
+    <w:lvlOverride w:ilvl="7">
+      <w:startOverride w:val="2"/>
+    </w:lvlOverride>
+    <w:lvlOverride w:ilvl="8">
+      <w:startOverride w:val="2"/>
+    </w:lvlOverride>
+  </w:num>
   <w:num w:numId="1005">
+    <w:abstractNumId w:val="991"/>
+  </w:num>
+  <w:num w:numId="1006">
+    <w:abstractNumId w:val="99413"/>
+    <w:lvlOverride w:ilvl="0">
+      <w:startOverride w:val="3"/>
+    </w:lvlOverride>
+    <w:lvlOverride w:ilvl="1">
+      <w:startOverride w:val="3"/>
+    </w:lvlOverride>
+    <w:lvlOverride w:ilvl="2">
+      <w:startOverride w:val="3"/>
+    </w:lvlOverride>
+    <w:lvlOverride w:ilvl="3">
+      <w:startOverride w:val="3"/>
+    </w:lvlOverride>
+    <w:lvlOverride w:ilvl="4">
+      <w:startOverride w:val="3"/>
+    </w:lvlOverride>
+    <w:lvlOverride w:ilvl="5">
+      <w:startOverride w:val="3"/>
+    </w:lvlOverride>
+    <w:lvlOverride w:ilvl="6">
+      <w:startOverride w:val="3"/>
+    </w:lvlOverride>
+    <w:lvlOverride w:ilvl="7">
+      <w:startOverride w:val="3"/>
+    </w:lvlOverride>
+    <w:lvlOverride w:ilvl="8">
+      <w:startOverride w:val="3"/>
+    </w:lvlOverride>
+  </w:num>
+  <w:num w:numId="1007">
+    <w:abstractNumId w:val="991"/>
+  </w:num>
+  <w:num w:numId="1008">
+    <w:abstractNumId w:val="99414"/>
+    <w:lvlOverride w:ilvl="0">
+      <w:startOverride w:val="4"/>
+    </w:lvlOverride>
+    <w:lvlOverride w:ilvl="1">
+      <w:startOverride w:val="4"/>
+    </w:lvlOverride>
+    <w:lvlOverride w:ilvl="2">
+      <w:startOverride w:val="4"/>
+    </w:lvlOverride>
+    <w:lvlOverride w:ilvl="3">
+      <w:startOverride w:val="4"/>
+    </w:lvlOverride>
+    <w:lvlOverride w:ilvl="4">
+      <w:startOverride w:val="4"/>
+    </w:lvlOverride>
+    <w:lvlOverride w:ilvl="5">
+      <w:startOverride w:val="4"/>
+    </w:lvlOverride>
+    <w:lvlOverride w:ilvl="6">
+      <w:startOverride w:val="4"/>
+    </w:lvlOverride>
+    <w:lvlOverride w:ilvl="7">
+      <w:startOverride w:val="4"/>
+    </w:lvlOverride>
+    <w:lvlOverride w:ilvl="8">
+      <w:startOverride w:val="4"/>
+    </w:lvlOverride>
+  </w:num>
+  <w:num w:numId="1009">
+    <w:abstractNumId w:val="99415"/>
+    <w:lvlOverride w:ilvl="0">
+      <w:startOverride w:val="5"/>
+    </w:lvlOverride>
+    <w:lvlOverride w:ilvl="1">
+      <w:startOverride w:val="5"/>
+    </w:lvlOverride>
+    <w:lvlOverride w:ilvl="2">
+      <w:startOverride w:val="5"/>
+    </w:lvlOverride>
+    <w:lvlOverride w:ilvl="3">
+      <w:startOverride w:val="5"/>
+    </w:lvlOverride>
+    <w:lvlOverride w:ilvl="4">
+      <w:startOverride w:val="5"/>
+    </w:lvlOverride>
+    <w:lvlOverride w:ilvl="5">
+      <w:startOverride w:val="5"/>
+    </w:lvlOverride>
+    <w:lvlOverride w:ilvl="6">
+      <w:startOverride w:val="5"/>
+    </w:lvlOverride>
+    <w:lvlOverride w:ilvl="7">
+      <w:startOverride w:val="5"/>
+    </w:lvlOverride>
+    <w:lvlOverride w:ilvl="8">
+      <w:startOverride w:val="5"/>
+    </w:lvlOverride>
+  </w:num>
+  <w:num w:numId="1010">
+    <w:abstractNumId w:val="99416"/>
+    <w:lvlOverride w:ilvl="0">
+      <w:startOverride w:val="6"/>
+    </w:lvlOverride>
+    <w:lvlOverride w:ilvl="1">
+      <w:startOverride w:val="6"/>
+    </w:lvlOverride>
+    <w:lvlOverride w:ilvl="2">
+      <w:startOverride w:val="6"/>
+    </w:lvlOverride>
+    <w:lvlOverride w:ilvl="3">
+      <w:startOverride w:val="6"/>
+    </w:lvlOverride>
+    <w:lvlOverride w:ilvl="4">
+      <w:startOverride w:val="6"/>
+    </w:lvlOverride>
+    <w:lvlOverride w:ilvl="5">
+      <w:startOverride w:val="6"/>
+    </w:lvlOverride>
+    <w:lvlOverride w:ilvl="6">
+      <w:startOverride w:val="6"/>
+    </w:lvlOverride>
+    <w:lvlOverride w:ilvl="7">
+      <w:startOverride w:val="6"/>
+    </w:lvlOverride>
+    <w:lvlOverride w:ilvl="8">
+      <w:startOverride w:val="6"/>
+    </w:lvlOverride>
+  </w:num>
+  <w:num w:numId="1011">
+    <w:abstractNumId w:val="99417"/>
+    <w:lvlOverride w:ilvl="0">
+      <w:startOverride w:val="7"/>
+    </w:lvlOverride>
+    <w:lvlOverride w:ilvl="1">
+      <w:startOverride w:val="7"/>
+    </w:lvlOverride>
+    <w:lvlOverride w:ilvl="2">
+      <w:startOverride w:val="7"/>
+    </w:lvlOverride>
+    <w:lvlOverride w:ilvl="3">
+      <w:startOverride w:val="7"/>
+    </w:lvlOverride>
+    <w:lvlOverride w:ilvl="4">
+      <w:startOverride w:val="7"/>
+    </w:lvlOverride>
+    <w:lvlOverride w:ilvl="5">
+      <w:startOverride w:val="7"/>
+    </w:lvlOverride>
+    <w:lvlOverride w:ilvl="6">
+      <w:startOverride w:val="7"/>
+    </w:lvlOverride>
+    <w:lvlOverride w:ilvl="7">
+      <w:startOverride w:val="7"/>
+    </w:lvlOverride>
+    <w:lvlOverride w:ilvl="8">
+      <w:startOverride w:val="7"/>
+    </w:lvlOverride>
+  </w:num>
+  <w:num w:numId="1012">
+    <w:abstractNumId w:val="991"/>
+  </w:num>
+  <w:num w:numId="1013">
+    <w:abstractNumId w:val="991"/>
+  </w:num>
+  <w:num w:numId="1014">
+    <w:abstractNumId w:val="99411"/>
+    <w:lvlOverride w:ilvl="0">
+      <w:startOverride w:val="1"/>
+    </w:lvlOverride>
+    <w:lvlOverride w:ilvl="1">
+      <w:startOverride w:val="1"/>
+    </w:lvlOverride>
+    <w:lvlOverride w:ilvl="2">
+      <w:startOverride w:val="1"/>
+    </w:lvlOverride>
+    <w:lvlOverride w:ilvl="3">
+      <w:startOverride w:val="1"/>
+    </w:lvlOverride>
+    <w:lvlOverride w:ilvl="4">
+      <w:startOverride w:val="1"/>
+    </w:lvlOverride>
+    <w:lvlOverride w:ilvl="5">
+      <w:startOverride w:val="1"/>
+    </w:lvlOverride>
+    <w:lvlOverride w:ilvl="6">
+      <w:startOverride w:val="1"/>
+    </w:lvlOverride>
+    <w:lvlOverride w:ilvl="7">
+      <w:startOverride w:val="1"/>
+    </w:lvlOverride>
+    <w:lvlOverride w:ilvl="8">
+      <w:startOverride w:val="1"/>
+    </w:lvlOverride>
+  </w:num>
+  <w:num w:numId="1015">
+    <w:abstractNumId w:val="991"/>
+  </w:num>
+  <w:num w:numId="1016">
     <w:abstractNumId w:val="991"/>
   </w:num>
 </w:numbering>
@@ -6987,7 +7926,7 @@
       <w:jc w:val="center"/>
     </w:pPr>
     <w:rPr>
-      <w:rFonts w:ascii="Arial" w:hAnsi="Arial" w:cs="David"/>
+      <w:rFonts w:ascii="Arial" w:cs="David" w:hAnsi="Arial"/>
       <w:b/>
       <w:bCs/>
       <w:color w:themeColor="accent1" w:themeShade="B5" w:val="345A8A"/>
@@ -7008,7 +7947,7 @@
       <w:jc w:val="center"/>
     </w:pPr>
     <w:rPr>
-      <w:rFonts w:ascii="Arial" w:hAnsi="Arial" w:cs="David"/>
+      <w:rFonts w:ascii="Arial" w:cs="David" w:hAnsi="Arial"/>
       <w:sz w:val="30"/>
       <w:szCs w:val="30"/>
     </w:rPr>
@@ -7048,7 +7987,7 @@
       <w:spacing w:after="0" w:before="300"/>
     </w:pPr>
     <w:rPr>
-      <w:rFonts w:ascii="Arial" w:hAnsi="Arial" w:cs="David"/>
+      <w:rFonts w:ascii="Arial" w:cs="David" w:hAnsi="Arial"/>
       <w:sz w:val="20"/>
       <w:szCs w:val="20"/>
       <w:b/>
@@ -7068,7 +8007,7 @@
       <w:spacing w:after="300" w:before="100"/>
     </w:pPr>
     <w:rPr>
-      <w:rFonts w:ascii="Arial" w:hAnsi="Arial" w:cs="David"/>
+      <w:rFonts w:ascii="Arial" w:cs="David" w:hAnsi="Arial"/>
       <w:sz w:val="20"/>
       <w:szCs w:val="20"/>
     </w:rPr>
@@ -7082,7 +8021,7 @@
       <w:bidi/>
     </w:pPr>
     <w:rPr>
-      <w:rFonts w:ascii="Arial" w:hAnsi="Arial" w:cs="David"/>
+      <w:rFonts w:ascii="Arial" w:cs="David" w:hAnsi="Arial"/>
     </w:rPr>
   </w:style>
   <w:style w:styleId="Heading1" w:type="paragraph">
@@ -7099,7 +8038,7 @@
       <w:outlineLvl w:val="0"/>
     </w:pPr>
     <w:rPr>
-      <w:rFonts w:ascii="Arial" w:hAnsi="Arial" w:cs="David"/>
+      <w:rFonts w:ascii="Arial" w:cs="David" w:hAnsi="Arial"/>
       <w:b/>
       <w:bCs/>
       <w:color w:themeColor="accent1" w:val="4F81BD"/>
@@ -7122,7 +8061,7 @@
       <w:outlineLvl w:val="1"/>
     </w:pPr>
     <w:rPr>
-      <w:rFonts w:ascii="Arial" w:hAnsi="Arial" w:cs="David"/>
+      <w:rFonts w:ascii="Arial" w:cs="David" w:hAnsi="Arial"/>
       <w:b/>
       <w:bCs/>
       <w:color w:themeColor="accent1" w:val="4F81BD"/>
@@ -7145,7 +8084,7 @@
       <w:outlineLvl w:val="2"/>
     </w:pPr>
     <w:rPr>
-      <w:rFonts w:ascii="Arial" w:hAnsi="Arial" w:cs="David"/>
+      <w:rFonts w:ascii="Arial" w:cs="David" w:hAnsi="Arial"/>
       <w:b/>
       <w:bCs/>
       <w:color w:themeColor="accent1" w:val="4F81BD"/>
@@ -7168,7 +8107,7 @@
       <w:outlineLvl w:val="3"/>
     </w:pPr>
     <w:rPr>
-      <w:rFonts w:ascii="Arial" w:hAnsi="Arial" w:cs="David"/>
+      <w:rFonts w:ascii="Arial" w:cs="David" w:hAnsi="Arial"/>
       <w:i/>
       <w:bCs/>
       <w:color w:themeColor="accent1" w:val="4F81BD"/>
@@ -7191,7 +8130,7 @@
       <w:outlineLvl w:val="4"/>
     </w:pPr>
     <w:rPr>
-      <w:rFonts w:ascii="Arial" w:hAnsi="Arial" w:cs="David"/>
+      <w:rFonts w:ascii="Arial" w:cs="David" w:hAnsi="Arial"/>
       <w:iCs/>
       <w:color w:themeColor="accent1" w:val="4F81BD"/>
       <w:sz w:val="24"/>
@@ -7213,7 +8152,7 @@
       <w:outlineLvl w:val="5"/>
     </w:pPr>
     <w:rPr>
-      <w:rFonts w:ascii="Arial" w:hAnsi="Arial" w:cs="David"/>
+      <w:rFonts w:ascii="Arial" w:cs="David" w:hAnsi="Arial"/>
       <w:color w:themeColor="accent1" w:val="4F81BD"/>
       <w:sz w:val="24"/>
       <w:szCs w:val="24"/>
@@ -7234,7 +8173,7 @@
       <w:outlineLvl w:val="6"/>
     </w:pPr>
     <w:rPr>
-      <w:rFonts w:ascii="Arial" w:hAnsi="Arial" w:cs="David"/>
+      <w:rFonts w:ascii="Arial" w:cs="David" w:hAnsi="Arial"/>
       <w:color w:themeColor="accent1" w:val="4F81BD"/>
       <w:sz w:val="24"/>
       <w:szCs w:val="24"/>
@@ -7255,7 +8194,7 @@
       <w:outlineLvl w:val="7"/>
     </w:pPr>
     <w:rPr>
-      <w:rFonts w:ascii="Arial" w:hAnsi="Arial" w:cs="David"/>
+      <w:rFonts w:ascii="Arial" w:cs="David" w:hAnsi="Arial"/>
       <w:color w:themeColor="accent1" w:val="4F81BD"/>
       <w:sz w:val="24"/>
       <w:szCs w:val="24"/>
@@ -7276,7 +8215,7 @@
       <w:outlineLvl w:val="8"/>
     </w:pPr>
     <w:rPr>
-      <w:rFonts w:ascii="Arial" w:hAnsi="Arial" w:cs="David"/>
+      <w:rFonts w:ascii="Arial" w:cs="David" w:hAnsi="Arial"/>
       <w:color w:themeColor="accent1" w:val="4F81BD"/>
       <w:sz w:val="24"/>
       <w:szCs w:val="24"/>
@@ -7353,7 +8292,7 @@
       <w:spacing w:after="0"/>
     </w:pPr>
     <w:rPr>
-      <w:rFonts w:ascii="Arial" w:hAnsi="Arial" w:cs="David"/>
+      <w:rFonts w:ascii="Arial" w:cs="David" w:hAnsi="Arial"/>
       <w:b/>
     </w:rPr>
   </w:style>
@@ -7373,7 +8312,7 @@
       <w:spacing w:after="120" w:before="0"/>
     </w:pPr>
     <w:rPr>
-      <w:rFonts w:ascii="Arial" w:hAnsi="Arial" w:cs="David"/>
+      <w:rFonts w:ascii="Arial" w:cs="David" w:hAnsi="Arial"/>
       <w:i/>
     </w:rPr>
   </w:style>
@@ -7428,7 +8367,7 @@
     <w:name w:val="Footnote Reference"/>
     <w:basedOn w:val="BodyTextChar"/>
     <w:rPr>
-      <w:rFonts w:ascii="Arial" w:hAnsi="Arial" w:cs="David"/>
+      <w:rFonts w:ascii="Arial" w:cs="David" w:hAnsi="Arial"/>
       <w:vertAlign w:val="superscript"/>
     </w:rPr>
   </w:style>
@@ -7436,7 +8375,7 @@
     <w:name w:val="Hyperlink"/>
     <w:basedOn w:val="BodyTextChar"/>
     <w:rPr>
-      <w:rFonts w:ascii="Arial" w:hAnsi="Arial" w:cs="David"/>
+      <w:rFonts w:ascii="Arial" w:cs="David" w:hAnsi="Arial"/>
       <w:color w:themeColor="accent1" w:val="4F81BD"/>
     </w:rPr>
   </w:style>
@@ -7453,13 +8392,13 @@
       <w:outlineLvl w:val="9"/>
     </w:pPr>
     <w:rPr>
-      <w:rFonts w:ascii="Arial" w:hAnsi="Arial" w:cs="David"/>
+      <w:rFonts w:ascii="Arial" w:cs="David" w:hAnsi="Arial"/>
       <w:b w:val="0"/>
       <w:bCs w:val="0"/>
       <w:color w:themeColor="accent1" w:themeShade="BF" w:val="365F91"/>
     </w:rPr>
   </w:style>
-  <w:style w:type="paragraph" w:customStyle="1" w:styleId="SourceCode">
+  <w:style w:customStyle="1" w:styleId="SourceCode" w:type="paragraph">
     <w:name w:val="Source Code"/>
     <w:basedOn w:val="Normal"/>
     <w:link w:val="VerbatimChar"/>
@@ -7467,80 +8406,80 @@
       <w:wordWrap w:val="off"/>
     </w:pPr>
   </w:style>
-  <w:style w:type="character" w:customStyle="1" w:styleId="KeywordTok">
+  <w:style w:customStyle="1" w:styleId="KeywordTok" w:type="character">
     <w:name w:val="KeywordTok"/>
     <w:basedOn w:val="VerbatimChar"/>
     <w:rPr>
-      <w:rFonts w:ascii="Arial" w:hAnsi="Arial" w:cs="David"/>
+      <w:rFonts w:ascii="Arial" w:cs="David" w:hAnsi="Arial"/>
       <w:color w:val="007020"/>
       <w:b/>
     </w:rPr>
   </w:style>
-  <w:style w:type="character" w:customStyle="1" w:styleId="DataTypeTok">
+  <w:style w:customStyle="1" w:styleId="DataTypeTok" w:type="character">
     <w:name w:val="DataTypeTok"/>
     <w:basedOn w:val="VerbatimChar"/>
     <w:rPr>
-      <w:rFonts w:ascii="Arial" w:hAnsi="Arial" w:cs="David"/>
+      <w:rFonts w:ascii="Arial" w:cs="David" w:hAnsi="Arial"/>
       <w:color w:val="902000"/>
     </w:rPr>
   </w:style>
-  <w:style w:type="character" w:customStyle="1" w:styleId="DecValTok">
+  <w:style w:customStyle="1" w:styleId="DecValTok" w:type="character">
     <w:name w:val="DecValTok"/>
     <w:basedOn w:val="VerbatimChar"/>
     <w:rPr>
-      <w:rFonts w:ascii="Arial" w:hAnsi="Arial" w:cs="David"/>
+      <w:rFonts w:ascii="Arial" w:cs="David" w:hAnsi="Arial"/>
       <w:color w:val="40a070"/>
     </w:rPr>
   </w:style>
-  <w:style w:type="character" w:customStyle="1" w:styleId="BaseNTok">
+  <w:style w:customStyle="1" w:styleId="BaseNTok" w:type="character">
     <w:name w:val="BaseNTok"/>
     <w:basedOn w:val="VerbatimChar"/>
     <w:rPr>
-      <w:rFonts w:ascii="Arial" w:hAnsi="Arial" w:cs="David"/>
+      <w:rFonts w:ascii="Arial" w:cs="David" w:hAnsi="Arial"/>
       <w:color w:val="40a070"/>
     </w:rPr>
   </w:style>
-  <w:style w:type="character" w:customStyle="1" w:styleId="FloatTok">
+  <w:style w:customStyle="1" w:styleId="FloatTok" w:type="character">
     <w:name w:val="FloatTok"/>
     <w:basedOn w:val="VerbatimChar"/>
     <w:rPr>
-      <w:rFonts w:ascii="Arial" w:hAnsi="Arial" w:cs="David"/>
+      <w:rFonts w:ascii="Arial" w:cs="David" w:hAnsi="Arial"/>
       <w:color w:val="40a070"/>
     </w:rPr>
   </w:style>
-  <w:style w:type="character" w:customStyle="1" w:styleId="ConstantTok">
+  <w:style w:customStyle="1" w:styleId="ConstantTok" w:type="character">
     <w:name w:val="ConstantTok"/>
     <w:basedOn w:val="VerbatimChar"/>
     <w:rPr>
-      <w:rFonts w:ascii="Arial" w:hAnsi="Arial" w:cs="David"/>
+      <w:rFonts w:ascii="Arial" w:cs="David" w:hAnsi="Arial"/>
       <w:color w:val="880000"/>
     </w:rPr>
   </w:style>
-  <w:style w:type="character" w:customStyle="1" w:styleId="CharTok">
+  <w:style w:customStyle="1" w:styleId="CharTok" w:type="character">
     <w:name w:val="CharTok"/>
     <w:basedOn w:val="VerbatimChar"/>
     <w:rPr>
-      <w:rFonts w:ascii="Arial" w:hAnsi="Arial" w:cs="David"/>
+      <w:rFonts w:ascii="Arial" w:cs="David" w:hAnsi="Arial"/>
       <w:color w:val="4070a0"/>
     </w:rPr>
   </w:style>
-  <w:style w:type="character" w:customStyle="1" w:styleId="SpecialCharTok">
+  <w:style w:customStyle="1" w:styleId="SpecialCharTok" w:type="character">
     <w:name w:val="SpecialCharTok"/>
     <w:basedOn w:val="VerbatimChar"/>
     <w:rPr>
-      <w:rFonts w:ascii="Arial" w:hAnsi="Arial" w:cs="David"/>
+      <w:rFonts w:ascii="Arial" w:cs="David" w:hAnsi="Arial"/>
       <w:color w:val="4070a0"/>
     </w:rPr>
   </w:style>
-  <w:style w:type="character" w:customStyle="1" w:styleId="StringTok">
+  <w:style w:customStyle="1" w:styleId="StringTok" w:type="character">
     <w:name w:val="StringTok"/>
     <w:basedOn w:val="VerbatimChar"/>
     <w:rPr>
-      <w:rFonts w:ascii="Arial" w:hAnsi="Arial" w:cs="David"/>
+      <w:rFonts w:ascii="Arial" w:cs="David" w:hAnsi="Arial"/>
       <w:color w:val="4070a0"/>
     </w:rPr>
   </w:style>
-  <w:style w:type="character" w:customStyle="1" w:styleId="VerbatimStringTok">
+  <w:style w:customStyle="1" w:styleId="VerbatimStringTok" w:type="character">
     <w:name w:val="VerbatimStringTok"/>
     <w:basedOn w:val="VerbatimChar"/>
     <w:rPr>
@@ -7548,183 +8487,183 @@
       <w:color w:val="4070a0"/>
     </w:rPr>
   </w:style>
-  <w:style w:type="character" w:customStyle="1" w:styleId="SpecialStringTok">
+  <w:style w:customStyle="1" w:styleId="SpecialStringTok" w:type="character">
     <w:name w:val="SpecialStringTok"/>
     <w:basedOn w:val="VerbatimChar"/>
     <w:rPr>
-      <w:rFonts w:ascii="Arial" w:hAnsi="Arial" w:cs="David"/>
+      <w:rFonts w:ascii="Arial" w:cs="David" w:hAnsi="Arial"/>
       <w:color w:val="bb6688"/>
     </w:rPr>
   </w:style>
-  <w:style w:type="character" w:customStyle="1" w:styleId="ImportTok">
+  <w:style w:customStyle="1" w:styleId="ImportTok" w:type="character">
     <w:name w:val="ImportTok"/>
     <w:basedOn w:val="VerbatimChar"/>
     <w:rPr>
-      <w:rFonts w:ascii="Arial" w:hAnsi="Arial" w:cs="David"/>
+      <w:rFonts w:ascii="Arial" w:cs="David" w:hAnsi="Arial"/>
       <w:color w:val="008000"/>
       <w:b/>
     </w:rPr>
   </w:style>
-  <w:style w:type="character" w:customStyle="1" w:styleId="CommentTok">
+  <w:style w:customStyle="1" w:styleId="CommentTok" w:type="character">
     <w:name w:val="CommentTok"/>
     <w:basedOn w:val="VerbatimChar"/>
     <w:rPr>
-      <w:rFonts w:ascii="Arial" w:hAnsi="Arial" w:cs="David"/>
+      <w:rFonts w:ascii="Arial" w:cs="David" w:hAnsi="Arial"/>
       <w:color w:val="60a0b0"/>
       <w:i/>
     </w:rPr>
   </w:style>
-  <w:style w:type="character" w:customStyle="1" w:styleId="DocumentationTok">
+  <w:style w:customStyle="1" w:styleId="DocumentationTok" w:type="character">
     <w:name w:val="DocumentationTok"/>
     <w:basedOn w:val="VerbatimChar"/>
     <w:rPr>
-      <w:rFonts w:ascii="Arial" w:hAnsi="Arial" w:cs="David"/>
+      <w:rFonts w:ascii="Arial" w:cs="David" w:hAnsi="Arial"/>
       <w:color w:val="ba2121"/>
       <w:i/>
     </w:rPr>
   </w:style>
-  <w:style w:type="character" w:customStyle="1" w:styleId="AnnotationTok">
+  <w:style w:customStyle="1" w:styleId="AnnotationTok" w:type="character">
     <w:name w:val="AnnotationTok"/>
     <w:basedOn w:val="VerbatimChar"/>
     <w:rPr>
-      <w:rFonts w:ascii="Arial" w:hAnsi="Arial" w:cs="David"/>
+      <w:rFonts w:ascii="Arial" w:cs="David" w:hAnsi="Arial"/>
       <w:color w:val="60a0b0"/>
       <w:b/>
       <w:i/>
     </w:rPr>
   </w:style>
-  <w:style w:type="character" w:customStyle="1" w:styleId="CommentVarTok">
+  <w:style w:customStyle="1" w:styleId="CommentVarTok" w:type="character">
     <w:name w:val="CommentVarTok"/>
     <w:basedOn w:val="VerbatimChar"/>
     <w:rPr>
-      <w:rFonts w:ascii="Arial" w:hAnsi="Arial" w:cs="David"/>
+      <w:rFonts w:ascii="Arial" w:cs="David" w:hAnsi="Arial"/>
       <w:color w:val="60a0b0"/>
       <w:b/>
       <w:i/>
     </w:rPr>
   </w:style>
-  <w:style w:type="character" w:customStyle="1" w:styleId="OtherTok">
+  <w:style w:customStyle="1" w:styleId="OtherTok" w:type="character">
     <w:name w:val="OtherTok"/>
     <w:basedOn w:val="VerbatimChar"/>
     <w:rPr>
-      <w:rFonts w:ascii="Arial" w:hAnsi="Arial" w:cs="David"/>
+      <w:rFonts w:ascii="Arial" w:cs="David" w:hAnsi="Arial"/>
       <w:color w:val="007020"/>
     </w:rPr>
   </w:style>
-  <w:style w:type="character" w:customStyle="1" w:styleId="FunctionTok">
+  <w:style w:customStyle="1" w:styleId="FunctionTok" w:type="character">
     <w:name w:val="FunctionTok"/>
     <w:basedOn w:val="VerbatimChar"/>
     <w:rPr>
-      <w:rFonts w:ascii="Arial" w:hAnsi="Arial" w:cs="David"/>
+      <w:rFonts w:ascii="Arial" w:cs="David" w:hAnsi="Arial"/>
       <w:color w:val="06287e"/>
     </w:rPr>
   </w:style>
-  <w:style w:type="character" w:customStyle="1" w:styleId="VariableTok">
+  <w:style w:customStyle="1" w:styleId="VariableTok" w:type="character">
     <w:name w:val="VariableTok"/>
     <w:basedOn w:val="VerbatimChar"/>
     <w:rPr>
-      <w:rFonts w:ascii="Arial" w:hAnsi="Arial" w:cs="David"/>
+      <w:rFonts w:ascii="Arial" w:cs="David" w:hAnsi="Arial"/>
       <w:color w:val="19177c"/>
     </w:rPr>
   </w:style>
-  <w:style w:type="character" w:customStyle="1" w:styleId="ControlFlowTok">
+  <w:style w:customStyle="1" w:styleId="ControlFlowTok" w:type="character">
     <w:name w:val="ControlFlowTok"/>
     <w:basedOn w:val="VerbatimChar"/>
     <w:rPr>
-      <w:rFonts w:ascii="Arial" w:hAnsi="Arial" w:cs="David"/>
+      <w:rFonts w:ascii="Arial" w:cs="David" w:hAnsi="Arial"/>
       <w:color w:val="007020"/>
       <w:b/>
     </w:rPr>
   </w:style>
-  <w:style w:type="character" w:customStyle="1" w:styleId="OperatorTok">
+  <w:style w:customStyle="1" w:styleId="OperatorTok" w:type="character">
     <w:name w:val="OperatorTok"/>
     <w:basedOn w:val="VerbatimChar"/>
     <w:rPr>
-      <w:rFonts w:ascii="Arial" w:hAnsi="Arial" w:cs="David"/>
+      <w:rFonts w:ascii="Arial" w:cs="David" w:hAnsi="Arial"/>
       <w:color w:val="666666"/>
     </w:rPr>
   </w:style>
-  <w:style w:type="character" w:customStyle="1" w:styleId="BuiltInTok">
+  <w:style w:customStyle="1" w:styleId="BuiltInTok" w:type="character">
     <w:name w:val="BuiltInTok"/>
     <w:basedOn w:val="VerbatimChar"/>
     <w:rPr>
-      <w:rFonts w:ascii="Arial" w:hAnsi="Arial" w:cs="David"/>
+      <w:rFonts w:ascii="Arial" w:cs="David" w:hAnsi="Arial"/>
       <w:color w:val="008000"/>
     </w:rPr>
   </w:style>
-  <w:style w:type="character" w:customStyle="1" w:styleId="ExtensionTok">
+  <w:style w:customStyle="1" w:styleId="ExtensionTok" w:type="character">
     <w:name w:val="ExtensionTok"/>
     <w:basedOn w:val="VerbatimChar"/>
     <w:rPr>
-      <w:rFonts w:ascii="Arial" w:hAnsi="Arial" w:cs="David"/>
+      <w:rFonts w:ascii="Arial" w:cs="David" w:hAnsi="Arial"/>
     </w:rPr>
   </w:style>
-  <w:style w:type="character" w:customStyle="1" w:styleId="PreprocessorTok">
+  <w:style w:customStyle="1" w:styleId="PreprocessorTok" w:type="character">
     <w:name w:val="PreprocessorTok"/>
     <w:basedOn w:val="VerbatimChar"/>
     <w:rPr>
-      <w:rFonts w:ascii="Arial" w:hAnsi="Arial" w:cs="David"/>
+      <w:rFonts w:ascii="Arial" w:cs="David" w:hAnsi="Arial"/>
       <w:color w:val="bc7a00"/>
     </w:rPr>
   </w:style>
-  <w:style w:type="character" w:customStyle="1" w:styleId="AttributeTok">
+  <w:style w:customStyle="1" w:styleId="AttributeTok" w:type="character">
     <w:name w:val="AttributeTok"/>
     <w:basedOn w:val="VerbatimChar"/>
     <w:rPr>
-      <w:rFonts w:ascii="Arial" w:hAnsi="Arial" w:cs="David"/>
+      <w:rFonts w:ascii="Arial" w:cs="David" w:hAnsi="Arial"/>
       <w:color w:val="7d9029"/>
     </w:rPr>
   </w:style>
-  <w:style w:type="character" w:customStyle="1" w:styleId="RegionMarkerTok">
+  <w:style w:customStyle="1" w:styleId="RegionMarkerTok" w:type="character">
     <w:name w:val="RegionMarkerTok"/>
     <w:basedOn w:val="VerbatimChar"/>
     <w:rPr>
-      <w:rFonts w:ascii="Arial" w:hAnsi="Arial" w:cs="David"/>
+      <w:rFonts w:ascii="Arial" w:cs="David" w:hAnsi="Arial"/>
     </w:rPr>
   </w:style>
-  <w:style w:type="character" w:customStyle="1" w:styleId="InformationTok">
+  <w:style w:customStyle="1" w:styleId="InformationTok" w:type="character">
     <w:name w:val="InformationTok"/>
     <w:basedOn w:val="VerbatimChar"/>
     <w:rPr>
-      <w:rFonts w:ascii="Arial" w:hAnsi="Arial" w:cs="David"/>
+      <w:rFonts w:ascii="Arial" w:cs="David" w:hAnsi="Arial"/>
       <w:color w:val="60a0b0"/>
       <w:b/>
       <w:i/>
     </w:rPr>
   </w:style>
-  <w:style w:type="character" w:customStyle="1" w:styleId="WarningTok">
+  <w:style w:customStyle="1" w:styleId="WarningTok" w:type="character">
     <w:name w:val="WarningTok"/>
     <w:basedOn w:val="VerbatimChar"/>
     <w:rPr>
-      <w:rFonts w:ascii="Arial" w:hAnsi="Arial" w:cs="David"/>
+      <w:rFonts w:ascii="Arial" w:cs="David" w:hAnsi="Arial"/>
       <w:color w:val="60a0b0"/>
       <w:b/>
       <w:i/>
     </w:rPr>
   </w:style>
-  <w:style w:type="character" w:customStyle="1" w:styleId="AlertTok">
+  <w:style w:customStyle="1" w:styleId="AlertTok" w:type="character">
     <w:name w:val="AlertTok"/>
     <w:basedOn w:val="VerbatimChar"/>
     <w:rPr>
-      <w:rFonts w:ascii="Arial" w:hAnsi="Arial" w:cs="David"/>
+      <w:rFonts w:ascii="Arial" w:cs="David" w:hAnsi="Arial"/>
       <w:color w:val="ff0000"/>
       <w:b/>
     </w:rPr>
   </w:style>
-  <w:style w:type="character" w:customStyle="1" w:styleId="ErrorTok">
+  <w:style w:customStyle="1" w:styleId="ErrorTok" w:type="character">
     <w:name w:val="ErrorTok"/>
     <w:basedOn w:val="VerbatimChar"/>
     <w:rPr>
-      <w:rFonts w:ascii="Arial" w:hAnsi="Arial" w:cs="David"/>
+      <w:rFonts w:ascii="Arial" w:cs="David" w:hAnsi="Arial"/>
       <w:color w:val="ff0000"/>
       <w:b/>
     </w:rPr>
   </w:style>
-  <w:style w:type="character" w:customStyle="1" w:styleId="NormalTok">
+  <w:style w:customStyle="1" w:styleId="NormalTok" w:type="character">
     <w:name w:val="NormalTok"/>
     <w:basedOn w:val="VerbatimChar"/>
     <w:rPr>
-      <w:rFonts w:ascii="Arial" w:hAnsi="Arial" w:cs="David"/>
+      <w:rFonts w:ascii="Arial" w:cs="David" w:hAnsi="Arial"/>
     </w:rPr>
   </w:style>
 </w:styles>

--- a/docs/word/תיק פרויקט - ניווט אלוני יצחק.docx
+++ b/docs/word/תיק פרויקט - ניווט אלוני יצחק.docx
@@ -364,18 +364,6 @@
       <w:r>
         <w:rPr>
           <w:rtl/>
-        </w:rPr>
-        <w:t xml:space="preserve">[!NOTE]</w:t>
-      </w:r>
-      <w:r>
-        <w:rPr>
-          <w:rtl/>
-        </w:rPr>
-        <w:t xml:space="preserve"> </w:t>
-      </w:r>
-      <w:r>
-        <w:rPr>
-          <w:rtl/>
           <w:bCs/>
           <w:b/>
         </w:rPr>
@@ -785,18 +773,6 @@
         <w:pStyle w:val="BlockText"/>
         <w:bidi/>
       </w:pPr>
-      <w:r>
-        <w:rPr>
-          <w:rtl/>
-        </w:rPr>
-        <w:t xml:space="preserve">[!NOTE]</w:t>
-      </w:r>
-      <w:r>
-        <w:rPr>
-          <w:rtl/>
-        </w:rPr>
-        <w:t xml:space="preserve"> </w:t>
-      </w:r>
       <w:r>
         <w:rPr>
           <w:rtl/>
@@ -1926,18 +1902,6 @@
       <w:r>
         <w:rPr>
           <w:rtl/>
-        </w:rPr>
-        <w:t xml:space="preserve">[!NOTE]</w:t>
-      </w:r>
-      <w:r>
-        <w:rPr>
-          <w:rtl/>
-        </w:rPr>
-        <w:t xml:space="preserve"> </w:t>
-      </w:r>
-      <w:r>
-        <w:rPr>
-          <w:rtl/>
           <w:bCs/>
           <w:b/>
         </w:rPr>
@@ -2012,18 +1976,6 @@
         <w:pStyle w:val="BlockText"/>
         <w:bidi/>
       </w:pPr>
-      <w:r>
-        <w:rPr>
-          <w:rtl/>
-        </w:rPr>
-        <w:t xml:space="preserve">[!NOTE]</w:t>
-      </w:r>
-      <w:r>
-        <w:rPr>
-          <w:rtl/>
-        </w:rPr>
-        <w:t xml:space="preserve"> </w:t>
-      </w:r>
       <w:r>
         <w:rPr>
           <w:rtl/>
@@ -5002,18 +4954,6 @@
         <w:pStyle w:val="BlockText"/>
         <w:bidi/>
       </w:pPr>
-      <w:r>
-        <w:rPr>
-          <w:rtl/>
-        </w:rPr>
-        <w:t xml:space="preserve">[!NOTE]</w:t>
-      </w:r>
-      <w:r>
-        <w:rPr>
-          <w:rtl/>
-        </w:rPr>
-        <w:t xml:space="preserve"> </w:t>
-      </w:r>
       <w:r>
         <w:rPr>
           <w:rtl/>
@@ -6256,18 +6196,6 @@
       <w:r>
         <w:rPr>
           <w:rtl/>
-        </w:rPr>
-        <w:t xml:space="preserve">[!NOTE]</w:t>
-      </w:r>
-      <w:r>
-        <w:rPr>
-          <w:rtl/>
-        </w:rPr>
-        <w:t xml:space="preserve"> </w:t>
-      </w:r>
-      <w:r>
-        <w:rPr>
-          <w:rtl/>
           <w:bCs/>
           <w:b/>
         </w:rPr>
@@ -6366,18 +6294,6 @@
       <w:r>
         <w:rPr>
           <w:rtl/>
-        </w:rPr>
-        <w:t xml:space="preserve">[!NOTE]</w:t>
-      </w:r>
-      <w:r>
-        <w:rPr>
-          <w:rtl/>
-        </w:rPr>
-        <w:t xml:space="preserve"> </w:t>
-      </w:r>
-      <w:r>
-        <w:rPr>
-          <w:rtl/>
           <w:bCs/>
           <w:b/>
         </w:rPr>
@@ -6450,18 +6366,6 @@
         <w:pStyle w:val="BlockText"/>
         <w:bidi/>
       </w:pPr>
-      <w:r>
-        <w:rPr>
-          <w:rtl/>
-        </w:rPr>
-        <w:t xml:space="preserve">[!NOTE]</w:t>
-      </w:r>
-      <w:r>
-        <w:rPr>
-          <w:rtl/>
-        </w:rPr>
-        <w:t xml:space="preserve"> </w:t>
-      </w:r>
       <w:r>
         <w:rPr>
           <w:rtl/>
